--- a/docs/assignments/lab-10/lab10-report-template.docx
+++ b/docs/assignments/lab-10/lab10-report-template.docx
@@ -170,7 +170,7 @@
           <w:sz w:val="48"/>
           <w:szCs w:val="48"/>
         </w:rPr>
-        <w:t xml:space="preserve">Lab 10: Interpolation Explorer</w:t>
+        <w:t xml:space="preserve">Lab 10: Avalanche Hazard</w:t>
       </w:r>
     </w:p>
     <w:p>
@@ -184,7 +184,7 @@
           <w:sz w:val="32"/>
           <w:szCs w:val="32"/>
         </w:rPr>
-        <w:t xml:space="preserve">Rebuilding a mountain from samples, three ways, and measuring how wrong each one is</w:t>
+        <w:t xml:space="preserve">Terrain-based avalanche hazard screening from slope, aspect, and elevation</w:t>
       </w:r>
     </w:p>
     <w:p>
@@ -361,7 +361,7 @@
           <w:sz w:val="19"/>
           <w:szCs w:val="19"/>
         </w:rPr>
-        <w:t xml:space="preserve">Rubric: the requirements of the project and your approach to solving it, in your own words (1 point). One or two paragraphs. Say what you set out to measure and how you went about it — not a retelling of the step-by-step. If you built the model without the step-by-step instructions, say so here.</w:t>
+        <w:t xml:space="preserve">Rubric: the requirements of the project and your approach to solving it, in your own words (2 points). Two or three paragraphs. Say what you set out to show and how you went about it — not a retelling of the step-by-step. If you built the model without the step-by-step instructions, say so here.</w:t>
       </w:r>
     </w:p>
     <w:p>
@@ -391,7 +391,7 @@
           <w:sz w:val="28"/>
           <w:szCs w:val="28"/>
         </w:rPr>
-        <w:t xml:space="preserve">2.  The DEM, the Service and Their Metadata</w:t>
+        <w:t xml:space="preserve">2.  The DEM and Its Metadata</w:t>
       </w:r>
     </w:p>
     <w:p>
@@ -406,7 +406,7 @@
           <w:sz w:val="19"/>
           <w:szCs w:val="19"/>
         </w:rPr>
-        <w:t xml:space="preserve">Rubric: the three metadata values for the DEM and what the service returned in Step 1, and what each means for your result (2 points). Confirm the values yourself from READ-ME-FIRST.txt, the raster’s properties and the tile’s metadata file — do not copy them from Figure A.</w:t>
+        <w:t xml:space="preserve">Rubric: the three metadata values for the DEM and what each means for your result (2 points). Confirm them yourself from READ-ME-FIRST.txt, the raster’s properties and the tile’s metadata file — do not copy them from Figure A.</w:t>
       </w:r>
     </w:p>
     <w:p>
@@ -465,7 +465,7 @@
                 <w:sz w:val="19"/>
                 <w:szCs w:val="19"/>
               </w:rPr>
-              <w:t xml:space="preserve">Value</w:t>
+              <w:t xml:space="preserve">Metadata value</w:t>
             </w:r>
           </w:p>
         </w:tc>
@@ -725,216 +725,6 @@
           </w:p>
         </w:tc>
       </w:tr>
-      <w:tr>
-        <w:trPr>
-          <w:cantSplit/>
-        </w:trPr>
-        <w:tc>
-          <w:tcPr>
-            <w:tcW w:type="dxa" w:w="2600"/>
-            <w:shd w:fill="F2F2F2" w:color="auto" w:val="clear"/>
-            <w:tcMar>
-              <w:top w:type="dxa" w:w="90"/>
-              <w:left w:type="dxa" w:w="120"/>
-              <w:bottom w:type="dxa" w:w="90"/>
-              <w:right w:type="dxa" w:w="120"/>
-            </w:tcMar>
-          </w:tcPr>
-          <w:p>
-            <w:r>
-              <w:rPr>
-                <w:color w:val="000000"/>
-                <w:sz w:val="19"/>
-                <w:szCs w:val="19"/>
-              </w:rPr>
-              <w:t xml:space="preserve">Service: spatial reference and cell size</w:t>
-            </w:r>
-          </w:p>
-        </w:tc>
-        <w:tc>
-          <w:tcPr>
-            <w:tcW w:type="dxa" w:w="2400"/>
-            <w:shd w:fill="F2F2F2" w:color="auto" w:val="clear"/>
-            <w:tcMar>
-              <w:top w:type="dxa" w:w="90"/>
-              <w:left w:type="dxa" w:w="120"/>
-              <w:bottom w:type="dxa" w:w="90"/>
-              <w:right w:type="dxa" w:w="120"/>
-            </w:tcMar>
-          </w:tcPr>
-          <w:p>
-            <w:r>
-              <w:rPr>
-                <w:color w:val="767171"/>
-                <w:sz w:val="19"/>
-                <w:szCs w:val="19"/>
-              </w:rPr>
-              <w:t xml:space="preserve"> </w:t>
-            </w:r>
-          </w:p>
-        </w:tc>
-        <w:tc>
-          <w:tcPr>
-            <w:tcW w:type="dxa" w:w="4360"/>
-            <w:shd w:fill="F2F2F2" w:color="auto" w:val="clear"/>
-            <w:tcMar>
-              <w:top w:type="dxa" w:w="90"/>
-              <w:left w:type="dxa" w:w="120"/>
-              <w:bottom w:type="dxa" w:w="90"/>
-              <w:right w:type="dxa" w:w="120"/>
-            </w:tcMar>
-          </w:tcPr>
-          <w:p>
-            <w:r>
-              <w:rPr>
-                <w:color w:val="767171"/>
-                <w:sz w:val="19"/>
-                <w:szCs w:val="19"/>
-              </w:rPr>
-              <w:t xml:space="preserve"> </w:t>
-            </w:r>
-          </w:p>
-        </w:tc>
-      </w:tr>
-      <w:tr>
-        <w:trPr>
-          <w:cantSplit/>
-        </w:trPr>
-        <w:tc>
-          <w:tcPr>
-            <w:tcW w:type="dxa" w:w="2600"/>
-            <w:tcMar>
-              <w:top w:type="dxa" w:w="90"/>
-              <w:left w:type="dxa" w:w="120"/>
-              <w:bottom w:type="dxa" w:w="90"/>
-              <w:right w:type="dxa" w:w="120"/>
-            </w:tcMar>
-          </w:tcPr>
-          <w:p>
-            <w:r>
-              <w:rPr>
-                <w:color w:val="000000"/>
-                <w:sz w:val="19"/>
-                <w:szCs w:val="19"/>
-              </w:rPr>
-              <w:t xml:space="preserve">Service vs extract at the highest cell</w:t>
-            </w:r>
-          </w:p>
-        </w:tc>
-        <w:tc>
-          <w:tcPr>
-            <w:tcW w:type="dxa" w:w="2400"/>
-            <w:tcMar>
-              <w:top w:type="dxa" w:w="90"/>
-              <w:left w:type="dxa" w:w="120"/>
-              <w:bottom w:type="dxa" w:w="90"/>
-              <w:right w:type="dxa" w:w="120"/>
-            </w:tcMar>
-          </w:tcPr>
-          <w:p>
-            <w:r>
-              <w:rPr>
-                <w:color w:val="767171"/>
-                <w:sz w:val="19"/>
-                <w:szCs w:val="19"/>
-              </w:rPr>
-              <w:t xml:space="preserve"> </w:t>
-            </w:r>
-          </w:p>
-        </w:tc>
-        <w:tc>
-          <w:tcPr>
-            <w:tcW w:type="dxa" w:w="4360"/>
-            <w:tcMar>
-              <w:top w:type="dxa" w:w="90"/>
-              <w:left w:type="dxa" w:w="120"/>
-              <w:bottom w:type="dxa" w:w="90"/>
-              <w:right w:type="dxa" w:w="120"/>
-            </w:tcMar>
-          </w:tcPr>
-          <w:p>
-            <w:r>
-              <w:rPr>
-                <w:color w:val="767171"/>
-                <w:sz w:val="19"/>
-                <w:szCs w:val="19"/>
-              </w:rPr>
-              <w:t xml:space="preserve"> </w:t>
-            </w:r>
-          </w:p>
-        </w:tc>
-      </w:tr>
-      <w:tr>
-        <w:trPr>
-          <w:cantSplit/>
-        </w:trPr>
-        <w:tc>
-          <w:tcPr>
-            <w:tcW w:type="dxa" w:w="2600"/>
-            <w:shd w:fill="F2F2F2" w:color="auto" w:val="clear"/>
-            <w:tcMar>
-              <w:top w:type="dxa" w:w="90"/>
-              <w:left w:type="dxa" w:w="120"/>
-              <w:bottom w:type="dxa" w:w="90"/>
-              <w:right w:type="dxa" w:w="120"/>
-            </w:tcMar>
-          </w:tcPr>
-          <w:p>
-            <w:r>
-              <w:rPr>
-                <w:color w:val="000000"/>
-                <w:sz w:val="19"/>
-                <w:szCs w:val="19"/>
-              </w:rPr>
-              <w:t xml:space="preserve">Which you would cite in an engineering report</w:t>
-            </w:r>
-          </w:p>
-        </w:tc>
-        <w:tc>
-          <w:tcPr>
-            <w:tcW w:type="dxa" w:w="2400"/>
-            <w:shd w:fill="F2F2F2" w:color="auto" w:val="clear"/>
-            <w:tcMar>
-              <w:top w:type="dxa" w:w="90"/>
-              <w:left w:type="dxa" w:w="120"/>
-              <w:bottom w:type="dxa" w:w="90"/>
-              <w:right w:type="dxa" w:w="120"/>
-            </w:tcMar>
-          </w:tcPr>
-          <w:p>
-            <w:r>
-              <w:rPr>
-                <w:color w:val="767171"/>
-                <w:sz w:val="19"/>
-                <w:szCs w:val="19"/>
-              </w:rPr>
-              <w:t xml:space="preserve"> </w:t>
-            </w:r>
-          </w:p>
-        </w:tc>
-        <w:tc>
-          <w:tcPr>
-            <w:tcW w:type="dxa" w:w="4360"/>
-            <w:shd w:fill="F2F2F2" w:color="auto" w:val="clear"/>
-            <w:tcMar>
-              <w:top w:type="dxa" w:w="90"/>
-              <w:left w:type="dxa" w:w="120"/>
-              <w:bottom w:type="dxa" w:w="90"/>
-              <w:right w:type="dxa" w:w="120"/>
-            </w:tcMar>
-          </w:tcPr>
-          <w:p>
-            <w:r>
-              <w:rPr>
-                <w:color w:val="767171"/>
-                <w:sz w:val="19"/>
-                <w:szCs w:val="19"/>
-              </w:rPr>
-              <w:t xml:space="preserve"> </w:t>
-            </w:r>
-          </w:p>
-        </w:tc>
-      </w:tr>
     </w:tbl>
     <w:p>
       <w:pPr>
@@ -949,7 +739,7 @@
           <w:sz w:val="19"/>
           <w:szCs w:val="19"/>
         </w:rPr>
-        <w:t xml:space="preserve">Table 1. Metadata for the DEM, and what the 3DEP image service returned.</w:t>
+        <w:t xml:space="preserve">Table 1. Metadata for the DEM.</w:t>
       </w:r>
     </w:p>
     <w:p>
@@ -980,7 +770,7 @@
           <w:sz w:val="19"/>
           <w:szCs w:val="19"/>
         </w:rPr>
-        <w:t xml:space="preserve">Rubric: a description a reader could repeat from — each tool, its settings, and every input, intermediate and output dataset with its type (2 points). Fill one row per tool, in the order they run; one row can cover a tool used once per method if the settings are the same.</w:t>
+        <w:t xml:space="preserve">Rubric: a description a reader could repeat from — each tool, its settings, and every input, intermediate and output dataset with its type (2 points). Fill one row per tool, in the order they run.</w:t>
       </w:r>
     </w:p>
     <w:p>
@@ -1163,7 +953,7 @@
                 <w:sz w:val="19"/>
                 <w:szCs w:val="19"/>
               </w:rPr>
-              <w:t xml:space="preserve">Create Thiessen Polygons</w:t>
+              <w:t xml:space="preserve">Project Raster</w:t>
             </w:r>
           </w:p>
         </w:tc>
@@ -1274,7 +1064,7 @@
                 <w:sz w:val="19"/>
                 <w:szCs w:val="19"/>
               </w:rPr>
-              <w:t xml:space="preserve">Polygon to Raster</w:t>
+              <w:t xml:space="preserve">Slope</w:t>
             </w:r>
           </w:p>
         </w:tc>
@@ -1388,7 +1178,7 @@
                 <w:sz w:val="19"/>
                 <w:szCs w:val="19"/>
               </w:rPr>
-              <w:t xml:space="preserve">IDW</w:t>
+              <w:t xml:space="preserve">Aspect</w:t>
             </w:r>
           </w:p>
         </w:tc>
@@ -1499,7 +1289,7 @@
                 <w:sz w:val="19"/>
                 <w:szCs w:val="19"/>
               </w:rPr>
-              <w:t xml:space="preserve">Kriging</w:t>
+              <w:t xml:space="preserve">Reclassify (slope)</w:t>
             </w:r>
           </w:p>
         </w:tc>
@@ -1613,7 +1403,7 @@
                 <w:sz w:val="19"/>
                 <w:szCs w:val="19"/>
               </w:rPr>
-              <w:t xml:space="preserve">Raster Calculator (error, ×3)</w:t>
+              <w:t xml:space="preserve">Reclassify (aspect)</w:t>
             </w:r>
           </w:p>
         </w:tc>
@@ -1724,7 +1514,7 @@
                 <w:sz w:val="19"/>
                 <w:szCs w:val="19"/>
               </w:rPr>
-              <w:t xml:space="preserve">Raster Calculator (square, ×3)</w:t>
+              <w:t xml:space="preserve">Raster Calculator (altitude, with Shift)</w:t>
             </w:r>
           </w:p>
         </w:tc>
@@ -1838,7 +1628,7 @@
                 <w:sz w:val="19"/>
                 <w:szCs w:val="19"/>
               </w:rPr>
-              <w:t xml:space="preserve">Zonal Statistics as Table (×3)</w:t>
+              <w:t xml:space="preserve">Raster Calculator (all three agree)</w:t>
             </w:r>
           </w:p>
         </w:tc>
@@ -1949,7 +1739,7 @@
                 <w:sz w:val="19"/>
                 <w:szCs w:val="19"/>
               </w:rPr>
-              <w:t xml:space="preserve">Calculate Field (×3)</w:t>
+              <w:t xml:space="preserve">Raster Calculator (geometric mean)</w:t>
             </w:r>
           </w:p>
         </w:tc>
@@ -2023,6 +1813,341 @@
           <w:tcPr>
             <w:tcW w:type="dxa" w:w="1260"/>
             <w:shd w:fill="F2F2F2" w:color="auto" w:val="clear"/>
+            <w:tcMar>
+              <w:top w:type="dxa" w:w="90"/>
+              <w:left w:type="dxa" w:w="120"/>
+              <w:bottom w:type="dxa" w:w="90"/>
+              <w:right w:type="dxa" w:w="120"/>
+            </w:tcMar>
+          </w:tcPr>
+          <w:p>
+            <w:r>
+              <w:rPr>
+                <w:color w:val="767171"/>
+                <w:sz w:val="19"/>
+                <w:szCs w:val="19"/>
+              </w:rPr>
+              <w:t xml:space="preserve"> </w:t>
+            </w:r>
+          </w:p>
+        </w:tc>
+      </w:tr>
+      <w:tr>
+        <w:trPr>
+          <w:cantSplit/>
+        </w:trPr>
+        <w:tc>
+          <w:tcPr>
+            <w:tcW w:type="dxa" w:w="2300"/>
+            <w:tcMar>
+              <w:top w:type="dxa" w:w="90"/>
+              <w:left w:type="dxa" w:w="120"/>
+              <w:bottom w:type="dxa" w:w="90"/>
+              <w:right w:type="dxa" w:w="120"/>
+            </w:tcMar>
+          </w:tcPr>
+          <w:p>
+            <w:r>
+              <w:rPr>
+                <w:color w:val="000000"/>
+                <w:sz w:val="19"/>
+                <w:szCs w:val="19"/>
+              </w:rPr>
+              <w:t xml:space="preserve">Cell Statistics (maximum)</w:t>
+            </w:r>
+          </w:p>
+        </w:tc>
+        <w:tc>
+          <w:tcPr>
+            <w:tcW w:type="dxa" w:w="2100"/>
+            <w:tcMar>
+              <w:top w:type="dxa" w:w="90"/>
+              <w:left w:type="dxa" w:w="120"/>
+              <w:bottom w:type="dxa" w:w="90"/>
+              <w:right w:type="dxa" w:w="120"/>
+            </w:tcMar>
+          </w:tcPr>
+          <w:p>
+            <w:r>
+              <w:rPr>
+                <w:color w:val="767171"/>
+                <w:sz w:val="19"/>
+                <w:szCs w:val="19"/>
+              </w:rPr>
+              <w:t xml:space="preserve"> </w:t>
+            </w:r>
+          </w:p>
+        </w:tc>
+        <w:tc>
+          <w:tcPr>
+            <w:tcW w:type="dxa" w:w="2000"/>
+            <w:tcMar>
+              <w:top w:type="dxa" w:w="90"/>
+              <w:left w:type="dxa" w:w="120"/>
+              <w:bottom w:type="dxa" w:w="90"/>
+              <w:right w:type="dxa" w:w="120"/>
+            </w:tcMar>
+          </w:tcPr>
+          <w:p>
+            <w:r>
+              <w:rPr>
+                <w:color w:val="767171"/>
+                <w:sz w:val="19"/>
+                <w:szCs w:val="19"/>
+              </w:rPr>
+              <w:t xml:space="preserve"> </w:t>
+            </w:r>
+          </w:p>
+        </w:tc>
+        <w:tc>
+          <w:tcPr>
+            <w:tcW w:type="dxa" w:w="1700"/>
+            <w:tcMar>
+              <w:top w:type="dxa" w:w="90"/>
+              <w:left w:type="dxa" w:w="120"/>
+              <w:bottom w:type="dxa" w:w="90"/>
+              <w:right w:type="dxa" w:w="120"/>
+            </w:tcMar>
+          </w:tcPr>
+          <w:p>
+            <w:r>
+              <w:rPr>
+                <w:color w:val="767171"/>
+                <w:sz w:val="19"/>
+                <w:szCs w:val="19"/>
+              </w:rPr>
+              <w:t xml:space="preserve"> </w:t>
+            </w:r>
+          </w:p>
+        </w:tc>
+        <w:tc>
+          <w:tcPr>
+            <w:tcW w:type="dxa" w:w="1260"/>
+            <w:tcMar>
+              <w:top w:type="dxa" w:w="90"/>
+              <w:left w:type="dxa" w:w="120"/>
+              <w:bottom w:type="dxa" w:w="90"/>
+              <w:right w:type="dxa" w:w="120"/>
+            </w:tcMar>
+          </w:tcPr>
+          <w:p>
+            <w:r>
+              <w:rPr>
+                <w:color w:val="767171"/>
+                <w:sz w:val="19"/>
+                <w:szCs w:val="19"/>
+              </w:rPr>
+              <w:t xml:space="preserve"> </w:t>
+            </w:r>
+          </w:p>
+        </w:tc>
+      </w:tr>
+      <w:tr>
+        <w:trPr>
+          <w:cantSplit/>
+        </w:trPr>
+        <w:tc>
+          <w:tcPr>
+            <w:tcW w:type="dxa" w:w="2300"/>
+            <w:shd w:fill="F2F2F2" w:color="auto" w:val="clear"/>
+            <w:tcMar>
+              <w:top w:type="dxa" w:w="90"/>
+              <w:left w:type="dxa" w:w="120"/>
+              <w:bottom w:type="dxa" w:w="90"/>
+              <w:right w:type="dxa" w:w="120"/>
+            </w:tcMar>
+          </w:tcPr>
+          <w:p>
+            <w:r>
+              <w:rPr>
+                <w:color w:val="000000"/>
+                <w:sz w:val="19"/>
+                <w:szCs w:val="19"/>
+              </w:rPr>
+              <w:t xml:space="preserve">Cell Statistics (minimum)</w:t>
+            </w:r>
+          </w:p>
+        </w:tc>
+        <w:tc>
+          <w:tcPr>
+            <w:tcW w:type="dxa" w:w="2100"/>
+            <w:shd w:fill="F2F2F2" w:color="auto" w:val="clear"/>
+            <w:tcMar>
+              <w:top w:type="dxa" w:w="90"/>
+              <w:left w:type="dxa" w:w="120"/>
+              <w:bottom w:type="dxa" w:w="90"/>
+              <w:right w:type="dxa" w:w="120"/>
+            </w:tcMar>
+          </w:tcPr>
+          <w:p>
+            <w:r>
+              <w:rPr>
+                <w:color w:val="767171"/>
+                <w:sz w:val="19"/>
+                <w:szCs w:val="19"/>
+              </w:rPr>
+              <w:t xml:space="preserve"> </w:t>
+            </w:r>
+          </w:p>
+        </w:tc>
+        <w:tc>
+          <w:tcPr>
+            <w:tcW w:type="dxa" w:w="2000"/>
+            <w:shd w:fill="F2F2F2" w:color="auto" w:val="clear"/>
+            <w:tcMar>
+              <w:top w:type="dxa" w:w="90"/>
+              <w:left w:type="dxa" w:w="120"/>
+              <w:bottom w:type="dxa" w:w="90"/>
+              <w:right w:type="dxa" w:w="120"/>
+            </w:tcMar>
+          </w:tcPr>
+          <w:p>
+            <w:r>
+              <w:rPr>
+                <w:color w:val="767171"/>
+                <w:sz w:val="19"/>
+                <w:szCs w:val="19"/>
+              </w:rPr>
+              <w:t xml:space="preserve"> </w:t>
+            </w:r>
+          </w:p>
+        </w:tc>
+        <w:tc>
+          <w:tcPr>
+            <w:tcW w:type="dxa" w:w="1700"/>
+            <w:shd w:fill="F2F2F2" w:color="auto" w:val="clear"/>
+            <w:tcMar>
+              <w:top w:type="dxa" w:w="90"/>
+              <w:left w:type="dxa" w:w="120"/>
+              <w:bottom w:type="dxa" w:w="90"/>
+              <w:right w:type="dxa" w:w="120"/>
+            </w:tcMar>
+          </w:tcPr>
+          <w:p>
+            <w:r>
+              <w:rPr>
+                <w:color w:val="767171"/>
+                <w:sz w:val="19"/>
+                <w:szCs w:val="19"/>
+              </w:rPr>
+              <w:t xml:space="preserve"> </w:t>
+            </w:r>
+          </w:p>
+        </w:tc>
+        <w:tc>
+          <w:tcPr>
+            <w:tcW w:type="dxa" w:w="1260"/>
+            <w:shd w:fill="F2F2F2" w:color="auto" w:val="clear"/>
+            <w:tcMar>
+              <w:top w:type="dxa" w:w="90"/>
+              <w:left w:type="dxa" w:w="120"/>
+              <w:bottom w:type="dxa" w:w="90"/>
+              <w:right w:type="dxa" w:w="120"/>
+            </w:tcMar>
+          </w:tcPr>
+          <w:p>
+            <w:r>
+              <w:rPr>
+                <w:color w:val="767171"/>
+                <w:sz w:val="19"/>
+                <w:szCs w:val="19"/>
+              </w:rPr>
+              <w:t xml:space="preserve"> </w:t>
+            </w:r>
+          </w:p>
+        </w:tc>
+      </w:tr>
+      <w:tr>
+        <w:trPr>
+          <w:cantSplit/>
+        </w:trPr>
+        <w:tc>
+          <w:tcPr>
+            <w:tcW w:type="dxa" w:w="2300"/>
+            <w:tcMar>
+              <w:top w:type="dxa" w:w="90"/>
+              <w:left w:type="dxa" w:w="120"/>
+              <w:bottom w:type="dxa" w:w="90"/>
+              <w:right w:type="dxa" w:w="120"/>
+            </w:tcMar>
+          </w:tcPr>
+          <w:p>
+            <w:r>
+              <w:rPr>
+                <w:color w:val="000000"/>
+                <w:sz w:val="19"/>
+                <w:szCs w:val="19"/>
+              </w:rPr>
+              <w:t xml:space="preserve">Raster Calculator (rule spread)</w:t>
+            </w:r>
+          </w:p>
+        </w:tc>
+        <w:tc>
+          <w:tcPr>
+            <w:tcW w:type="dxa" w:w="2100"/>
+            <w:tcMar>
+              <w:top w:type="dxa" w:w="90"/>
+              <w:left w:type="dxa" w:w="120"/>
+              <w:bottom w:type="dxa" w:w="90"/>
+              <w:right w:type="dxa" w:w="120"/>
+            </w:tcMar>
+          </w:tcPr>
+          <w:p>
+            <w:r>
+              <w:rPr>
+                <w:color w:val="767171"/>
+                <w:sz w:val="19"/>
+                <w:szCs w:val="19"/>
+              </w:rPr>
+              <w:t xml:space="preserve"> </w:t>
+            </w:r>
+          </w:p>
+        </w:tc>
+        <w:tc>
+          <w:tcPr>
+            <w:tcW w:type="dxa" w:w="2000"/>
+            <w:tcMar>
+              <w:top w:type="dxa" w:w="90"/>
+              <w:left w:type="dxa" w:w="120"/>
+              <w:bottom w:type="dxa" w:w="90"/>
+              <w:right w:type="dxa" w:w="120"/>
+            </w:tcMar>
+          </w:tcPr>
+          <w:p>
+            <w:r>
+              <w:rPr>
+                <w:color w:val="767171"/>
+                <w:sz w:val="19"/>
+                <w:szCs w:val="19"/>
+              </w:rPr>
+              <w:t xml:space="preserve"> </w:t>
+            </w:r>
+          </w:p>
+        </w:tc>
+        <w:tc>
+          <w:tcPr>
+            <w:tcW w:type="dxa" w:w="1700"/>
+            <w:tcMar>
+              <w:top w:type="dxa" w:w="90"/>
+              <w:left w:type="dxa" w:w="120"/>
+              <w:bottom w:type="dxa" w:w="90"/>
+              <w:right w:type="dxa" w:w="120"/>
+            </w:tcMar>
+          </w:tcPr>
+          <w:p>
+            <w:r>
+              <w:rPr>
+                <w:color w:val="767171"/>
+                <w:sz w:val="19"/>
+                <w:szCs w:val="19"/>
+              </w:rPr>
+              <w:t xml:space="preserve"> </w:t>
+            </w:r>
+          </w:p>
+        </w:tc>
+        <w:tc>
+          <w:tcPr>
+            <w:tcW w:type="dxa" w:w="1260"/>
             <w:tcMar>
               <w:top w:type="dxa" w:w="90"/>
               <w:left w:type="dxa" w:w="120"/>
@@ -2081,7 +2206,7 @@
           <w:sz w:val="19"/>
           <w:szCs w:val="19"/>
         </w:rPr>
-        <w:t xml:space="preserve">Rubric: a full-page model figure exported from ModelBuilder, all tools and datasets readable (2 points). Upload your project’s toolbox (.atbx) with the report as well. Insert the exported PNG file itself. Do not screen-capture it, redraw it, or run it through an AI “enhancer” — that changes what the figure shows. This page is landscape so a wide model stays readable.</w:t>
+        <w:t xml:space="preserve">Rubric: a full-page model figure exported from ModelBuilder, all tools and datasets readable (2 points). Insert the exported PNG file itself. Do not screen-capture it, redraw it, or run it through an AI “enhancer” — that changes what the figure shows. This page is landscape so a wide model stays readable.</w:t>
       </w:r>
     </w:p>
     <w:tbl>
@@ -2167,7 +2292,7 @@
           <w:sz w:val="19"/>
           <w:szCs w:val="19"/>
         </w:rPr>
-        <w:t xml:space="preserve">Rubric: a screen capture of the tool dialog with the sample points, the IDW power and the semivariogram exposed as parameters (2 points).</w:t>
+        <w:t xml:space="preserve">Rubric: a screen capture of the toolbox interface with the shift parameter exposed (2 points).</w:t>
       </w:r>
     </w:p>
     <w:tbl>
@@ -2228,7 +2353,7 @@
           <w:sz w:val="19"/>
           <w:szCs w:val="19"/>
         </w:rPr>
-        <w:t xml:space="preserve">Figure 2. The model’s tool dialog, with the sample points, the IDW power and the semivariogram exposed.</w:t>
+        <w:t xml:space="preserve">Figure 2. The model’s tool dialog, with the Shift parameter exposed.</w:t>
       </w:r>
     </w:p>
     <w:p>
@@ -2244,7 +2369,7 @@
           <w:sz w:val="28"/>
           <w:szCs w:val="28"/>
         </w:rPr>
-        <w:t xml:space="preserve">4.  Check Values</w:t>
+        <w:t xml:space="preserve">4.  Snowbird by Hazard Class</w:t>
       </w:r>
     </w:p>
     <w:p>
@@ -2259,7 +2384,7 @@
           <w:sz w:val="19"/>
           <w:szCs w:val="19"/>
         </w:rPr>
-        <w:t xml:space="preserve">Rubric: your check values from Steps 3 to 7 (2 points), and the three RMSEs matching the check values (part of the 4 points for a working model). These come from the course’s Sample_Points_2500, not your own points.</w:t>
+        <w:t xml:space="preserve">Rubric: the model runs end to end from its tool dialog and its Step 8 table of Snowbird’s areas at shift 0 matches the check values (part of the 4 points for a working model). Tabulate Area reports square meters; divide by 1,000,000.</w:t>
       </w:r>
     </w:p>
     <w:p>
@@ -2289,10 +2414,12 @@
         </w:tblBorders>
       </w:tblPr>
       <w:tblGrid>
-        <w:gridCol w:w="3360"/>
-        <w:gridCol w:w="2000"/>
-        <w:gridCol w:w="2000"/>
-        <w:gridCol w:w="2000"/>
+        <w:gridCol w:w="1560"/>
+        <w:gridCol w:w="1560"/>
+        <w:gridCol w:w="1560"/>
+        <w:gridCol w:w="1560"/>
+        <w:gridCol w:w="1560"/>
+        <w:gridCol w:w="1560"/>
       </w:tblGrid>
       <w:tr>
         <w:trPr>
@@ -2301,7 +2428,7 @@
         </w:trPr>
         <w:tc>
           <w:tcPr>
-            <w:tcW w:type="dxa" w:w="3360"/>
+            <w:tcW w:type="dxa" w:w="1560"/>
             <w:shd w:fill="D9E2F3" w:color="auto" w:val="clear"/>
             <w:tcMar>
               <w:top w:type="dxa" w:w="90"/>
@@ -2319,13 +2446,13 @@
                 <w:sz w:val="19"/>
                 <w:szCs w:val="19"/>
               </w:rPr>
-              <w:t xml:space="preserve">Value</w:t>
-            </w:r>
-          </w:p>
-        </w:tc>
-        <w:tc>
-          <w:tcPr>
-            <w:tcW w:type="dxa" w:w="2000"/>
+              <w:t xml:space="preserve">Low</w:t>
+            </w:r>
+          </w:p>
+        </w:tc>
+        <w:tc>
+          <w:tcPr>
+            <w:tcW w:type="dxa" w:w="1560"/>
             <w:shd w:fill="D9E2F3" w:color="auto" w:val="clear"/>
             <w:tcMar>
               <w:top w:type="dxa" w:w="90"/>
@@ -2343,13 +2470,13 @@
                 <w:sz w:val="19"/>
                 <w:szCs w:val="19"/>
               </w:rPr>
-              <w:t xml:space="preserve">Thiessen</w:t>
-            </w:r>
-          </w:p>
-        </w:tc>
-        <w:tc>
-          <w:tcPr>
-            <w:tcW w:type="dxa" w:w="2000"/>
+              <w:t xml:space="preserve">Moderate</w:t>
+            </w:r>
+          </w:p>
+        </w:tc>
+        <w:tc>
+          <w:tcPr>
+            <w:tcW w:type="dxa" w:w="1560"/>
             <w:shd w:fill="D9E2F3" w:color="auto" w:val="clear"/>
             <w:tcMar>
               <w:top w:type="dxa" w:w="90"/>
@@ -2367,13 +2494,13 @@
                 <w:sz w:val="19"/>
                 <w:szCs w:val="19"/>
               </w:rPr>
-              <w:t xml:space="preserve">IDW</w:t>
-            </w:r>
-          </w:p>
-        </w:tc>
-        <w:tc>
-          <w:tcPr>
-            <w:tcW w:type="dxa" w:w="2000"/>
+              <w:t xml:space="preserve">Considerable</w:t>
+            </w:r>
+          </w:p>
+        </w:tc>
+        <w:tc>
+          <w:tcPr>
+            <w:tcW w:type="dxa" w:w="1560"/>
             <w:shd w:fill="D9E2F3" w:color="auto" w:val="clear"/>
             <w:tcMar>
               <w:top w:type="dxa" w:w="90"/>
@@ -2391,7 +2518,55 @@
                 <w:sz w:val="19"/>
                 <w:szCs w:val="19"/>
               </w:rPr>
-              <w:t xml:space="preserve">Kriging</w:t>
+              <w:t xml:space="preserve">High</w:t>
+            </w:r>
+          </w:p>
+        </w:tc>
+        <w:tc>
+          <w:tcPr>
+            <w:tcW w:type="dxa" w:w="1560"/>
+            <w:shd w:fill="D9E2F3" w:color="auto" w:val="clear"/>
+            <w:tcMar>
+              <w:top w:type="dxa" w:w="90"/>
+              <w:left w:type="dxa" w:w="120"/>
+              <w:bottom w:type="dxa" w:w="90"/>
+              <w:right w:type="dxa" w:w="120"/>
+            </w:tcMar>
+          </w:tcPr>
+          <w:p>
+            <w:r>
+              <w:rPr>
+                <w:b/>
+                <w:bCs/>
+                <w:color w:val="1F3864"/>
+                <w:sz w:val="19"/>
+                <w:szCs w:val="19"/>
+              </w:rPr>
+              <w:t xml:space="preserve">Extreme</w:t>
+            </w:r>
+          </w:p>
+        </w:tc>
+        <w:tc>
+          <w:tcPr>
+            <w:tcW w:type="dxa" w:w="1560"/>
+            <w:shd w:fill="D9E2F3" w:color="auto" w:val="clear"/>
+            <w:tcMar>
+              <w:top w:type="dxa" w:w="90"/>
+              <w:left w:type="dxa" w:w="120"/>
+              <w:bottom w:type="dxa" w:w="90"/>
+              <w:right w:type="dxa" w:w="120"/>
+            </w:tcMar>
+          </w:tcPr>
+          <w:p>
+            <w:r>
+              <w:rPr>
+                <w:b/>
+                <w:bCs/>
+                <w:color w:val="1F3864"/>
+                <w:sz w:val="19"/>
+                <w:szCs w:val="19"/>
+              </w:rPr>
+              <w:t xml:space="preserve">Total</w:t>
             </w:r>
           </w:p>
         </w:tc>
@@ -2402,85 +2577,409 @@
         </w:trPr>
         <w:tc>
           <w:tcPr>
-            <w:tcW w:type="dxa" w:w="3360"/>
-            <w:tcMar>
-              <w:top w:type="dxa" w:w="90"/>
-              <w:left w:type="dxa" w:w="120"/>
-              <w:bottom w:type="dxa" w:w="90"/>
-              <w:right w:type="dxa" w:w="120"/>
-            </w:tcMar>
-          </w:tcPr>
-          <w:p>
-            <w:r>
-              <w:rPr>
-                <w:color w:val="000000"/>
-                <w:sz w:val="19"/>
-                <w:szCs w:val="19"/>
-              </w:rPr>
-              <w:t xml:space="preserve">Surface minimum and maximum (m)</w:t>
-            </w:r>
-          </w:p>
-        </w:tc>
-        <w:tc>
-          <w:tcPr>
-            <w:tcW w:type="dxa" w:w="2000"/>
-            <w:tcMar>
-              <w:top w:type="dxa" w:w="90"/>
-              <w:left w:type="dxa" w:w="120"/>
-              <w:bottom w:type="dxa" w:w="90"/>
-              <w:right w:type="dxa" w:w="120"/>
-            </w:tcMar>
-          </w:tcPr>
-          <w:p>
-            <w:r>
-              <w:rPr>
-                <w:color w:val="767171"/>
-                <w:sz w:val="19"/>
-                <w:szCs w:val="19"/>
-              </w:rPr>
-              <w:t xml:space="preserve"> </w:t>
-            </w:r>
-          </w:p>
-        </w:tc>
-        <w:tc>
-          <w:tcPr>
-            <w:tcW w:type="dxa" w:w="2000"/>
-            <w:tcMar>
-              <w:top w:type="dxa" w:w="90"/>
-              <w:left w:type="dxa" w:w="120"/>
-              <w:bottom w:type="dxa" w:w="90"/>
-              <w:right w:type="dxa" w:w="120"/>
-            </w:tcMar>
-          </w:tcPr>
-          <w:p>
-            <w:r>
-              <w:rPr>
-                <w:color w:val="767171"/>
-                <w:sz w:val="19"/>
-                <w:szCs w:val="19"/>
-              </w:rPr>
-              <w:t xml:space="preserve"> </w:t>
-            </w:r>
-          </w:p>
-        </w:tc>
-        <w:tc>
-          <w:tcPr>
-            <w:tcW w:type="dxa" w:w="2000"/>
-            <w:tcMar>
-              <w:top w:type="dxa" w:w="90"/>
-              <w:left w:type="dxa" w:w="120"/>
-              <w:bottom w:type="dxa" w:w="90"/>
-              <w:right w:type="dxa" w:w="120"/>
-            </w:tcMar>
-          </w:tcPr>
-          <w:p>
-            <w:r>
-              <w:rPr>
-                <w:color w:val="767171"/>
-                <w:sz w:val="19"/>
-                <w:szCs w:val="19"/>
-              </w:rPr>
-              <w:t xml:space="preserve"> </w:t>
+            <w:tcW w:type="dxa" w:w="1560"/>
+            <w:tcMar>
+              <w:top w:type="dxa" w:w="90"/>
+              <w:left w:type="dxa" w:w="120"/>
+              <w:bottom w:type="dxa" w:w="90"/>
+              <w:right w:type="dxa" w:w="120"/>
+            </w:tcMar>
+          </w:tcPr>
+          <w:p>
+            <w:r>
+              <w:rPr>
+                <w:color w:val="767171"/>
+                <w:sz w:val="19"/>
+                <w:szCs w:val="19"/>
+              </w:rPr>
+              <w:t xml:space="preserve"> </w:t>
+            </w:r>
+          </w:p>
+        </w:tc>
+        <w:tc>
+          <w:tcPr>
+            <w:tcW w:type="dxa" w:w="1560"/>
+            <w:tcMar>
+              <w:top w:type="dxa" w:w="90"/>
+              <w:left w:type="dxa" w:w="120"/>
+              <w:bottom w:type="dxa" w:w="90"/>
+              <w:right w:type="dxa" w:w="120"/>
+            </w:tcMar>
+          </w:tcPr>
+          <w:p>
+            <w:r>
+              <w:rPr>
+                <w:color w:val="767171"/>
+                <w:sz w:val="19"/>
+                <w:szCs w:val="19"/>
+              </w:rPr>
+              <w:t xml:space="preserve"> </w:t>
+            </w:r>
+          </w:p>
+        </w:tc>
+        <w:tc>
+          <w:tcPr>
+            <w:tcW w:type="dxa" w:w="1560"/>
+            <w:tcMar>
+              <w:top w:type="dxa" w:w="90"/>
+              <w:left w:type="dxa" w:w="120"/>
+              <w:bottom w:type="dxa" w:w="90"/>
+              <w:right w:type="dxa" w:w="120"/>
+            </w:tcMar>
+          </w:tcPr>
+          <w:p>
+            <w:r>
+              <w:rPr>
+                <w:color w:val="767171"/>
+                <w:sz w:val="19"/>
+                <w:szCs w:val="19"/>
+              </w:rPr>
+              <w:t xml:space="preserve"> </w:t>
+            </w:r>
+          </w:p>
+        </w:tc>
+        <w:tc>
+          <w:tcPr>
+            <w:tcW w:type="dxa" w:w="1560"/>
+            <w:tcMar>
+              <w:top w:type="dxa" w:w="90"/>
+              <w:left w:type="dxa" w:w="120"/>
+              <w:bottom w:type="dxa" w:w="90"/>
+              <w:right w:type="dxa" w:w="120"/>
+            </w:tcMar>
+          </w:tcPr>
+          <w:p>
+            <w:r>
+              <w:rPr>
+                <w:color w:val="767171"/>
+                <w:sz w:val="19"/>
+                <w:szCs w:val="19"/>
+              </w:rPr>
+              <w:t xml:space="preserve"> </w:t>
+            </w:r>
+          </w:p>
+        </w:tc>
+        <w:tc>
+          <w:tcPr>
+            <w:tcW w:type="dxa" w:w="1560"/>
+            <w:tcMar>
+              <w:top w:type="dxa" w:w="90"/>
+              <w:left w:type="dxa" w:w="120"/>
+              <w:bottom w:type="dxa" w:w="90"/>
+              <w:right w:type="dxa" w:w="120"/>
+            </w:tcMar>
+          </w:tcPr>
+          <w:p>
+            <w:r>
+              <w:rPr>
+                <w:color w:val="767171"/>
+                <w:sz w:val="19"/>
+                <w:szCs w:val="19"/>
+              </w:rPr>
+              <w:t xml:space="preserve"> </w:t>
+            </w:r>
+          </w:p>
+        </w:tc>
+        <w:tc>
+          <w:tcPr>
+            <w:tcW w:type="dxa" w:w="1560"/>
+            <w:tcMar>
+              <w:top w:type="dxa" w:w="90"/>
+              <w:left w:type="dxa" w:w="120"/>
+              <w:bottom w:type="dxa" w:w="90"/>
+              <w:right w:type="dxa" w:w="120"/>
+            </w:tcMar>
+          </w:tcPr>
+          <w:p>
+            <w:r>
+              <w:rPr>
+                <w:color w:val="767171"/>
+                <w:sz w:val="19"/>
+                <w:szCs w:val="19"/>
+              </w:rPr>
+              <w:t xml:space="preserve"> </w:t>
+            </w:r>
+          </w:p>
+        </w:tc>
+      </w:tr>
+    </w:tbl>
+    <w:p>
+      <w:pPr>
+        <w:pStyle w:val="Caption"/>
+        <w:spacing w:after="240" w:before="100"/>
+      </w:pPr>
+      <w:r>
+        <w:rPr>
+          <w:b/>
+          <w:bCs/>
+          <w:color w:val="1F3864"/>
+          <w:sz w:val="19"/>
+          <w:szCs w:val="19"/>
+        </w:rPr>
+        <w:t xml:space="preserve">Table 3. Snowbird’s area in each hazard class at shift 0 (km²), geometric mean.</w:t>
+      </w:r>
+    </w:p>
+    <w:p>
+      <w:pPr>
+        <w:pStyle w:val="Heading1"/>
+        <w:spacing w:after="80" w:before="280"/>
+      </w:pPr>
+      <w:r>
+        <w:rPr>
+          <w:b/>
+          <w:bCs/>
+          <w:color w:val="1F3864"/>
+          <w:sz w:val="28"/>
+          <w:szCs w:val="28"/>
+        </w:rPr>
+        <w:t xml:space="preserve">5.  All Three Agree</w:t>
+      </w:r>
+    </w:p>
+    <w:p>
+      <w:pPr>
+        <w:spacing w:after="160" w:before="60"/>
+      </w:pPr>
+      <w:r>
+        <w:rPr>
+          <w:i/>
+          <w:iCs/>
+          <w:color w:val="767171"/>
+          <w:sz w:val="19"/>
+          <w:szCs w:val="19"/>
+        </w:rPr>
+        <w:t xml:space="preserve">Rubric: the “all three agree” result and why it is the wrong answer (2 points). Give its check value — how much of Snowbird it leaves unclassified — and explain, with one cell as an example, what the rule throws away.</w:t>
+      </w:r>
+    </w:p>
+    <w:p>
+      <w:pPr>
+        <w:spacing w:after="260" w:before="0"/>
+      </w:pPr>
+      <w:r>
+        <w:rPr>
+          <w:i/>
+          <w:iCs/>
+          <w:color w:val="767171"/>
+          <w:highlight w:val="yellow"/>
+        </w:rPr>
+        <w:t xml:space="preserve">[Add your content here.]</w:t>
+      </w:r>
+    </w:p>
+    <w:p>
+      <w:r>
+        <w:br w:type="page"/>
+      </w:r>
+    </w:p>
+    <w:p>
+      <w:pPr>
+        <w:pStyle w:val="Heading1"/>
+        <w:spacing w:after="80" w:before="280"/>
+      </w:pPr>
+      <w:r>
+        <w:rPr>
+          <w:b/>
+          <w:bCs/>
+          <w:color w:val="1F3864"/>
+          <w:sz w:val="28"/>
+          <w:szCs w:val="28"/>
+        </w:rPr>
+        <w:t xml:space="preserve">6.  Elevation Bands and Combination Rules</w:t>
+      </w:r>
+    </w:p>
+    <w:p>
+      <w:pPr>
+        <w:spacing w:after="160" w:before="60"/>
+      </w:pPr>
+      <w:r>
+        <w:rPr>
+          <w:i/>
+          <w:iCs/>
+          <w:color w:val="767171"/>
+          <w:sz w:val="19"/>
+          <w:szCs w:val="19"/>
+        </w:rPr>
+        <w:t xml:space="preserve">Rubric: one table with the baseline and at least three more runs, giving the shift, the altitude-class-5 area, and the High + Extreme area of Snowbird under each of the three rules (4 points). Choose your shifts deliberately and say why.</w:t>
+      </w:r>
+    </w:p>
+    <w:p>
+      <w:pPr>
+        <w:spacing w:after="260" w:before="0"/>
+      </w:pPr>
+      <w:r>
+        <w:rPr>
+          <w:i/>
+          <w:iCs/>
+          <w:color w:val="767171"/>
+          <w:highlight w:val="yellow"/>
+        </w:rPr>
+        <w:t xml:space="preserve">[Add your content here.]</w:t>
+      </w:r>
+    </w:p>
+    <w:tbl>
+      <w:tblPr>
+        <w:tblW w:type="dxa" w:w="9360"/>
+        <w:tblBorders>
+          <w:top w:val="single" w:color="auto" w:sz="4"/>
+          <w:left w:val="single" w:color="auto" w:sz="4"/>
+          <w:bottom w:val="single" w:color="auto" w:sz="4"/>
+          <w:right w:val="single" w:color="auto" w:sz="4"/>
+          <w:insideH w:val="single" w:color="auto" w:sz="4"/>
+          <w:insideV w:val="single" w:color="auto" w:sz="4"/>
+        </w:tblBorders>
+      </w:tblPr>
+      <w:tblGrid>
+        <w:gridCol w:w="1200"/>
+        <w:gridCol w:w="1000"/>
+        <w:gridCol w:w="1500"/>
+        <w:gridCol w:w="1900"/>
+        <w:gridCol w:w="1880"/>
+        <w:gridCol w:w="1880"/>
+      </w:tblGrid>
+      <w:tr>
+        <w:trPr>
+          <w:cantSplit/>
+          <w:tblHeader/>
+        </w:trPr>
+        <w:tc>
+          <w:tcPr>
+            <w:tcW w:type="dxa" w:w="1200"/>
+            <w:shd w:fill="D9E2F3" w:color="auto" w:val="clear"/>
+            <w:tcMar>
+              <w:top w:type="dxa" w:w="90"/>
+              <w:left w:type="dxa" w:w="120"/>
+              <w:bottom w:type="dxa" w:w="90"/>
+              <w:right w:type="dxa" w:w="120"/>
+            </w:tcMar>
+          </w:tcPr>
+          <w:p>
+            <w:r>
+              <w:rPr>
+                <w:b/>
+                <w:bCs/>
+                <w:color w:val="1F3864"/>
+                <w:sz w:val="19"/>
+                <w:szCs w:val="19"/>
+              </w:rPr>
+              <w:t xml:space="preserve">Run</w:t>
+            </w:r>
+          </w:p>
+        </w:tc>
+        <w:tc>
+          <w:tcPr>
+            <w:tcW w:type="dxa" w:w="1000"/>
+            <w:shd w:fill="D9E2F3" w:color="auto" w:val="clear"/>
+            <w:tcMar>
+              <w:top w:type="dxa" w:w="90"/>
+              <w:left w:type="dxa" w:w="120"/>
+              <w:bottom w:type="dxa" w:w="90"/>
+              <w:right w:type="dxa" w:w="120"/>
+            </w:tcMar>
+          </w:tcPr>
+          <w:p>
+            <w:r>
+              <w:rPr>
+                <w:b/>
+                <w:bCs/>
+                <w:color w:val="1F3864"/>
+                <w:sz w:val="19"/>
+                <w:szCs w:val="19"/>
+              </w:rPr>
+              <w:t xml:space="preserve">Shift (m)</w:t>
+            </w:r>
+          </w:p>
+        </w:tc>
+        <w:tc>
+          <w:tcPr>
+            <w:tcW w:type="dxa" w:w="1500"/>
+            <w:shd w:fill="D9E2F3" w:color="auto" w:val="clear"/>
+            <w:tcMar>
+              <w:top w:type="dxa" w:w="90"/>
+              <w:left w:type="dxa" w:w="120"/>
+              <w:bottom w:type="dxa" w:w="90"/>
+              <w:right w:type="dxa" w:w="120"/>
+            </w:tcMar>
+          </w:tcPr>
+          <w:p>
+            <w:r>
+              <w:rPr>
+                <w:b/>
+                <w:bCs/>
+                <w:color w:val="1F3864"/>
+                <w:sz w:val="19"/>
+                <w:szCs w:val="19"/>
+              </w:rPr>
+              <w:t xml:space="preserve">Altitude class 5</w:t>
+            </w:r>
+          </w:p>
+        </w:tc>
+        <w:tc>
+          <w:tcPr>
+            <w:tcW w:type="dxa" w:w="1900"/>
+            <w:shd w:fill="D9E2F3" w:color="auto" w:val="clear"/>
+            <w:tcMar>
+              <w:top w:type="dxa" w:w="90"/>
+              <w:left w:type="dxa" w:w="120"/>
+              <w:bottom w:type="dxa" w:w="90"/>
+              <w:right w:type="dxa" w:w="120"/>
+            </w:tcMar>
+          </w:tcPr>
+          <w:p>
+            <w:r>
+              <w:rPr>
+                <w:b/>
+                <w:bCs/>
+                <w:color w:val="1F3864"/>
+                <w:sz w:val="19"/>
+                <w:szCs w:val="19"/>
+              </w:rPr>
+              <w:t xml:space="preserve">High + Extreme, geometric mean</w:t>
+            </w:r>
+          </w:p>
+        </w:tc>
+        <w:tc>
+          <w:tcPr>
+            <w:tcW w:type="dxa" w:w="1880"/>
+            <w:shd w:fill="D9E2F3" w:color="auto" w:val="clear"/>
+            <w:tcMar>
+              <w:top w:type="dxa" w:w="90"/>
+              <w:left w:type="dxa" w:w="120"/>
+              <w:bottom w:type="dxa" w:w="90"/>
+              <w:right w:type="dxa" w:w="120"/>
+            </w:tcMar>
+          </w:tcPr>
+          <w:p>
+            <w:r>
+              <w:rPr>
+                <w:b/>
+                <w:bCs/>
+                <w:color w:val="1F3864"/>
+                <w:sz w:val="19"/>
+                <w:szCs w:val="19"/>
+              </w:rPr>
+              <w:t xml:space="preserve">High + Extreme, worst factor</w:t>
+            </w:r>
+          </w:p>
+        </w:tc>
+        <w:tc>
+          <w:tcPr>
+            <w:tcW w:type="dxa" w:w="1880"/>
+            <w:shd w:fill="D9E2F3" w:color="auto" w:val="clear"/>
+            <w:tcMar>
+              <w:top w:type="dxa" w:w="90"/>
+              <w:left w:type="dxa" w:w="120"/>
+              <w:bottom w:type="dxa" w:w="90"/>
+              <w:right w:type="dxa" w:w="120"/>
+            </w:tcMar>
+          </w:tcPr>
+          <w:p>
+            <w:r>
+              <w:rPr>
+                <w:b/>
+                <w:bCs/>
+                <w:color w:val="1F3864"/>
+                <w:sz w:val="19"/>
+                <w:szCs w:val="19"/>
+              </w:rPr>
+              <w:t xml:space="preserve">High + Extreme, best factor</w:t>
             </w:r>
           </w:p>
         </w:tc>
@@ -2491,8 +2990,7 @@
         </w:trPr>
         <w:tc>
           <w:tcPr>
-            <w:tcW w:type="dxa" w:w="3360"/>
-            <w:shd w:fill="F2F2F2" w:color="auto" w:val="clear"/>
+            <w:tcW w:type="dxa" w:w="1200"/>
             <w:tcMar>
               <w:top w:type="dxa" w:w="90"/>
               <w:left w:type="dxa" w:w="120"/>
@@ -2507,58 +3005,97 @@
                 <w:sz w:val="19"/>
                 <w:szCs w:val="19"/>
               </w:rPr>
-              <w:t xml:space="preserve">Error minimum and maximum (m)</w:t>
-            </w:r>
-          </w:p>
-        </w:tc>
-        <w:tc>
-          <w:tcPr>
-            <w:tcW w:type="dxa" w:w="2000"/>
-            <w:shd w:fill="F2F2F2" w:color="auto" w:val="clear"/>
-            <w:tcMar>
-              <w:top w:type="dxa" w:w="90"/>
-              <w:left w:type="dxa" w:w="120"/>
-              <w:bottom w:type="dxa" w:w="90"/>
-              <w:right w:type="dxa" w:w="120"/>
-            </w:tcMar>
-          </w:tcPr>
-          <w:p>
-            <w:r>
-              <w:rPr>
-                <w:color w:val="767171"/>
-                <w:sz w:val="19"/>
-                <w:szCs w:val="19"/>
-              </w:rPr>
-              <w:t xml:space="preserve"> </w:t>
-            </w:r>
-          </w:p>
-        </w:tc>
-        <w:tc>
-          <w:tcPr>
-            <w:tcW w:type="dxa" w:w="2000"/>
-            <w:shd w:fill="F2F2F2" w:color="auto" w:val="clear"/>
-            <w:tcMar>
-              <w:top w:type="dxa" w:w="90"/>
-              <w:left w:type="dxa" w:w="120"/>
-              <w:bottom w:type="dxa" w:w="90"/>
-              <w:right w:type="dxa" w:w="120"/>
-            </w:tcMar>
-          </w:tcPr>
-          <w:p>
-            <w:r>
-              <w:rPr>
-                <w:color w:val="767171"/>
-                <w:sz w:val="19"/>
-                <w:szCs w:val="19"/>
-              </w:rPr>
-              <w:t xml:space="preserve"> </w:t>
-            </w:r>
-          </w:p>
-        </w:tc>
-        <w:tc>
-          <w:tcPr>
-            <w:tcW w:type="dxa" w:w="2000"/>
-            <w:shd w:fill="F2F2F2" w:color="auto" w:val="clear"/>
+              <w:t xml:space="preserve">Baseline</w:t>
+            </w:r>
+          </w:p>
+        </w:tc>
+        <w:tc>
+          <w:tcPr>
+            <w:tcW w:type="dxa" w:w="1000"/>
+            <w:tcMar>
+              <w:top w:type="dxa" w:w="90"/>
+              <w:left w:type="dxa" w:w="120"/>
+              <w:bottom w:type="dxa" w:w="90"/>
+              <w:right w:type="dxa" w:w="120"/>
+            </w:tcMar>
+          </w:tcPr>
+          <w:p>
+            <w:r>
+              <w:rPr>
+                <w:color w:val="000000"/>
+                <w:sz w:val="19"/>
+                <w:szCs w:val="19"/>
+              </w:rPr>
+              <w:t xml:space="preserve">0</w:t>
+            </w:r>
+          </w:p>
+        </w:tc>
+        <w:tc>
+          <w:tcPr>
+            <w:tcW w:type="dxa" w:w="1500"/>
+            <w:tcMar>
+              <w:top w:type="dxa" w:w="90"/>
+              <w:left w:type="dxa" w:w="120"/>
+              <w:bottom w:type="dxa" w:w="90"/>
+              <w:right w:type="dxa" w:w="120"/>
+            </w:tcMar>
+          </w:tcPr>
+          <w:p>
+            <w:r>
+              <w:rPr>
+                <w:color w:val="767171"/>
+                <w:sz w:val="19"/>
+                <w:szCs w:val="19"/>
+              </w:rPr>
+              <w:t xml:space="preserve"> </w:t>
+            </w:r>
+          </w:p>
+        </w:tc>
+        <w:tc>
+          <w:tcPr>
+            <w:tcW w:type="dxa" w:w="1900"/>
+            <w:tcMar>
+              <w:top w:type="dxa" w:w="90"/>
+              <w:left w:type="dxa" w:w="120"/>
+              <w:bottom w:type="dxa" w:w="90"/>
+              <w:right w:type="dxa" w:w="120"/>
+            </w:tcMar>
+          </w:tcPr>
+          <w:p>
+            <w:r>
+              <w:rPr>
+                <w:color w:val="767171"/>
+                <w:sz w:val="19"/>
+                <w:szCs w:val="19"/>
+              </w:rPr>
+              <w:t xml:space="preserve"> </w:t>
+            </w:r>
+          </w:p>
+        </w:tc>
+        <w:tc>
+          <w:tcPr>
+            <w:tcW w:type="dxa" w:w="1880"/>
+            <w:tcMar>
+              <w:top w:type="dxa" w:w="90"/>
+              <w:left w:type="dxa" w:w="120"/>
+              <w:bottom w:type="dxa" w:w="90"/>
+              <w:right w:type="dxa" w:w="120"/>
+            </w:tcMar>
+          </w:tcPr>
+          <w:p>
+            <w:r>
+              <w:rPr>
+                <w:color w:val="767171"/>
+                <w:sz w:val="19"/>
+                <w:szCs w:val="19"/>
+              </w:rPr>
+              <w:t xml:space="preserve"> </w:t>
+            </w:r>
+          </w:p>
+        </w:tc>
+        <w:tc>
+          <w:tcPr>
+            <w:tcW w:type="dxa" w:w="1880"/>
             <w:tcMar>
               <w:top w:type="dxa" w:w="90"/>
               <w:left w:type="dxa" w:w="120"/>
@@ -2584,70 +3121,118 @@
         </w:trPr>
         <w:tc>
           <w:tcPr>
-            <w:tcW w:type="dxa" w:w="3360"/>
-            <w:tcMar>
-              <w:top w:type="dxa" w:w="90"/>
-              <w:left w:type="dxa" w:w="120"/>
-              <w:bottom w:type="dxa" w:w="90"/>
-              <w:right w:type="dxa" w:w="120"/>
-            </w:tcMar>
-          </w:tcPr>
-          <w:p>
-            <w:r>
-              <w:rPr>
-                <w:color w:val="000000"/>
-                <w:sz w:val="19"/>
-                <w:szCs w:val="19"/>
-              </w:rPr>
-              <w:t xml:space="preserve">Mean error (m)</w:t>
-            </w:r>
-          </w:p>
-        </w:tc>
-        <w:tc>
-          <w:tcPr>
-            <w:tcW w:type="dxa" w:w="2000"/>
-            <w:tcMar>
-              <w:top w:type="dxa" w:w="90"/>
-              <w:left w:type="dxa" w:w="120"/>
-              <w:bottom w:type="dxa" w:w="90"/>
-              <w:right w:type="dxa" w:w="120"/>
-            </w:tcMar>
-          </w:tcPr>
-          <w:p>
-            <w:r>
-              <w:rPr>
-                <w:color w:val="767171"/>
-                <w:sz w:val="19"/>
-                <w:szCs w:val="19"/>
-              </w:rPr>
-              <w:t xml:space="preserve"> </w:t>
-            </w:r>
-          </w:p>
-        </w:tc>
-        <w:tc>
-          <w:tcPr>
-            <w:tcW w:type="dxa" w:w="2000"/>
-            <w:tcMar>
-              <w:top w:type="dxa" w:w="90"/>
-              <w:left w:type="dxa" w:w="120"/>
-              <w:bottom w:type="dxa" w:w="90"/>
-              <w:right w:type="dxa" w:w="120"/>
-            </w:tcMar>
-          </w:tcPr>
-          <w:p>
-            <w:r>
-              <w:rPr>
-                <w:color w:val="767171"/>
-                <w:sz w:val="19"/>
-                <w:szCs w:val="19"/>
-              </w:rPr>
-              <w:t xml:space="preserve"> </w:t>
-            </w:r>
-          </w:p>
-        </w:tc>
-        <w:tc>
-          <w:tcPr>
-            <w:tcW w:type="dxa" w:w="2000"/>
+            <w:tcW w:type="dxa" w:w="1200"/>
+            <w:shd w:fill="F2F2F2" w:color="auto" w:val="clear"/>
+            <w:tcMar>
+              <w:top w:type="dxa" w:w="90"/>
+              <w:left w:type="dxa" w:w="120"/>
+              <w:bottom w:type="dxa" w:w="90"/>
+              <w:right w:type="dxa" w:w="120"/>
+            </w:tcMar>
+          </w:tcPr>
+          <w:p>
+            <w:r>
+              <w:rPr>
+                <w:color w:val="767171"/>
+                <w:sz w:val="19"/>
+                <w:szCs w:val="19"/>
+              </w:rPr>
+              <w:t xml:space="preserve"> </w:t>
+            </w:r>
+          </w:p>
+        </w:tc>
+        <w:tc>
+          <w:tcPr>
+            <w:tcW w:type="dxa" w:w="1000"/>
+            <w:shd w:fill="F2F2F2" w:color="auto" w:val="clear"/>
+            <w:tcMar>
+              <w:top w:type="dxa" w:w="90"/>
+              <w:left w:type="dxa" w:w="120"/>
+              <w:bottom w:type="dxa" w:w="90"/>
+              <w:right w:type="dxa" w:w="120"/>
+            </w:tcMar>
+          </w:tcPr>
+          <w:p>
+            <w:r>
+              <w:rPr>
+                <w:color w:val="767171"/>
+                <w:sz w:val="19"/>
+                <w:szCs w:val="19"/>
+              </w:rPr>
+              <w:t xml:space="preserve"> </w:t>
+            </w:r>
+          </w:p>
+        </w:tc>
+        <w:tc>
+          <w:tcPr>
+            <w:tcW w:type="dxa" w:w="1500"/>
+            <w:shd w:fill="F2F2F2" w:color="auto" w:val="clear"/>
+            <w:tcMar>
+              <w:top w:type="dxa" w:w="90"/>
+              <w:left w:type="dxa" w:w="120"/>
+              <w:bottom w:type="dxa" w:w="90"/>
+              <w:right w:type="dxa" w:w="120"/>
+            </w:tcMar>
+          </w:tcPr>
+          <w:p>
+            <w:r>
+              <w:rPr>
+                <w:color w:val="767171"/>
+                <w:sz w:val="19"/>
+                <w:szCs w:val="19"/>
+              </w:rPr>
+              <w:t xml:space="preserve"> </w:t>
+            </w:r>
+          </w:p>
+        </w:tc>
+        <w:tc>
+          <w:tcPr>
+            <w:tcW w:type="dxa" w:w="1900"/>
+            <w:shd w:fill="F2F2F2" w:color="auto" w:val="clear"/>
+            <w:tcMar>
+              <w:top w:type="dxa" w:w="90"/>
+              <w:left w:type="dxa" w:w="120"/>
+              <w:bottom w:type="dxa" w:w="90"/>
+              <w:right w:type="dxa" w:w="120"/>
+            </w:tcMar>
+          </w:tcPr>
+          <w:p>
+            <w:r>
+              <w:rPr>
+                <w:color w:val="767171"/>
+                <w:sz w:val="19"/>
+                <w:szCs w:val="19"/>
+              </w:rPr>
+              <w:t xml:space="preserve"> </w:t>
+            </w:r>
+          </w:p>
+        </w:tc>
+        <w:tc>
+          <w:tcPr>
+            <w:tcW w:type="dxa" w:w="1880"/>
+            <w:shd w:fill="F2F2F2" w:color="auto" w:val="clear"/>
+            <w:tcMar>
+              <w:top w:type="dxa" w:w="90"/>
+              <w:left w:type="dxa" w:w="120"/>
+              <w:bottom w:type="dxa" w:w="90"/>
+              <w:right w:type="dxa" w:w="120"/>
+            </w:tcMar>
+          </w:tcPr>
+          <w:p>
+            <w:r>
+              <w:rPr>
+                <w:color w:val="767171"/>
+                <w:sz w:val="19"/>
+                <w:szCs w:val="19"/>
+              </w:rPr>
+              <w:t xml:space="preserve"> </w:t>
+            </w:r>
+          </w:p>
+        </w:tc>
+        <w:tc>
+          <w:tcPr>
+            <w:tcW w:type="dxa" w:w="1880"/>
+            <w:shd w:fill="F2F2F2" w:color="auto" w:val="clear"/>
             <w:tcMar>
               <w:top w:type="dxa" w:w="90"/>
               <w:left w:type="dxa" w:w="120"/>
@@ -2673,74 +3258,112 @@
         </w:trPr>
         <w:tc>
           <w:tcPr>
-            <w:tcW w:type="dxa" w:w="3360"/>
-            <w:shd w:fill="F2F2F2" w:color="auto" w:val="clear"/>
-            <w:tcMar>
-              <w:top w:type="dxa" w:w="90"/>
-              <w:left w:type="dxa" w:w="120"/>
-              <w:bottom w:type="dxa" w:w="90"/>
-              <w:right w:type="dxa" w:w="120"/>
-            </w:tcMar>
-          </w:tcPr>
-          <w:p>
-            <w:r>
-              <w:rPr>
-                <w:color w:val="000000"/>
-                <w:sz w:val="19"/>
-                <w:szCs w:val="19"/>
-              </w:rPr>
-              <w:t xml:space="preserve">Mean of squared error (m²)</w:t>
-            </w:r>
-          </w:p>
-        </w:tc>
-        <w:tc>
-          <w:tcPr>
-            <w:tcW w:type="dxa" w:w="2000"/>
-            <w:shd w:fill="F2F2F2" w:color="auto" w:val="clear"/>
-            <w:tcMar>
-              <w:top w:type="dxa" w:w="90"/>
-              <w:left w:type="dxa" w:w="120"/>
-              <w:bottom w:type="dxa" w:w="90"/>
-              <w:right w:type="dxa" w:w="120"/>
-            </w:tcMar>
-          </w:tcPr>
-          <w:p>
-            <w:r>
-              <w:rPr>
-                <w:color w:val="767171"/>
-                <w:sz w:val="19"/>
-                <w:szCs w:val="19"/>
-              </w:rPr>
-              <w:t xml:space="preserve"> </w:t>
-            </w:r>
-          </w:p>
-        </w:tc>
-        <w:tc>
-          <w:tcPr>
-            <w:tcW w:type="dxa" w:w="2000"/>
-            <w:shd w:fill="F2F2F2" w:color="auto" w:val="clear"/>
-            <w:tcMar>
-              <w:top w:type="dxa" w:w="90"/>
-              <w:left w:type="dxa" w:w="120"/>
-              <w:bottom w:type="dxa" w:w="90"/>
-              <w:right w:type="dxa" w:w="120"/>
-            </w:tcMar>
-          </w:tcPr>
-          <w:p>
-            <w:r>
-              <w:rPr>
-                <w:color w:val="767171"/>
-                <w:sz w:val="19"/>
-                <w:szCs w:val="19"/>
-              </w:rPr>
-              <w:t xml:space="preserve"> </w:t>
-            </w:r>
-          </w:p>
-        </w:tc>
-        <w:tc>
-          <w:tcPr>
-            <w:tcW w:type="dxa" w:w="2000"/>
-            <w:shd w:fill="F2F2F2" w:color="auto" w:val="clear"/>
+            <w:tcW w:type="dxa" w:w="1200"/>
+            <w:tcMar>
+              <w:top w:type="dxa" w:w="90"/>
+              <w:left w:type="dxa" w:w="120"/>
+              <w:bottom w:type="dxa" w:w="90"/>
+              <w:right w:type="dxa" w:w="120"/>
+            </w:tcMar>
+          </w:tcPr>
+          <w:p>
+            <w:r>
+              <w:rPr>
+                <w:color w:val="767171"/>
+                <w:sz w:val="19"/>
+                <w:szCs w:val="19"/>
+              </w:rPr>
+              <w:t xml:space="preserve"> </w:t>
+            </w:r>
+          </w:p>
+        </w:tc>
+        <w:tc>
+          <w:tcPr>
+            <w:tcW w:type="dxa" w:w="1000"/>
+            <w:tcMar>
+              <w:top w:type="dxa" w:w="90"/>
+              <w:left w:type="dxa" w:w="120"/>
+              <w:bottom w:type="dxa" w:w="90"/>
+              <w:right w:type="dxa" w:w="120"/>
+            </w:tcMar>
+          </w:tcPr>
+          <w:p>
+            <w:r>
+              <w:rPr>
+                <w:color w:val="767171"/>
+                <w:sz w:val="19"/>
+                <w:szCs w:val="19"/>
+              </w:rPr>
+              <w:t xml:space="preserve"> </w:t>
+            </w:r>
+          </w:p>
+        </w:tc>
+        <w:tc>
+          <w:tcPr>
+            <w:tcW w:type="dxa" w:w="1500"/>
+            <w:tcMar>
+              <w:top w:type="dxa" w:w="90"/>
+              <w:left w:type="dxa" w:w="120"/>
+              <w:bottom w:type="dxa" w:w="90"/>
+              <w:right w:type="dxa" w:w="120"/>
+            </w:tcMar>
+          </w:tcPr>
+          <w:p>
+            <w:r>
+              <w:rPr>
+                <w:color w:val="767171"/>
+                <w:sz w:val="19"/>
+                <w:szCs w:val="19"/>
+              </w:rPr>
+              <w:t xml:space="preserve"> </w:t>
+            </w:r>
+          </w:p>
+        </w:tc>
+        <w:tc>
+          <w:tcPr>
+            <w:tcW w:type="dxa" w:w="1900"/>
+            <w:tcMar>
+              <w:top w:type="dxa" w:w="90"/>
+              <w:left w:type="dxa" w:w="120"/>
+              <w:bottom w:type="dxa" w:w="90"/>
+              <w:right w:type="dxa" w:w="120"/>
+            </w:tcMar>
+          </w:tcPr>
+          <w:p>
+            <w:r>
+              <w:rPr>
+                <w:color w:val="767171"/>
+                <w:sz w:val="19"/>
+                <w:szCs w:val="19"/>
+              </w:rPr>
+              <w:t xml:space="preserve"> </w:t>
+            </w:r>
+          </w:p>
+        </w:tc>
+        <w:tc>
+          <w:tcPr>
+            <w:tcW w:type="dxa" w:w="1880"/>
+            <w:tcMar>
+              <w:top w:type="dxa" w:w="90"/>
+              <w:left w:type="dxa" w:w="120"/>
+              <w:bottom w:type="dxa" w:w="90"/>
+              <w:right w:type="dxa" w:w="120"/>
+            </w:tcMar>
+          </w:tcPr>
+          <w:p>
+            <w:r>
+              <w:rPr>
+                <w:color w:val="767171"/>
+                <w:sz w:val="19"/>
+                <w:szCs w:val="19"/>
+              </w:rPr>
+              <w:t xml:space="preserve"> </w:t>
+            </w:r>
+          </w:p>
+        </w:tc>
+        <w:tc>
+          <w:tcPr>
+            <w:tcW w:type="dxa" w:w="1880"/>
             <w:tcMar>
               <w:top w:type="dxa" w:w="90"/>
               <w:left w:type="dxa" w:w="120"/>
@@ -2766,70 +3389,118 @@
         </w:trPr>
         <w:tc>
           <w:tcPr>
-            <w:tcW w:type="dxa" w:w="3360"/>
-            <w:tcMar>
-              <w:top w:type="dxa" w:w="90"/>
-              <w:left w:type="dxa" w:w="120"/>
-              <w:bottom w:type="dxa" w:w="90"/>
-              <w:right w:type="dxa" w:w="120"/>
-            </w:tcMar>
-          </w:tcPr>
-          <w:p>
-            <w:r>
-              <w:rPr>
-                <w:color w:val="000000"/>
-                <w:sz w:val="19"/>
-                <w:szCs w:val="19"/>
-              </w:rPr>
-              <w:t xml:space="preserve">RMSE (m)</w:t>
-            </w:r>
-          </w:p>
-        </w:tc>
-        <w:tc>
-          <w:tcPr>
-            <w:tcW w:type="dxa" w:w="2000"/>
-            <w:tcMar>
-              <w:top w:type="dxa" w:w="90"/>
-              <w:left w:type="dxa" w:w="120"/>
-              <w:bottom w:type="dxa" w:w="90"/>
-              <w:right w:type="dxa" w:w="120"/>
-            </w:tcMar>
-          </w:tcPr>
-          <w:p>
-            <w:r>
-              <w:rPr>
-                <w:color w:val="767171"/>
-                <w:sz w:val="19"/>
-                <w:szCs w:val="19"/>
-              </w:rPr>
-              <w:t xml:space="preserve"> </w:t>
-            </w:r>
-          </w:p>
-        </w:tc>
-        <w:tc>
-          <w:tcPr>
-            <w:tcW w:type="dxa" w:w="2000"/>
-            <w:tcMar>
-              <w:top w:type="dxa" w:w="90"/>
-              <w:left w:type="dxa" w:w="120"/>
-              <w:bottom w:type="dxa" w:w="90"/>
-              <w:right w:type="dxa" w:w="120"/>
-            </w:tcMar>
-          </w:tcPr>
-          <w:p>
-            <w:r>
-              <w:rPr>
-                <w:color w:val="767171"/>
-                <w:sz w:val="19"/>
-                <w:szCs w:val="19"/>
-              </w:rPr>
-              <w:t xml:space="preserve"> </w:t>
-            </w:r>
-          </w:p>
-        </w:tc>
-        <w:tc>
-          <w:tcPr>
-            <w:tcW w:type="dxa" w:w="2000"/>
+            <w:tcW w:type="dxa" w:w="1200"/>
+            <w:shd w:fill="F2F2F2" w:color="auto" w:val="clear"/>
+            <w:tcMar>
+              <w:top w:type="dxa" w:w="90"/>
+              <w:left w:type="dxa" w:w="120"/>
+              <w:bottom w:type="dxa" w:w="90"/>
+              <w:right w:type="dxa" w:w="120"/>
+            </w:tcMar>
+          </w:tcPr>
+          <w:p>
+            <w:r>
+              <w:rPr>
+                <w:color w:val="767171"/>
+                <w:sz w:val="19"/>
+                <w:szCs w:val="19"/>
+              </w:rPr>
+              <w:t xml:space="preserve"> </w:t>
+            </w:r>
+          </w:p>
+        </w:tc>
+        <w:tc>
+          <w:tcPr>
+            <w:tcW w:type="dxa" w:w="1000"/>
+            <w:shd w:fill="F2F2F2" w:color="auto" w:val="clear"/>
+            <w:tcMar>
+              <w:top w:type="dxa" w:w="90"/>
+              <w:left w:type="dxa" w:w="120"/>
+              <w:bottom w:type="dxa" w:w="90"/>
+              <w:right w:type="dxa" w:w="120"/>
+            </w:tcMar>
+          </w:tcPr>
+          <w:p>
+            <w:r>
+              <w:rPr>
+                <w:color w:val="767171"/>
+                <w:sz w:val="19"/>
+                <w:szCs w:val="19"/>
+              </w:rPr>
+              <w:t xml:space="preserve"> </w:t>
+            </w:r>
+          </w:p>
+        </w:tc>
+        <w:tc>
+          <w:tcPr>
+            <w:tcW w:type="dxa" w:w="1500"/>
+            <w:shd w:fill="F2F2F2" w:color="auto" w:val="clear"/>
+            <w:tcMar>
+              <w:top w:type="dxa" w:w="90"/>
+              <w:left w:type="dxa" w:w="120"/>
+              <w:bottom w:type="dxa" w:w="90"/>
+              <w:right w:type="dxa" w:w="120"/>
+            </w:tcMar>
+          </w:tcPr>
+          <w:p>
+            <w:r>
+              <w:rPr>
+                <w:color w:val="767171"/>
+                <w:sz w:val="19"/>
+                <w:szCs w:val="19"/>
+              </w:rPr>
+              <w:t xml:space="preserve"> </w:t>
+            </w:r>
+          </w:p>
+        </w:tc>
+        <w:tc>
+          <w:tcPr>
+            <w:tcW w:type="dxa" w:w="1900"/>
+            <w:shd w:fill="F2F2F2" w:color="auto" w:val="clear"/>
+            <w:tcMar>
+              <w:top w:type="dxa" w:w="90"/>
+              <w:left w:type="dxa" w:w="120"/>
+              <w:bottom w:type="dxa" w:w="90"/>
+              <w:right w:type="dxa" w:w="120"/>
+            </w:tcMar>
+          </w:tcPr>
+          <w:p>
+            <w:r>
+              <w:rPr>
+                <w:color w:val="767171"/>
+                <w:sz w:val="19"/>
+                <w:szCs w:val="19"/>
+              </w:rPr>
+              <w:t xml:space="preserve"> </w:t>
+            </w:r>
+          </w:p>
+        </w:tc>
+        <w:tc>
+          <w:tcPr>
+            <w:tcW w:type="dxa" w:w="1880"/>
+            <w:shd w:fill="F2F2F2" w:color="auto" w:val="clear"/>
+            <w:tcMar>
+              <w:top w:type="dxa" w:w="90"/>
+              <w:left w:type="dxa" w:w="120"/>
+              <w:bottom w:type="dxa" w:w="90"/>
+              <w:right w:type="dxa" w:w="120"/>
+            </w:tcMar>
+          </w:tcPr>
+          <w:p>
+            <w:r>
+              <w:rPr>
+                <w:color w:val="767171"/>
+                <w:sz w:val="19"/>
+                <w:szCs w:val="19"/>
+              </w:rPr>
+              <w:t xml:space="preserve"> </w:t>
+            </w:r>
+          </w:p>
+        </w:tc>
+        <w:tc>
+          <w:tcPr>
+            <w:tcW w:type="dxa" w:w="1880"/>
+            <w:shd w:fill="F2F2F2" w:color="auto" w:val="clear"/>
             <w:tcMar>
               <w:top w:type="dxa" w:w="90"/>
               <w:left w:type="dxa" w:w="120"/>
@@ -2863,7 +3534,97 @@
           <w:sz w:val="19"/>
           <w:szCs w:val="19"/>
         </w:rPr>
-        <w:t xml:space="preserve">Table 3. Check values on Sample_Points_2500, default parameters.</w:t>
+        <w:t xml:space="preserve">Table 4. Sensitivity — the baseline and at least three more runs (km² of Snowbird).</w:t>
+      </w:r>
+    </w:p>
+    <w:p>
+      <w:pPr>
+        <w:pStyle w:val="Heading2"/>
+        <w:spacing w:after="60" w:before="220"/>
+      </w:pPr>
+      <w:r>
+        <w:rPr>
+          <w:b/>
+          <w:bCs/>
+          <w:color w:val="1F3864"/>
+          <w:sz w:val="22"/>
+          <w:szCs w:val="22"/>
+        </w:rPr>
+        <w:t xml:space="preserve">How much does moving the elevation bands change the map, in each direction? Use the altitude-class column to say why. (2 points)</w:t>
+      </w:r>
+    </w:p>
+    <w:p>
+      <w:pPr>
+        <w:spacing w:after="260" w:before="0"/>
+      </w:pPr>
+      <w:r>
+        <w:rPr>
+          <w:i/>
+          <w:iCs/>
+          <w:color w:val="767171"/>
+          <w:highlight w:val="yellow"/>
+        </w:rPr>
+        <w:t xml:space="preserve">[Your answer here.]</w:t>
+      </w:r>
+    </w:p>
+    <w:p>
+      <w:pPr>
+        <w:pStyle w:val="Heading2"/>
+        <w:spacing w:after="60" w:before="220"/>
+      </w:pPr>
+      <w:r>
+        <w:rPr>
+          <w:b/>
+          <w:bCs/>
+          <w:color w:val="1F3864"/>
+          <w:sz w:val="22"/>
+          <w:szCs w:val="22"/>
+        </w:rPr>
+        <w:t xml:space="preserve">How much does the combination rule change the map? For the same run, compare the three rules. Which would you publish, and to whom? (2 points)</w:t>
+      </w:r>
+    </w:p>
+    <w:p>
+      <w:pPr>
+        <w:spacing w:after="260" w:before="0"/>
+      </w:pPr>
+      <w:r>
+        <w:rPr>
+          <w:i/>
+          <w:iCs/>
+          <w:color w:val="767171"/>
+          <w:highlight w:val="yellow"/>
+        </w:rPr>
+        <w:t xml:space="preserve">[Your answer here.]</w:t>
+      </w:r>
+    </w:p>
+    <w:p>
+      <w:pPr>
+        <w:pStyle w:val="Heading2"/>
+        <w:spacing w:after="60" w:before="220"/>
+      </w:pPr>
+      <w:r>
+        <w:rPr>
+          <w:b/>
+          <w:bCs/>
+          <w:color w:val="1F3864"/>
+          <w:sz w:val="22"/>
+          <w:szCs w:val="22"/>
+        </w:rPr>
+        <w:t xml:space="preserve">Where do the three rules agree, and where do they disagree most? Map Rule_Spread at shift 0 beside the imagery and say what terrain sits at 0 and at 4. (2 points)</w:t>
+      </w:r>
+    </w:p>
+    <w:p>
+      <w:pPr>
+        <w:spacing w:after="260" w:before="0"/>
+      </w:pPr>
+      <w:r>
+        <w:rPr>
+          <w:i/>
+          <w:iCs/>
+          <w:color w:val="767171"/>
+          <w:highlight w:val="yellow"/>
+        </w:rPr>
+        <w:t xml:space="preserve">[Your answer here.]</w:t>
       </w:r>
     </w:p>
     <w:p>
@@ -2879,7 +3640,7 @@
           <w:sz w:val="28"/>
           <w:szCs w:val="28"/>
         </w:rPr>
-        <w:t xml:space="preserve">5.  Where the Methods Break</w:t>
+        <w:t xml:space="preserve">7.  Where the Map Is Wrong</w:t>
       </w:r>
     </w:p>
     <w:p>
@@ -2894,7 +3655,42 @@
           <w:sz w:val="19"/>
           <w:szCs w:val="19"/>
         </w:rPr>
-        <w:t xml:space="preserve">Rubric: on your baseline’s error map for the best method, the cell with the largest error in either direction — its coordinates and size, with a cropped figure — and why the ground there defeats the interpolators (3 points). The deliverables say how to find it. A general paragraph about interpolation earns nothing here.</w:t>
+        <w:t xml:space="preserve">Rubric: where the map is wrong and why, and what data would fix it (2 points). What the terrain-only model leaves out (snowpack, weather, wind loading, triggering, slope shape, ground cover, terrain traps), what a bare-earth 10 m DEM cannot show, and what Table 1 assumes — name each and the data that would fix it.</w:t>
+      </w:r>
+    </w:p>
+    <w:p>
+      <w:pPr>
+        <w:spacing w:after="260" w:before="0"/>
+      </w:pPr>
+      <w:r>
+        <w:rPr>
+          <w:i/>
+          <w:iCs/>
+          <w:color w:val="767171"/>
+          <w:highlight w:val="yellow"/>
+        </w:rPr>
+        <w:t xml:space="preserve">[Add your content here.]</w:t>
+      </w:r>
+    </w:p>
+    <w:p>
+      <w:r>
+        <w:br w:type="page"/>
+      </w:r>
+    </w:p>
+    <w:p>
+      <w:pPr>
+        <w:pStyle w:val="Heading1"/>
+        <w:spacing w:after="80" w:before="280"/>
+      </w:pPr>
+      <w:r>
+        <w:rPr>
+          <w:b/>
+          <w:bCs/>
+          <w:color w:val="1F3864"/>
+          <w:sz w:val="28"/>
+          <w:szCs w:val="28"/>
+        </w:rPr>
+        <w:t xml:space="preserve">8.  Maps</w:t>
       </w:r>
     </w:p>
     <w:p>
@@ -2909,7 +3705,22 @@
           <w:sz w:val="19"/>
           <w:szCs w:val="19"/>
         </w:rPr>
-        <w:t xml:space="preserve">A crop of your error map around the largest error, with its coordinates and value labeled.</w:t>
+        <w:t xml:space="preserve">Both maps are full-page, 8.5 × 11. Put each on its own page. Use the danger-scale colors on both, so a reader can compare them.</w:t>
+      </w:r>
+    </w:p>
+    <w:p>
+      <w:pPr>
+        <w:spacing w:after="160" w:before="60"/>
+      </w:pPr>
+      <w:r>
+        <w:rPr>
+          <w:i/>
+          <w:iCs/>
+          <w:color w:val="767171"/>
+          <w:sz w:val="19"/>
+          <w:szCs w:val="19"/>
+        </w:rPr>
+        <w:t xml:space="preserve">Must carry: title stating the rule and the elevation bands; neat line, north arrow and scale bar; a text box with author, date, map projection, and the DEM’s source and date; the hazard classes in the danger-scale colors, labeled Low to Extreme in a legend; the Snowbird boundary and labeled places; an inset locating Little Cottonwood Canyon; basemap, scale and legibility appropriate to the ski area.</w:t>
       </w:r>
     </w:p>
     <w:tbl>
@@ -2930,7 +3741,7 @@
       <w:tr>
         <w:trPr>
           <w:cantSplit/>
-          <w:trHeight w:val="4320" w:hRule="atLeast"/>
+          <w:trHeight w:val="8640" w:hRule="atLeast"/>
         </w:trPr>
         <w:tc>
           <w:tcPr>
@@ -2970,28 +3781,12 @@
           <w:sz w:val="19"/>
           <w:szCs w:val="19"/>
         </w:rPr>
-        <w:t xml:space="preserve">Figure 3. The largest error on my baseline error maps, close up.</w:t>
+        <w:t xml:space="preserve">Map 1. Baseline — the geometric mean at shift 0.</w:t>
       </w:r>
     </w:p>
     <w:p>
       <w:r>
         <w:br w:type="page"/>
-      </w:r>
-    </w:p>
-    <w:p>
-      <w:pPr>
-        <w:pStyle w:val="Heading1"/>
-        <w:spacing w:after="80" w:before="280"/>
-      </w:pPr>
-      <w:r>
-        <w:rPr>
-          <w:b/>
-          <w:bCs/>
-          <w:color w:val="1F3864"/>
-          <w:sz w:val="28"/>
-          <w:szCs w:val="28"/>
-        </w:rPr>
-        <w:t xml:space="preserve">6.  Testing the Choices</w:t>
       </w:r>
     </w:p>
     <w:p>
@@ -3006,1114 +3801,12 @@
           <w:sz w:val="19"/>
           <w:szCs w:val="19"/>
         </w:rPr>
-        <w:t xml:space="preserve">Rubric: one table with your baseline and the five Step 8 runs, including run 5 at your own IDW power with your BYU ID’s last two digits, the RMSE of all three methods in every row, and a row with your baseline’s three checkpoint RMSEs (4 points).</w:t>
-      </w:r>
-    </w:p>
-    <w:p>
-      <w:pPr>
-        <w:spacing w:after="260" w:before="0"/>
-      </w:pPr>
-      <w:r>
-        <w:rPr>
-          <w:i/>
-          <w:iCs/>
-          <w:color w:val="767171"/>
-          <w:highlight w:val="yellow"/>
-        </w:rPr>
-        <w:t xml:space="preserve">[Add your content here.]</w:t>
+        <w:t xml:space="preserve">Everything Map 1 needs except the inset, plus: the title and text box say what changed from Map 1 and why this run was chosen.</w:t>
       </w:r>
     </w:p>
     <w:tbl>
       <w:tblPr>
         <w:tblW w:type="dxa" w:w="9360"/>
-        <w:tblBorders>
-          <w:top w:val="single" w:color="auto" w:sz="4"/>
-          <w:left w:val="single" w:color="auto" w:sz="4"/>
-          <w:bottom w:val="single" w:color="auto" w:sz="4"/>
-          <w:right w:val="single" w:color="auto" w:sz="4"/>
-          <w:insideH w:val="single" w:color="auto" w:sz="4"/>
-          <w:insideV w:val="single" w:color="auto" w:sz="4"/>
-        </w:tblBorders>
-      </w:tblPr>
-      <w:tblGrid>
-        <w:gridCol w:w="1700"/>
-        <w:gridCol w:w="3060"/>
-        <w:gridCol w:w="1540"/>
-        <w:gridCol w:w="1500"/>
-        <w:gridCol w:w="1560"/>
-      </w:tblGrid>
-      <w:tr>
-        <w:trPr>
-          <w:cantSplit/>
-          <w:tblHeader/>
-        </w:trPr>
-        <w:tc>
-          <w:tcPr>
-            <w:tcW w:type="dxa" w:w="1700"/>
-            <w:shd w:fill="D9E2F3" w:color="auto" w:val="clear"/>
-            <w:tcMar>
-              <w:top w:type="dxa" w:w="90"/>
-              <w:left w:type="dxa" w:w="120"/>
-              <w:bottom w:type="dxa" w:w="90"/>
-              <w:right w:type="dxa" w:w="120"/>
-            </w:tcMar>
-          </w:tcPr>
-          <w:p>
-            <w:r>
-              <w:rPr>
-                <w:b/>
-                <w:bCs/>
-                <w:color w:val="1F3864"/>
-                <w:sz w:val="19"/>
-                <w:szCs w:val="19"/>
-              </w:rPr>
-              <w:t xml:space="preserve">Run</w:t>
-            </w:r>
-          </w:p>
-        </w:tc>
-        <w:tc>
-          <w:tcPr>
-            <w:tcW w:type="dxa" w:w="3060"/>
-            <w:shd w:fill="D9E2F3" w:color="auto" w:val="clear"/>
-            <w:tcMar>
-              <w:top w:type="dxa" w:w="90"/>
-              <w:left w:type="dxa" w:w="120"/>
-              <w:bottom w:type="dxa" w:w="90"/>
-              <w:right w:type="dxa" w:w="120"/>
-            </w:tcMar>
-          </w:tcPr>
-          <w:p>
-            <w:r>
-              <w:rPr>
-                <w:b/>
-                <w:bCs/>
-                <w:color w:val="1F3864"/>
-                <w:sz w:val="19"/>
-                <w:szCs w:val="19"/>
-              </w:rPr>
-              <w:t xml:space="preserve">Sample points, IDW power, semivariogram</w:t>
-            </w:r>
-          </w:p>
-        </w:tc>
-        <w:tc>
-          <w:tcPr>
-            <w:tcW w:type="dxa" w:w="1540"/>
-            <w:shd w:fill="D9E2F3" w:color="auto" w:val="clear"/>
-            <w:tcMar>
-              <w:top w:type="dxa" w:w="90"/>
-              <w:left w:type="dxa" w:w="120"/>
-              <w:bottom w:type="dxa" w:w="90"/>
-              <w:right w:type="dxa" w:w="120"/>
-            </w:tcMar>
-          </w:tcPr>
-          <w:p>
-            <w:r>
-              <w:rPr>
-                <w:b/>
-                <w:bCs/>
-                <w:color w:val="1F3864"/>
-                <w:sz w:val="19"/>
-                <w:szCs w:val="19"/>
-              </w:rPr>
-              <w:t xml:space="preserve">Thiessen RMSE (m)</w:t>
-            </w:r>
-          </w:p>
-        </w:tc>
-        <w:tc>
-          <w:tcPr>
-            <w:tcW w:type="dxa" w:w="1500"/>
-            <w:shd w:fill="D9E2F3" w:color="auto" w:val="clear"/>
-            <w:tcMar>
-              <w:top w:type="dxa" w:w="90"/>
-              <w:left w:type="dxa" w:w="120"/>
-              <w:bottom w:type="dxa" w:w="90"/>
-              <w:right w:type="dxa" w:w="120"/>
-            </w:tcMar>
-          </w:tcPr>
-          <w:p>
-            <w:r>
-              <w:rPr>
-                <w:b/>
-                <w:bCs/>
-                <w:color w:val="1F3864"/>
-                <w:sz w:val="19"/>
-                <w:szCs w:val="19"/>
-              </w:rPr>
-              <w:t xml:space="preserve">IDW RMSE (m)</w:t>
-            </w:r>
-          </w:p>
-        </w:tc>
-        <w:tc>
-          <w:tcPr>
-            <w:tcW w:type="dxa" w:w="1560"/>
-            <w:shd w:fill="D9E2F3" w:color="auto" w:val="clear"/>
-            <w:tcMar>
-              <w:top w:type="dxa" w:w="90"/>
-              <w:left w:type="dxa" w:w="120"/>
-              <w:bottom w:type="dxa" w:w="90"/>
-              <w:right w:type="dxa" w:w="120"/>
-            </w:tcMar>
-          </w:tcPr>
-          <w:p>
-            <w:r>
-              <w:rPr>
-                <w:b/>
-                <w:bCs/>
-                <w:color w:val="1F3864"/>
-                <w:sz w:val="19"/>
-                <w:szCs w:val="19"/>
-              </w:rPr>
-              <w:t xml:space="preserve">Kriging RMSE (m)</w:t>
-            </w:r>
-          </w:p>
-        </w:tc>
-      </w:tr>
-      <w:tr>
-        <w:trPr>
-          <w:cantSplit/>
-        </w:trPr>
-        <w:tc>
-          <w:tcPr>
-            <w:tcW w:type="dxa" w:w="1700"/>
-            <w:tcMar>
-              <w:top w:type="dxa" w:w="90"/>
-              <w:left w:type="dxa" w:w="120"/>
-              <w:bottom w:type="dxa" w:w="90"/>
-              <w:right w:type="dxa" w:w="120"/>
-            </w:tcMar>
-          </w:tcPr>
-          <w:p>
-            <w:r>
-              <w:rPr>
-                <w:color w:val="000000"/>
-                <w:sz w:val="19"/>
-                <w:szCs w:val="19"/>
-              </w:rPr>
-              <w:t xml:space="preserve">Baseline (Step 7)</w:t>
-            </w:r>
-          </w:p>
-        </w:tc>
-        <w:tc>
-          <w:tcPr>
-            <w:tcW w:type="dxa" w:w="3060"/>
-            <w:tcMar>
-              <w:top w:type="dxa" w:w="90"/>
-              <w:left w:type="dxa" w:w="120"/>
-              <w:bottom w:type="dxa" w:w="90"/>
-              <w:right w:type="dxa" w:w="120"/>
-            </w:tcMar>
-          </w:tcPr>
-          <w:p>
-            <w:r>
-              <w:rPr>
-                <w:color w:val="000000"/>
-                <w:sz w:val="19"/>
-                <w:szCs w:val="19"/>
-              </w:rPr>
-              <w:t xml:space="preserve">Sample_Points_2500, 2, Spherical</w:t>
-            </w:r>
-          </w:p>
-        </w:tc>
-        <w:tc>
-          <w:tcPr>
-            <w:tcW w:type="dxa" w:w="1540"/>
-            <w:tcMar>
-              <w:top w:type="dxa" w:w="90"/>
-              <w:left w:type="dxa" w:w="120"/>
-              <w:bottom w:type="dxa" w:w="90"/>
-              <w:right w:type="dxa" w:w="120"/>
-            </w:tcMar>
-          </w:tcPr>
-          <w:p>
-            <w:r>
-              <w:rPr>
-                <w:color w:val="767171"/>
-                <w:sz w:val="19"/>
-                <w:szCs w:val="19"/>
-              </w:rPr>
-              <w:t xml:space="preserve"> </w:t>
-            </w:r>
-          </w:p>
-        </w:tc>
-        <w:tc>
-          <w:tcPr>
-            <w:tcW w:type="dxa" w:w="1500"/>
-            <w:tcMar>
-              <w:top w:type="dxa" w:w="90"/>
-              <w:left w:type="dxa" w:w="120"/>
-              <w:bottom w:type="dxa" w:w="90"/>
-              <w:right w:type="dxa" w:w="120"/>
-            </w:tcMar>
-          </w:tcPr>
-          <w:p>
-            <w:r>
-              <w:rPr>
-                <w:color w:val="767171"/>
-                <w:sz w:val="19"/>
-                <w:szCs w:val="19"/>
-              </w:rPr>
-              <w:t xml:space="preserve"> </w:t>
-            </w:r>
-          </w:p>
-        </w:tc>
-        <w:tc>
-          <w:tcPr>
-            <w:tcW w:type="dxa" w:w="1560"/>
-            <w:tcMar>
-              <w:top w:type="dxa" w:w="90"/>
-              <w:left w:type="dxa" w:w="120"/>
-              <w:bottom w:type="dxa" w:w="90"/>
-              <w:right w:type="dxa" w:w="120"/>
-            </w:tcMar>
-          </w:tcPr>
-          <w:p>
-            <w:r>
-              <w:rPr>
-                <w:color w:val="767171"/>
-                <w:sz w:val="19"/>
-                <w:szCs w:val="19"/>
-              </w:rPr>
-              <w:t xml:space="preserve"> </w:t>
-            </w:r>
-          </w:p>
-        </w:tc>
-      </w:tr>
-      <w:tr>
-        <w:trPr>
-          <w:cantSplit/>
-        </w:trPr>
-        <w:tc>
-          <w:tcPr>
-            <w:tcW w:type="dxa" w:w="1700"/>
-            <w:shd w:fill="F2F2F2" w:color="auto" w:val="clear"/>
-            <w:tcMar>
-              <w:top w:type="dxa" w:w="90"/>
-              <w:left w:type="dxa" w:w="120"/>
-              <w:bottom w:type="dxa" w:w="90"/>
-              <w:right w:type="dxa" w:w="120"/>
-            </w:tcMar>
-          </w:tcPr>
-          <w:p>
-            <w:r>
-              <w:rPr>
-                <w:color w:val="000000"/>
-                <w:sz w:val="19"/>
-                <w:szCs w:val="19"/>
-              </w:rPr>
-              <w:t xml:space="preserve">Baseline, 200 checkpoints</w:t>
-            </w:r>
-          </w:p>
-        </w:tc>
-        <w:tc>
-          <w:tcPr>
-            <w:tcW w:type="dxa" w:w="3060"/>
-            <w:shd w:fill="F2F2F2" w:color="auto" w:val="clear"/>
-            <w:tcMar>
-              <w:top w:type="dxa" w:w="90"/>
-              <w:left w:type="dxa" w:w="120"/>
-              <w:bottom w:type="dxa" w:w="90"/>
-              <w:right w:type="dxa" w:w="120"/>
-            </w:tcMar>
-          </w:tcPr>
-          <w:p>
-            <w:r>
-              <w:rPr>
-                <w:color w:val="000000"/>
-                <w:sz w:val="19"/>
-                <w:szCs w:val="19"/>
-              </w:rPr>
-              <w:t xml:space="preserve">RMSE at the checkpoints</w:t>
-            </w:r>
-          </w:p>
-        </w:tc>
-        <w:tc>
-          <w:tcPr>
-            <w:tcW w:type="dxa" w:w="1540"/>
-            <w:shd w:fill="F2F2F2" w:color="auto" w:val="clear"/>
-            <w:tcMar>
-              <w:top w:type="dxa" w:w="90"/>
-              <w:left w:type="dxa" w:w="120"/>
-              <w:bottom w:type="dxa" w:w="90"/>
-              <w:right w:type="dxa" w:w="120"/>
-            </w:tcMar>
-          </w:tcPr>
-          <w:p>
-            <w:r>
-              <w:rPr>
-                <w:color w:val="767171"/>
-                <w:sz w:val="19"/>
-                <w:szCs w:val="19"/>
-              </w:rPr>
-              <w:t xml:space="preserve"> </w:t>
-            </w:r>
-          </w:p>
-        </w:tc>
-        <w:tc>
-          <w:tcPr>
-            <w:tcW w:type="dxa" w:w="1500"/>
-            <w:shd w:fill="F2F2F2" w:color="auto" w:val="clear"/>
-            <w:tcMar>
-              <w:top w:type="dxa" w:w="90"/>
-              <w:left w:type="dxa" w:w="120"/>
-              <w:bottom w:type="dxa" w:w="90"/>
-              <w:right w:type="dxa" w:w="120"/>
-            </w:tcMar>
-          </w:tcPr>
-          <w:p>
-            <w:r>
-              <w:rPr>
-                <w:color w:val="767171"/>
-                <w:sz w:val="19"/>
-                <w:szCs w:val="19"/>
-              </w:rPr>
-              <w:t xml:space="preserve"> </w:t>
-            </w:r>
-          </w:p>
-        </w:tc>
-        <w:tc>
-          <w:tcPr>
-            <w:tcW w:type="dxa" w:w="1560"/>
-            <w:shd w:fill="F2F2F2" w:color="auto" w:val="clear"/>
-            <w:tcMar>
-              <w:top w:type="dxa" w:w="90"/>
-              <w:left w:type="dxa" w:w="120"/>
-              <w:bottom w:type="dxa" w:w="90"/>
-              <w:right w:type="dxa" w:w="120"/>
-            </w:tcMar>
-          </w:tcPr>
-          <w:p>
-            <w:r>
-              <w:rPr>
-                <w:color w:val="767171"/>
-                <w:sz w:val="19"/>
-                <w:szCs w:val="19"/>
-              </w:rPr>
-              <w:t xml:space="preserve"> </w:t>
-            </w:r>
-          </w:p>
-        </w:tc>
-      </w:tr>
-      <w:tr>
-        <w:trPr>
-          <w:cantSplit/>
-        </w:trPr>
-        <w:tc>
-          <w:tcPr>
-            <w:tcW w:type="dxa" w:w="1700"/>
-            <w:tcMar>
-              <w:top w:type="dxa" w:w="90"/>
-              <w:left w:type="dxa" w:w="120"/>
-              <w:bottom w:type="dxa" w:w="90"/>
-              <w:right w:type="dxa" w:w="120"/>
-            </w:tcMar>
-          </w:tcPr>
-          <w:p>
-            <w:r>
-              <w:rPr>
-                <w:color w:val="000000"/>
-                <w:sz w:val="19"/>
-                <w:szCs w:val="19"/>
-              </w:rPr>
-              <w:t xml:space="preserve">1</w:t>
-            </w:r>
-          </w:p>
-        </w:tc>
-        <w:tc>
-          <w:tcPr>
-            <w:tcW w:type="dxa" w:w="3060"/>
-            <w:tcMar>
-              <w:top w:type="dxa" w:w="90"/>
-              <w:left w:type="dxa" w:w="120"/>
-              <w:bottom w:type="dxa" w:w="90"/>
-              <w:right w:type="dxa" w:w="120"/>
-            </w:tcMar>
-          </w:tcPr>
-          <w:p>
-            <w:r>
-              <w:rPr>
-                <w:color w:val="000000"/>
-                <w:sz w:val="19"/>
-                <w:szCs w:val="19"/>
-              </w:rPr>
-              <w:t xml:space="preserve">Sample_Points_250, 2, Spherical</w:t>
-            </w:r>
-          </w:p>
-        </w:tc>
-        <w:tc>
-          <w:tcPr>
-            <w:tcW w:type="dxa" w:w="1540"/>
-            <w:tcMar>
-              <w:top w:type="dxa" w:w="90"/>
-              <w:left w:type="dxa" w:w="120"/>
-              <w:bottom w:type="dxa" w:w="90"/>
-              <w:right w:type="dxa" w:w="120"/>
-            </w:tcMar>
-          </w:tcPr>
-          <w:p>
-            <w:r>
-              <w:rPr>
-                <w:color w:val="767171"/>
-                <w:sz w:val="19"/>
-                <w:szCs w:val="19"/>
-              </w:rPr>
-              <w:t xml:space="preserve"> </w:t>
-            </w:r>
-          </w:p>
-        </w:tc>
-        <w:tc>
-          <w:tcPr>
-            <w:tcW w:type="dxa" w:w="1500"/>
-            <w:tcMar>
-              <w:top w:type="dxa" w:w="90"/>
-              <w:left w:type="dxa" w:w="120"/>
-              <w:bottom w:type="dxa" w:w="90"/>
-              <w:right w:type="dxa" w:w="120"/>
-            </w:tcMar>
-          </w:tcPr>
-          <w:p>
-            <w:r>
-              <w:rPr>
-                <w:color w:val="767171"/>
-                <w:sz w:val="19"/>
-                <w:szCs w:val="19"/>
-              </w:rPr>
-              <w:t xml:space="preserve"> </w:t>
-            </w:r>
-          </w:p>
-        </w:tc>
-        <w:tc>
-          <w:tcPr>
-            <w:tcW w:type="dxa" w:w="1560"/>
-            <w:tcMar>
-              <w:top w:type="dxa" w:w="90"/>
-              <w:left w:type="dxa" w:w="120"/>
-              <w:bottom w:type="dxa" w:w="90"/>
-              <w:right w:type="dxa" w:w="120"/>
-            </w:tcMar>
-          </w:tcPr>
-          <w:p>
-            <w:r>
-              <w:rPr>
-                <w:color w:val="767171"/>
-                <w:sz w:val="19"/>
-                <w:szCs w:val="19"/>
-              </w:rPr>
-              <w:t xml:space="preserve"> </w:t>
-            </w:r>
-          </w:p>
-        </w:tc>
-      </w:tr>
-      <w:tr>
-        <w:trPr>
-          <w:cantSplit/>
-        </w:trPr>
-        <w:tc>
-          <w:tcPr>
-            <w:tcW w:type="dxa" w:w="1700"/>
-            <w:shd w:fill="F2F2F2" w:color="auto" w:val="clear"/>
-            <w:tcMar>
-              <w:top w:type="dxa" w:w="90"/>
-              <w:left w:type="dxa" w:w="120"/>
-              <w:bottom w:type="dxa" w:w="90"/>
-              <w:right w:type="dxa" w:w="120"/>
-            </w:tcMar>
-          </w:tcPr>
-          <w:p>
-            <w:r>
-              <w:rPr>
-                <w:color w:val="000000"/>
-                <w:sz w:val="19"/>
-                <w:szCs w:val="19"/>
-              </w:rPr>
-              <w:t xml:space="preserve">2</w:t>
-            </w:r>
-          </w:p>
-        </w:tc>
-        <w:tc>
-          <w:tcPr>
-            <w:tcW w:type="dxa" w:w="3060"/>
-            <w:shd w:fill="F2F2F2" w:color="auto" w:val="clear"/>
-            <w:tcMar>
-              <w:top w:type="dxa" w:w="90"/>
-              <w:left w:type="dxa" w:w="120"/>
-              <w:bottom w:type="dxa" w:w="90"/>
-              <w:right w:type="dxa" w:w="120"/>
-            </w:tcMar>
-          </w:tcPr>
-          <w:p>
-            <w:r>
-              <w:rPr>
-                <w:color w:val="000000"/>
-                <w:sz w:val="19"/>
-                <w:szCs w:val="19"/>
-              </w:rPr>
-              <w:t xml:space="preserve">Sample_Points_10000, 2, Spherical</w:t>
-            </w:r>
-          </w:p>
-        </w:tc>
-        <w:tc>
-          <w:tcPr>
-            <w:tcW w:type="dxa" w:w="1540"/>
-            <w:shd w:fill="F2F2F2" w:color="auto" w:val="clear"/>
-            <w:tcMar>
-              <w:top w:type="dxa" w:w="90"/>
-              <w:left w:type="dxa" w:w="120"/>
-              <w:bottom w:type="dxa" w:w="90"/>
-              <w:right w:type="dxa" w:w="120"/>
-            </w:tcMar>
-          </w:tcPr>
-          <w:p>
-            <w:r>
-              <w:rPr>
-                <w:color w:val="767171"/>
-                <w:sz w:val="19"/>
-                <w:szCs w:val="19"/>
-              </w:rPr>
-              <w:t xml:space="preserve"> </w:t>
-            </w:r>
-          </w:p>
-        </w:tc>
-        <w:tc>
-          <w:tcPr>
-            <w:tcW w:type="dxa" w:w="1500"/>
-            <w:shd w:fill="F2F2F2" w:color="auto" w:val="clear"/>
-            <w:tcMar>
-              <w:top w:type="dxa" w:w="90"/>
-              <w:left w:type="dxa" w:w="120"/>
-              <w:bottom w:type="dxa" w:w="90"/>
-              <w:right w:type="dxa" w:w="120"/>
-            </w:tcMar>
-          </w:tcPr>
-          <w:p>
-            <w:r>
-              <w:rPr>
-                <w:color w:val="767171"/>
-                <w:sz w:val="19"/>
-                <w:szCs w:val="19"/>
-              </w:rPr>
-              <w:t xml:space="preserve"> </w:t>
-            </w:r>
-          </w:p>
-        </w:tc>
-        <w:tc>
-          <w:tcPr>
-            <w:tcW w:type="dxa" w:w="1560"/>
-            <w:shd w:fill="F2F2F2" w:color="auto" w:val="clear"/>
-            <w:tcMar>
-              <w:top w:type="dxa" w:w="90"/>
-              <w:left w:type="dxa" w:w="120"/>
-              <w:bottom w:type="dxa" w:w="90"/>
-              <w:right w:type="dxa" w:w="120"/>
-            </w:tcMar>
-          </w:tcPr>
-          <w:p>
-            <w:r>
-              <w:rPr>
-                <w:color w:val="767171"/>
-                <w:sz w:val="19"/>
-                <w:szCs w:val="19"/>
-              </w:rPr>
-              <w:t xml:space="preserve"> </w:t>
-            </w:r>
-          </w:p>
-        </w:tc>
-      </w:tr>
-      <w:tr>
-        <w:trPr>
-          <w:cantSplit/>
-        </w:trPr>
-        <w:tc>
-          <w:tcPr>
-            <w:tcW w:type="dxa" w:w="1700"/>
-            <w:tcMar>
-              <w:top w:type="dxa" w:w="90"/>
-              <w:left w:type="dxa" w:w="120"/>
-              <w:bottom w:type="dxa" w:w="90"/>
-              <w:right w:type="dxa" w:w="120"/>
-            </w:tcMar>
-          </w:tcPr>
-          <w:p>
-            <w:r>
-              <w:rPr>
-                <w:color w:val="000000"/>
-                <w:sz w:val="19"/>
-                <w:szCs w:val="19"/>
-              </w:rPr>
-              <w:t xml:space="preserve">3</w:t>
-            </w:r>
-          </w:p>
-        </w:tc>
-        <w:tc>
-          <w:tcPr>
-            <w:tcW w:type="dxa" w:w="3060"/>
-            <w:tcMar>
-              <w:top w:type="dxa" w:w="90"/>
-              <w:left w:type="dxa" w:w="120"/>
-              <w:bottom w:type="dxa" w:w="90"/>
-              <w:right w:type="dxa" w:w="120"/>
-            </w:tcMar>
-          </w:tcPr>
-          <w:p>
-            <w:r>
-              <w:rPr>
-                <w:color w:val="000000"/>
-                <w:sz w:val="19"/>
-                <w:szCs w:val="19"/>
-              </w:rPr>
-              <w:t xml:space="preserve">Sample_Points_2500, 1, Exponential</w:t>
-            </w:r>
-          </w:p>
-        </w:tc>
-        <w:tc>
-          <w:tcPr>
-            <w:tcW w:type="dxa" w:w="1540"/>
-            <w:tcMar>
-              <w:top w:type="dxa" w:w="90"/>
-              <w:left w:type="dxa" w:w="120"/>
-              <w:bottom w:type="dxa" w:w="90"/>
-              <w:right w:type="dxa" w:w="120"/>
-            </w:tcMar>
-          </w:tcPr>
-          <w:p>
-            <w:r>
-              <w:rPr>
-                <w:color w:val="767171"/>
-                <w:sz w:val="19"/>
-                <w:szCs w:val="19"/>
-              </w:rPr>
-              <w:t xml:space="preserve"> </w:t>
-            </w:r>
-          </w:p>
-        </w:tc>
-        <w:tc>
-          <w:tcPr>
-            <w:tcW w:type="dxa" w:w="1500"/>
-            <w:tcMar>
-              <w:top w:type="dxa" w:w="90"/>
-              <w:left w:type="dxa" w:w="120"/>
-              <w:bottom w:type="dxa" w:w="90"/>
-              <w:right w:type="dxa" w:w="120"/>
-            </w:tcMar>
-          </w:tcPr>
-          <w:p>
-            <w:r>
-              <w:rPr>
-                <w:color w:val="767171"/>
-                <w:sz w:val="19"/>
-                <w:szCs w:val="19"/>
-              </w:rPr>
-              <w:t xml:space="preserve"> </w:t>
-            </w:r>
-          </w:p>
-        </w:tc>
-        <w:tc>
-          <w:tcPr>
-            <w:tcW w:type="dxa" w:w="1560"/>
-            <w:tcMar>
-              <w:top w:type="dxa" w:w="90"/>
-              <w:left w:type="dxa" w:w="120"/>
-              <w:bottom w:type="dxa" w:w="90"/>
-              <w:right w:type="dxa" w:w="120"/>
-            </w:tcMar>
-          </w:tcPr>
-          <w:p>
-            <w:r>
-              <w:rPr>
-                <w:color w:val="767171"/>
-                <w:sz w:val="19"/>
-                <w:szCs w:val="19"/>
-              </w:rPr>
-              <w:t xml:space="preserve"> </w:t>
-            </w:r>
-          </w:p>
-        </w:tc>
-      </w:tr>
-      <w:tr>
-        <w:trPr>
-          <w:cantSplit/>
-        </w:trPr>
-        <w:tc>
-          <w:tcPr>
-            <w:tcW w:type="dxa" w:w="1700"/>
-            <w:shd w:fill="F2F2F2" w:color="auto" w:val="clear"/>
-            <w:tcMar>
-              <w:top w:type="dxa" w:w="90"/>
-              <w:left w:type="dxa" w:w="120"/>
-              <w:bottom w:type="dxa" w:w="90"/>
-              <w:right w:type="dxa" w:w="120"/>
-            </w:tcMar>
-          </w:tcPr>
-          <w:p>
-            <w:r>
-              <w:rPr>
-                <w:color w:val="000000"/>
-                <w:sz w:val="19"/>
-                <w:szCs w:val="19"/>
-              </w:rPr>
-              <w:t xml:space="preserve">4</w:t>
-            </w:r>
-          </w:p>
-        </w:tc>
-        <w:tc>
-          <w:tcPr>
-            <w:tcW w:type="dxa" w:w="3060"/>
-            <w:shd w:fill="F2F2F2" w:color="auto" w:val="clear"/>
-            <w:tcMar>
-              <w:top w:type="dxa" w:w="90"/>
-              <w:left w:type="dxa" w:w="120"/>
-              <w:bottom w:type="dxa" w:w="90"/>
-              <w:right w:type="dxa" w:w="120"/>
-            </w:tcMar>
-          </w:tcPr>
-          <w:p>
-            <w:r>
-              <w:rPr>
-                <w:color w:val="000000"/>
-                <w:sz w:val="19"/>
-                <w:szCs w:val="19"/>
-              </w:rPr>
-              <w:t xml:space="preserve">Sample_Points_2500, 3, Gaussian</w:t>
-            </w:r>
-          </w:p>
-        </w:tc>
-        <w:tc>
-          <w:tcPr>
-            <w:tcW w:type="dxa" w:w="1540"/>
-            <w:shd w:fill="F2F2F2" w:color="auto" w:val="clear"/>
-            <w:tcMar>
-              <w:top w:type="dxa" w:w="90"/>
-              <w:left w:type="dxa" w:w="120"/>
-              <w:bottom w:type="dxa" w:w="90"/>
-              <w:right w:type="dxa" w:w="120"/>
-            </w:tcMar>
-          </w:tcPr>
-          <w:p>
-            <w:r>
-              <w:rPr>
-                <w:color w:val="767171"/>
-                <w:sz w:val="19"/>
-                <w:szCs w:val="19"/>
-              </w:rPr>
-              <w:t xml:space="preserve"> </w:t>
-            </w:r>
-          </w:p>
-        </w:tc>
-        <w:tc>
-          <w:tcPr>
-            <w:tcW w:type="dxa" w:w="1500"/>
-            <w:shd w:fill="F2F2F2" w:color="auto" w:val="clear"/>
-            <w:tcMar>
-              <w:top w:type="dxa" w:w="90"/>
-              <w:left w:type="dxa" w:w="120"/>
-              <w:bottom w:type="dxa" w:w="90"/>
-              <w:right w:type="dxa" w:w="120"/>
-            </w:tcMar>
-          </w:tcPr>
-          <w:p>
-            <w:r>
-              <w:rPr>
-                <w:color w:val="767171"/>
-                <w:sz w:val="19"/>
-                <w:szCs w:val="19"/>
-              </w:rPr>
-              <w:t xml:space="preserve"> </w:t>
-            </w:r>
-          </w:p>
-        </w:tc>
-        <w:tc>
-          <w:tcPr>
-            <w:tcW w:type="dxa" w:w="1560"/>
-            <w:shd w:fill="F2F2F2" w:color="auto" w:val="clear"/>
-            <w:tcMar>
-              <w:top w:type="dxa" w:w="90"/>
-              <w:left w:type="dxa" w:w="120"/>
-              <w:bottom w:type="dxa" w:w="90"/>
-              <w:right w:type="dxa" w:w="120"/>
-            </w:tcMar>
-          </w:tcPr>
-          <w:p>
-            <w:r>
-              <w:rPr>
-                <w:color w:val="767171"/>
-                <w:sz w:val="19"/>
-                <w:szCs w:val="19"/>
-              </w:rPr>
-              <w:t xml:space="preserve"> </w:t>
-            </w:r>
-          </w:p>
-        </w:tc>
-      </w:tr>
-      <w:tr>
-        <w:trPr>
-          <w:cantSplit/>
-        </w:trPr>
-        <w:tc>
-          <w:tcPr>
-            <w:tcW w:type="dxa" w:w="1700"/>
-            <w:tcMar>
-              <w:top w:type="dxa" w:w="90"/>
-              <w:left w:type="dxa" w:w="120"/>
-              <w:bottom w:type="dxa" w:w="90"/>
-              <w:right w:type="dxa" w:w="120"/>
-            </w:tcMar>
-          </w:tcPr>
-          <w:p>
-            <w:r>
-              <w:rPr>
-                <w:color w:val="000000"/>
-                <w:sz w:val="19"/>
-                <w:szCs w:val="19"/>
-              </w:rPr>
-              <w:t xml:space="preserve">5 (my power)</w:t>
-            </w:r>
-          </w:p>
-        </w:tc>
-        <w:tc>
-          <w:tcPr>
-            <w:tcW w:type="dxa" w:w="3060"/>
-            <w:tcMar>
-              <w:top w:type="dxa" w:w="90"/>
-              <w:left w:type="dxa" w:w="120"/>
-              <w:bottom w:type="dxa" w:w="90"/>
-              <w:right w:type="dxa" w:w="120"/>
-            </w:tcMar>
-          </w:tcPr>
-          <w:p>
-            <w:r>
-              <w:rPr>
-                <w:color w:val="000000"/>
-                <w:sz w:val="19"/>
-                <w:szCs w:val="19"/>
-              </w:rPr>
-              <w:t xml:space="preserve">Sample_Points_2500, ____, Spherical</w:t>
-            </w:r>
-          </w:p>
-        </w:tc>
-        <w:tc>
-          <w:tcPr>
-            <w:tcW w:type="dxa" w:w="1540"/>
-            <w:tcMar>
-              <w:top w:type="dxa" w:w="90"/>
-              <w:left w:type="dxa" w:w="120"/>
-              <w:bottom w:type="dxa" w:w="90"/>
-              <w:right w:type="dxa" w:w="120"/>
-            </w:tcMar>
-          </w:tcPr>
-          <w:p>
-            <w:r>
-              <w:rPr>
-                <w:color w:val="767171"/>
-                <w:sz w:val="19"/>
-                <w:szCs w:val="19"/>
-              </w:rPr>
-              <w:t xml:space="preserve"> </w:t>
-            </w:r>
-          </w:p>
-        </w:tc>
-        <w:tc>
-          <w:tcPr>
-            <w:tcW w:type="dxa" w:w="1500"/>
-            <w:tcMar>
-              <w:top w:type="dxa" w:w="90"/>
-              <w:left w:type="dxa" w:w="120"/>
-              <w:bottom w:type="dxa" w:w="90"/>
-              <w:right w:type="dxa" w:w="120"/>
-            </w:tcMar>
-          </w:tcPr>
-          <w:p>
-            <w:r>
-              <w:rPr>
-                <w:color w:val="767171"/>
-                <w:sz w:val="19"/>
-                <w:szCs w:val="19"/>
-              </w:rPr>
-              <w:t xml:space="preserve"> </w:t>
-            </w:r>
-          </w:p>
-        </w:tc>
-        <w:tc>
-          <w:tcPr>
-            <w:tcW w:type="dxa" w:w="1560"/>
-            <w:tcMar>
-              <w:top w:type="dxa" w:w="90"/>
-              <w:left w:type="dxa" w:w="120"/>
-              <w:bottom w:type="dxa" w:w="90"/>
-              <w:right w:type="dxa" w:w="120"/>
-            </w:tcMar>
-          </w:tcPr>
-          <w:p>
-            <w:r>
-              <w:rPr>
-                <w:color w:val="767171"/>
-                <w:sz w:val="19"/>
-                <w:szCs w:val="19"/>
-              </w:rPr>
-              <w:t xml:space="preserve"> </w:t>
-            </w:r>
-          </w:p>
-        </w:tc>
-      </w:tr>
-    </w:tbl>
-    <w:p>
-      <w:pPr>
-        <w:pStyle w:val="Caption"/>
-        <w:spacing w:after="240" w:before="100"/>
-      </w:pPr>
-      <w:r>
-        <w:rPr>
-          <w:b/>
-          <w:bCs/>
-          <w:color w:val="1F3864"/>
-          <w:sz w:val="19"/>
-          <w:szCs w:val="19"/>
-        </w:rPr>
-        <w:t xml:space="preserve">Table 4. Sensitivity. My BYU ID ends in __ , so my IDW power is 1 + __ ÷ 40 = ______.</w:t>
-      </w:r>
-    </w:p>
-    <w:p>
-      <w:pPr>
-        <w:pStyle w:val="Heading2"/>
-        <w:spacing w:after="60" w:before="220"/>
-      </w:pPr>
-      <w:r>
-        <w:rPr>
-          <w:b/>
-          <w:bCs/>
-          <w:color w:val="1F3864"/>
-          <w:sz w:val="22"/>
-          <w:szCs w:val="22"/>
-        </w:rPr>
-        <w:t xml:space="preserve">Which method wins, and does the ranking survive? Rank the methods at 250, 2,500 and 10,000 points, with your numbers. (2 points)</w:t>
-      </w:r>
-    </w:p>
-    <w:p>
-      <w:pPr>
-        <w:spacing w:after="260" w:before="0"/>
-      </w:pPr>
-      <w:r>
-        <w:rPr>
-          <w:i/>
-          <w:iCs/>
-          <w:color w:val="767171"/>
-          <w:highlight w:val="yellow"/>
-        </w:rPr>
-        <w:t xml:space="preserve">[Your answer here.]</w:t>
-      </w:r>
-    </w:p>
-    <w:p>
-      <w:pPr>
-        <w:pStyle w:val="Heading2"/>
-        <w:spacing w:after="60" w:before="220"/>
-      </w:pPr>
-      <w:r>
-        <w:rPr>
-          <w:b/>
-          <w:bCs/>
-          <w:color w:val="1F3864"/>
-          <w:sz w:val="22"/>
-          <w:szCs w:val="22"/>
-        </w:rPr>
-        <w:t xml:space="preserve">Which parameter mattered, and which barely did? Compare the IDW powers (1, 2, 3 and yours) and the semivariogram model with the number of points. (2 points)</w:t>
-      </w:r>
-    </w:p>
-    <w:p>
-      <w:pPr>
-        <w:spacing w:after="260" w:before="0"/>
-      </w:pPr>
-      <w:r>
-        <w:rPr>
-          <w:i/>
-          <w:iCs/>
-          <w:color w:val="767171"/>
-          <w:highlight w:val="yellow"/>
-        </w:rPr>
-        <w:t xml:space="preserve">[Your answer here.]</w:t>
-      </w:r>
-    </w:p>
-    <w:p>
-      <w:pPr>
-        <w:pStyle w:val="Heading2"/>
-        <w:spacing w:after="60" w:before="220"/>
-      </w:pPr>
-      <w:r>
-        <w:rPr>
-          <w:b/>
-          <w:bCs/>
-          <w:color w:val="1F3864"/>
-          <w:sz w:val="22"/>
-          <w:szCs w:val="22"/>
-        </w:rPr>
-        <w:t xml:space="preserve">Could you have known without the truth? Compare each checkpoint RMSE with the RMSE over all 67,337 cells. (2 points)</w:t>
-      </w:r>
-    </w:p>
-    <w:p>
-      <w:pPr>
-        <w:spacing w:after="260" w:before="0"/>
-      </w:pPr>
-      <w:r>
-        <w:rPr>
-          <w:i/>
-          <w:iCs/>
-          <w:color w:val="767171"/>
-          <w:highlight w:val="yellow"/>
-        </w:rPr>
-        <w:t xml:space="preserve">[Your answer here.]</w:t>
-      </w:r>
-    </w:p>
-    <w:p>
-      <w:r>
-        <w:br w:type="page"/>
-      </w:r>
-    </w:p>
-    <w:p>
-      <w:pPr>
-        <w:pStyle w:val="Heading1"/>
-        <w:spacing w:after="80" w:before="280"/>
-      </w:pPr>
-      <w:r>
-        <w:rPr>
-          <w:b/>
-          <w:bCs/>
-          <w:color w:val="1F3864"/>
-          <w:sz w:val="28"/>
-          <w:szCs w:val="28"/>
-        </w:rPr>
-        <w:t xml:space="preserve">7.  Maps</w:t>
-      </w:r>
-    </w:p>
-    <w:p>
-      <w:pPr>
-        <w:spacing w:after="160" w:before="60"/>
-      </w:pPr>
-      <w:r>
-        <w:rPr>
-          <w:i/>
-          <w:iCs/>
-          <w:color w:val="767171"/>
-          <w:sz w:val="19"/>
-          <w:szCs w:val="19"/>
-        </w:rPr>
-        <w:t xml:space="preserve">Both maps are full sheets; landscape is easiest. Use the same elevation scale and the same error scale and breaks on both, so a reader can compare them.</w:t>
-      </w:r>
-    </w:p>
-    <w:p>
-      <w:pPr>
-        <w:spacing w:after="160" w:before="60"/>
-      </w:pPr>
-      <w:r>
-        <w:rPr>
-          <w:i/>
-          <w:iCs/>
-          <w:color w:val="767171"/>
-          <w:sz w:val="19"/>
-          <w:szCs w:val="19"/>
-        </w:rPr>
-        <w:t xml:space="preserve">Must carry: title, neat line, north arrow and scale bar; a text box with author, date, map projection, the DEM’s source and date, and your seed; the true DEM with your sample points and the three surfaces on one elevation scale with a legend; the three error maps on one diverging scale with the same breaks, with a legend; every panel labeled with method, parameters and RMSE.</w:t>
-      </w:r>
-    </w:p>
-    <w:tbl>
-      <w:tblPr>
-        <w:tblW w:type="dxa" w:w="12960"/>
         <w:tblBorders>
           <w:top w:val="dashed" w:color="BFBFBF" w:sz="6"/>
           <w:left w:val="dashed" w:color="BFBFBF" w:sz="6"/>
@@ -4124,16 +3817,16 @@
         </w:tblBorders>
       </w:tblPr>
       <w:tblGrid>
-        <w:gridCol w:w="12960"/>
+        <w:gridCol w:w="9360"/>
       </w:tblGrid>
       <w:tr>
         <w:trPr>
           <w:cantSplit/>
-          <w:trHeight w:val="7500" w:hRule="atLeast"/>
+          <w:trHeight w:val="8640" w:hRule="atLeast"/>
         </w:trPr>
         <w:tc>
           <w:tcPr>
-            <w:tcW w:type="dxa" w:w="12960"/>
+            <w:tcW w:type="dxa" w:w="9360"/>
             <w:vAlign w:val="center"/>
           </w:tcPr>
           <w:p>
@@ -4169,12 +3862,28 @@
           <w:sz w:val="19"/>
           <w:szCs w:val="19"/>
         </w:rPr>
-        <w:t xml:space="preserve">Map 1. Baseline comparison sheet at my seed — the true DEM, three surfaces and three error maps.</w:t>
+        <w:t xml:space="preserve">Map 2. Scenario — a different shift or rule from Step 9.</w:t>
       </w:r>
     </w:p>
     <w:p>
       <w:r>
         <w:br w:type="page"/>
+      </w:r>
+    </w:p>
+    <w:p>
+      <w:pPr>
+        <w:pStyle w:val="Heading1"/>
+        <w:spacing w:after="80" w:before="280"/>
+      </w:pPr>
+      <w:r>
+        <w:rPr>
+          <w:b/>
+          <w:bCs/>
+          <w:color w:val="1F3864"/>
+          <w:sz w:val="28"/>
+          <w:szCs w:val="28"/>
+        </w:rPr>
+        <w:t xml:space="preserve">9.  References</w:t>
       </w:r>
     </w:p>
     <w:p>
@@ -4189,73 +3898,21 @@
           <w:sz w:val="19"/>
           <w:szCs w:val="19"/>
         </w:rPr>
-        <w:t xml:space="preserve">Must carry: the scenario’s three error maps on Map 1’s error scale with a legend (the true DEM and surfaces are optional); every panel labeled with method, parameters and RMSE; title and text box saying what changed from Map 1 and by how much; plus the title, neat line, north arrow, scale bar and text box items of Map 1.</w:t>
-      </w:r>
-    </w:p>
-    <w:tbl>
-      <w:tblPr>
-        <w:tblW w:type="dxa" w:w="12960"/>
-        <w:tblBorders>
-          <w:top w:val="dashed" w:color="BFBFBF" w:sz="6"/>
-          <w:left w:val="dashed" w:color="BFBFBF" w:sz="6"/>
-          <w:bottom w:val="dashed" w:color="BFBFBF" w:sz="6"/>
-          <w:right w:val="dashed" w:color="BFBFBF" w:sz="6"/>
-          <w:insideH w:val="dashed" w:color="BFBFBF" w:sz="6"/>
-          <w:insideV w:val="dashed" w:color="BFBFBF" w:sz="6"/>
-        </w:tblBorders>
-      </w:tblPr>
-      <w:tblGrid>
-        <w:gridCol w:w="12960"/>
-      </w:tblGrid>
-      <w:tr>
-        <w:trPr>
-          <w:cantSplit/>
-          <w:trHeight w:val="7500" w:hRule="atLeast"/>
-        </w:trPr>
-        <w:tc>
-          <w:tcPr>
-            <w:tcW w:type="dxa" w:w="12960"/>
-            <w:vAlign w:val="center"/>
-          </w:tcPr>
-          <w:p>
-            <w:pPr>
-              <w:keepNext/>
-              <w:jc w:val="center"/>
-            </w:pPr>
-            <w:r>
-              <w:rPr>
-                <w:i/>
-                <w:iCs/>
-                <w:color w:val="767171"/>
-                <w:sz w:val="19"/>
-                <w:szCs w:val="19"/>
-                <w:highlight w:val="yellow"/>
-              </w:rPr>
-              <w:t xml:space="preserve">[ Insert image here — delete this box ]</w:t>
-            </w:r>
-          </w:p>
-        </w:tc>
-      </w:tr>
-    </w:tbl>
-    <w:p>
-      <w:pPr>
-        <w:pStyle w:val="Caption"/>
-        <w:spacing w:after="240" w:before="100"/>
-      </w:pPr>
-      <w:r>
-        <w:rPr>
-          <w:b/>
-          <w:bCs/>
-          <w:color w:val="1F3864"/>
-          <w:sz w:val="19"/>
-          <w:szCs w:val="19"/>
-        </w:rPr>
-        <w:t xml:space="preserve">Map 2. One Step 8 scenario — its three error maps on Map 1’s error scale.</w:t>
-      </w:r>
-    </w:p>
-    <w:p>
-      <w:r>
-        <w:br w:type="page"/>
+        <w:t xml:space="preserve">Rubric: sources credited (part of the point for organized writing). Credit the DEM, the ski-area layer, the advisory behind Table 1, the basemap and anything else you relied on.</w:t>
+      </w:r>
+    </w:p>
+    <w:p>
+      <w:pPr>
+        <w:spacing w:after="260" w:before="0"/>
+      </w:pPr>
+      <w:r>
+        <w:rPr>
+          <w:i/>
+          <w:iCs/>
+          <w:color w:val="767171"/>
+          <w:highlight w:val="yellow"/>
+        </w:rPr>
+        <w:t xml:space="preserve">[Add your content here.]</w:t>
       </w:r>
     </w:p>
     <w:p>
@@ -4271,7 +3928,7 @@
           <w:sz w:val="28"/>
           <w:szCs w:val="28"/>
         </w:rPr>
-        <w:t xml:space="preserve">8.  References</w:t>
+        <w:t xml:space="preserve">10.  AI Use Statement</w:t>
       </w:r>
     </w:p>
     <w:p>
@@ -4286,7 +3943,7 @@
           <w:sz w:val="19"/>
           <w:szCs w:val="19"/>
         </w:rPr>
-        <w:t xml:space="preserve">Rubric: sources credited (part of the point for organized writing). Credit the DEM tile, the 3DEP image service, the textbook chapter and anything else you relied on.</w:t>
+        <w:t xml:space="preserve">Course policy: one line saying what you used AI for. If you used none, say that. Expressions, class breaks, coordinate systems and areas come from your own work, never from a model. You do the work in ArcGIS Pro yourself: AI may not run it for you, put facts in your report you did not find, or redraw or “enhance” your figures (see the course AI policy).</w:t>
       </w:r>
     </w:p>
     <w:p>
@@ -4301,6 +3958,11 @@
           <w:highlight w:val="yellow"/>
         </w:rPr>
         <w:t xml:space="preserve">[Add your content here.]</w:t>
+      </w:r>
+    </w:p>
+    <w:p>
+      <w:r>
+        <w:br w:type="page"/>
       </w:r>
     </w:p>
     <w:p>
@@ -4316,57 +3978,7 @@
           <w:sz w:val="28"/>
           <w:szCs w:val="28"/>
         </w:rPr>
-        <w:t xml:space="preserve">9.  AI Use Statement</w:t>
-      </w:r>
-    </w:p>
-    <w:p>
-      <w:pPr>
-        <w:spacing w:after="160" w:before="60"/>
-      </w:pPr>
-      <w:r>
-        <w:rPr>
-          <w:i/>
-          <w:iCs/>
-          <w:color w:val="767171"/>
-          <w:sz w:val="19"/>
-          <w:szCs w:val="19"/>
-        </w:rPr>
-        <w:t xml:space="preserve">Course policy: one line saying what you used AI for. If you used none, say that. Expressions, coordinate systems, RMSEs and coordinates come from your own work, never from a model. You do the work in ArcGIS Pro yourself: AI may not run it for you, put facts in your report you did not find, or redraw or “enhance” your figures (see the course AI policy).</w:t>
-      </w:r>
-    </w:p>
-    <w:p>
-      <w:pPr>
-        <w:spacing w:after="260" w:before="0"/>
-      </w:pPr>
-      <w:r>
-        <w:rPr>
-          <w:i/>
-          <w:iCs/>
-          <w:color w:val="767171"/>
-          <w:highlight w:val="yellow"/>
-        </w:rPr>
-        <w:t xml:space="preserve">[Add your content here.]</w:t>
-      </w:r>
-    </w:p>
-    <w:p>
-      <w:r>
-        <w:br w:type="page"/>
-      </w:r>
-    </w:p>
-    <w:p>
-      <w:pPr>
-        <w:pStyle w:val="Heading1"/>
-        <w:spacing w:after="80" w:before="280"/>
-      </w:pPr>
-      <w:r>
-        <w:rPr>
-          <w:b/>
-          <w:bCs/>
-          <w:color w:val="1F3864"/>
-          <w:sz w:val="28"/>
-          <w:szCs w:val="28"/>
-        </w:rPr>
-        <w:t xml:space="preserve">10.  Self-Graded Rubric</w:t>
+        <w:t xml:space="preserve">11.  Self-Graded Rubric</w:t>
       </w:r>
     </w:p>
     <w:p>
@@ -4538,7 +4150,7 @@
                 <w:sz w:val="17"/>
                 <w:szCs w:val="17"/>
               </w:rPr>
-              <w:t xml:space="preserve">The requirements of the project and your approach to solving it, in your own words (1)</w:t>
+              <w:t xml:space="preserve">The requirements of the project and your approach to solving it, in your own words (2)</w:t>
             </w:r>
           </w:p>
           <w:p>
@@ -4555,7 +4167,7 @@
                 <w:sz w:val="17"/>
                 <w:szCs w:val="17"/>
               </w:rPr>
-              <w:t xml:space="preserve">The three metadata values for the DEM and what the service returned in Step 1, what each means for your result, and which you would cite (2)</w:t>
+              <w:t xml:space="preserve">The three metadata values for the DEM and what each means for your result (2)</w:t>
             </w:r>
           </w:p>
           <w:p>
@@ -4572,7 +4184,7 @@
                 <w:sz w:val="17"/>
                 <w:szCs w:val="17"/>
               </w:rPr>
-              <w:t xml:space="preserve">Your check values from Steps 3 to 7, on the course's 2,500 points (2)</w:t>
+              <w:t xml:space="preserve">The "all three agree" result and why it is the wrong answer (2)</w:t>
             </w:r>
           </w:p>
           <w:p>
@@ -4589,7 +4201,7 @@
                 <w:sz w:val="17"/>
                 <w:szCs w:val="17"/>
               </w:rPr>
-              <w:t xml:space="preserve">Where the methods break: the largest error on your baseline's error map for the best method, its coordinates and size, with a cropped figure, and why the ground there defeats the interpolators (3)</w:t>
+              <w:t xml:space="preserve">Where the map is wrong and why, and what data would fix it (2)</w:t>
             </w:r>
           </w:p>
           <w:p>
@@ -4704,7 +4316,7 @@
                 <w:sz w:val="17"/>
                 <w:szCs w:val="17"/>
               </w:rPr>
-              <w:t xml:space="preserve">The model runs end to end from its tool dialog and, on the course's 2,500 points, matches the three RMSE check values (4)</w:t>
+              <w:t xml:space="preserve">The model runs end to end from its tool dialog and its Step 8 table of Snowbird's areas at shift 0 matches the check values (4)</w:t>
             </w:r>
           </w:p>
           <w:p>
@@ -4738,7 +4350,7 @@
                 <w:sz w:val="17"/>
                 <w:szCs w:val="17"/>
               </w:rPr>
-              <w:t xml:space="preserve">A screen capture of the tool dialog with the sample points, the IDW power and the semivariogram exposed as parameters (2)</w:t>
+              <w:t xml:space="preserve">A screen capture of the toolbox interface with the shift parameter exposed (2)</w:t>
             </w:r>
           </w:p>
           <w:p>
@@ -4836,7 +4448,7 @@
                 <w:sz w:val="19"/>
                 <w:szCs w:val="19"/>
               </w:rPr>
-              <w:t xml:space="preserve">Map 1 — your baseline comparison sheet</w:t>
+              <w:t xml:space="preserve">Map 1 — your baseline (full page, 8.5 × 11)</w:t>
             </w:r>
           </w:p>
           <w:p>
@@ -4853,7 +4465,7 @@
                 <w:sz w:val="17"/>
                 <w:szCs w:val="17"/>
               </w:rPr>
-              <w:t xml:space="preserve">Title, neat line, north arrow and scale bar (1)</w:t>
+              <w:t xml:space="preserve">Title stating the rule and the elevation bands (1)</w:t>
             </w:r>
           </w:p>
           <w:p>
@@ -4870,7 +4482,7 @@
                 <w:sz w:val="17"/>
                 <w:szCs w:val="17"/>
               </w:rPr>
-              <w:t xml:space="preserve">Text box with author, date, map projection, and the DEM's source and date (1)</w:t>
+              <w:t xml:space="preserve">Neat line, north arrow and scale bar (1)</w:t>
             </w:r>
           </w:p>
           <w:p>
@@ -4887,7 +4499,7 @@
                 <w:sz w:val="17"/>
                 <w:szCs w:val="17"/>
               </w:rPr>
-              <w:t xml:space="preserve">The true DEM with the sample points and the three surfaces on one elevation scale, with a legend (2)</w:t>
+              <w:t xml:space="preserve">Text box with author, date, map projection, and the DEM's source and date (1)</w:t>
             </w:r>
           </w:p>
           <w:p>
@@ -4904,7 +4516,7 @@
                 <w:sz w:val="17"/>
                 <w:szCs w:val="17"/>
               </w:rPr>
-              <w:t xml:space="preserve">The three error maps on one diverging scale with the same breaks, with a legend (2)</w:t>
+              <w:t xml:space="preserve">The hazard classes in the danger-scale colors, labeled Low to Extreme in a legend (2)</w:t>
             </w:r>
           </w:p>
           <w:p>
@@ -4921,7 +4533,7 @@
                 <w:sz w:val="17"/>
                 <w:szCs w:val="17"/>
               </w:rPr>
-              <w:t xml:space="preserve">Every panel labeled with its method, parameters and RMSE (2)</w:t>
+              <w:t xml:space="preserve">The Snowbird boundary and labeled places (1)</w:t>
             </w:r>
           </w:p>
           <w:p>
@@ -4938,88 +4550,7 @@
                 <w:sz w:val="17"/>
                 <w:szCs w:val="17"/>
               </w:rPr>
-              <w:t xml:space="preserve">Layout, scale and legibility: a reader can compare the panels at a glance (2)</w:t>
-            </w:r>
-          </w:p>
-        </w:tc>
-        <w:tc>
-          <w:tcPr>
-            <w:tcW w:type="dxa" w:w="900"/>
-            <w:tcMar>
-              <w:top w:type="dxa" w:w="90"/>
-              <w:left w:type="dxa" w:w="120"/>
-              <w:bottom w:type="dxa" w:w="90"/>
-              <w:right w:type="dxa" w:w="120"/>
-            </w:tcMar>
-          </w:tcPr>
-          <w:p>
-            <w:pPr>
-              <w:jc w:val="center"/>
-            </w:pPr>
-            <w:r>
-              <w:rPr>
-                <w:b w:val="false"/>
-                <w:bCs w:val="false"/>
-                <w:sz w:val="19"/>
-                <w:szCs w:val="19"/>
-              </w:rPr>
-              <w:t xml:space="preserve">10</w:t>
-            </w:r>
-          </w:p>
-        </w:tc>
-        <w:tc>
-          <w:tcPr>
-            <w:tcW w:type="dxa" w:w="1260"/>
-            <w:tcMar>
-              <w:top w:type="dxa" w:w="90"/>
-              <w:left w:type="dxa" w:w="120"/>
-              <w:bottom w:type="dxa" w:w="90"/>
-              <w:right w:type="dxa" w:w="120"/>
-            </w:tcMar>
-          </w:tcPr>
-          <w:p>
-            <w:pPr>
-              <w:jc w:val="center"/>
-            </w:pPr>
-            <w:r>
-              <w:rPr>
-                <w:b w:val="false"/>
-                <w:bCs w:val="false"/>
-                <w:sz w:val="19"/>
-                <w:szCs w:val="19"/>
-                <w:highlight w:val="yellow"/>
-              </w:rPr>
-              <w:t xml:space="preserve">___ / 10</w:t>
-            </w:r>
-          </w:p>
-        </w:tc>
-      </w:tr>
-      <w:tr>
-        <w:trPr>
-          <w:cantSplit/>
-        </w:trPr>
-        <w:tc>
-          <w:tcPr>
-            <w:tcW w:type="dxa" w:w="7200"/>
-            <w:tcMar>
-              <w:top w:type="dxa" w:w="90"/>
-              <w:left w:type="dxa" w:w="120"/>
-              <w:bottom w:type="dxa" w:w="90"/>
-              <w:right w:type="dxa" w:w="120"/>
-            </w:tcMar>
-          </w:tcPr>
-          <w:p>
-            <w:pPr>
-              <w:spacing w:after="60"/>
-            </w:pPr>
-            <w:r>
-              <w:rPr>
-                <w:b/>
-                <w:bCs/>
-                <w:sz w:val="19"/>
-                <w:szCs w:val="19"/>
-              </w:rPr>
-              <w:t xml:space="preserve">Map 2 — one Step 8 scenario</w:t>
+              <w:t xml:space="preserve">An inset locating Little Cottonwood Canyon (2)</w:t>
             </w:r>
           </w:p>
           <w:p>
@@ -5036,7 +4567,88 @@
                 <w:sz w:val="17"/>
                 <w:szCs w:val="17"/>
               </w:rPr>
-              <w:t xml:space="preserve">Title, neat line, north arrow and scale bar (1)</w:t>
+              <w:t xml:space="preserve">Basemap, scale and legibility appropriate to the ski area (2)</w:t>
+            </w:r>
+          </w:p>
+        </w:tc>
+        <w:tc>
+          <w:tcPr>
+            <w:tcW w:type="dxa" w:w="900"/>
+            <w:tcMar>
+              <w:top w:type="dxa" w:w="90"/>
+              <w:left w:type="dxa" w:w="120"/>
+              <w:bottom w:type="dxa" w:w="90"/>
+              <w:right w:type="dxa" w:w="120"/>
+            </w:tcMar>
+          </w:tcPr>
+          <w:p>
+            <w:pPr>
+              <w:jc w:val="center"/>
+            </w:pPr>
+            <w:r>
+              <w:rPr>
+                <w:b w:val="false"/>
+                <w:bCs w:val="false"/>
+                <w:sz w:val="19"/>
+                <w:szCs w:val="19"/>
+              </w:rPr>
+              <w:t xml:space="preserve">10</w:t>
+            </w:r>
+          </w:p>
+        </w:tc>
+        <w:tc>
+          <w:tcPr>
+            <w:tcW w:type="dxa" w:w="1260"/>
+            <w:tcMar>
+              <w:top w:type="dxa" w:w="90"/>
+              <w:left w:type="dxa" w:w="120"/>
+              <w:bottom w:type="dxa" w:w="90"/>
+              <w:right w:type="dxa" w:w="120"/>
+            </w:tcMar>
+          </w:tcPr>
+          <w:p>
+            <w:pPr>
+              <w:jc w:val="center"/>
+            </w:pPr>
+            <w:r>
+              <w:rPr>
+                <w:b w:val="false"/>
+                <w:bCs w:val="false"/>
+                <w:sz w:val="19"/>
+                <w:szCs w:val="19"/>
+                <w:highlight w:val="yellow"/>
+              </w:rPr>
+              <w:t xml:space="preserve">___ / 10</w:t>
+            </w:r>
+          </w:p>
+        </w:tc>
+      </w:tr>
+      <w:tr>
+        <w:trPr>
+          <w:cantSplit/>
+        </w:trPr>
+        <w:tc>
+          <w:tcPr>
+            <w:tcW w:type="dxa" w:w="7200"/>
+            <w:tcMar>
+              <w:top w:type="dxa" w:w="90"/>
+              <w:left w:type="dxa" w:w="120"/>
+              <w:bottom w:type="dxa" w:w="90"/>
+              <w:right w:type="dxa" w:w="120"/>
+            </w:tcMar>
+          </w:tcPr>
+          <w:p>
+            <w:pPr>
+              <w:spacing w:after="60"/>
+            </w:pPr>
+            <w:r>
+              <w:rPr>
+                <w:b/>
+                <w:bCs/>
+                <w:sz w:val="19"/>
+                <w:szCs w:val="19"/>
+              </w:rPr>
+              <w:t xml:space="preserve">Map 2 — one Step 9 scenario (full page, 8.5 × 11)</w:t>
             </w:r>
           </w:p>
           <w:p>
@@ -5053,7 +4665,7 @@
                 <w:sz w:val="17"/>
                 <w:szCs w:val="17"/>
               </w:rPr>
-              <w:t xml:space="preserve">Text box with author, date, map projection, and the DEM's source and date (1)</w:t>
+              <w:t xml:space="preserve">Title stating the rule and the elevation bands (1)</w:t>
             </w:r>
           </w:p>
           <w:p>
@@ -5070,7 +4682,7 @@
                 <w:sz w:val="17"/>
                 <w:szCs w:val="17"/>
               </w:rPr>
-              <w:t xml:space="preserve">The scenario's three error maps on Map 1's error scale, with a legend (2)</w:t>
+              <w:t xml:space="preserve">Neat line, north arrow and scale bar (1)</w:t>
             </w:r>
           </w:p>
           <w:p>
@@ -5087,7 +4699,7 @@
                 <w:sz w:val="17"/>
                 <w:szCs w:val="17"/>
               </w:rPr>
-              <w:t xml:space="preserve">Every panel labeled with its method, parameters and RMSE (2)</w:t>
+              <w:t xml:space="preserve">Text box with author, date, map projection, and the DEM's source and date (1)</w:t>
             </w:r>
           </w:p>
           <w:p>
@@ -5104,7 +4716,7 @@
                 <w:sz w:val="17"/>
                 <w:szCs w:val="17"/>
               </w:rPr>
-              <w:t xml:space="preserve">Title and text box say what changed from Map 1 and by how much (2)</w:t>
+              <w:t xml:space="preserve">The hazard classes in the danger-scale colors, labeled Low to Extreme in a legend (2)</w:t>
             </w:r>
           </w:p>
           <w:p>
@@ -5121,88 +4733,7 @@
                 <w:sz w:val="17"/>
                 <w:szCs w:val="17"/>
               </w:rPr>
-              <w:t xml:space="preserve">Layout, scale and legibility (2)</w:t>
-            </w:r>
-          </w:p>
-        </w:tc>
-        <w:tc>
-          <w:tcPr>
-            <w:tcW w:type="dxa" w:w="900"/>
-            <w:tcMar>
-              <w:top w:type="dxa" w:w="90"/>
-              <w:left w:type="dxa" w:w="120"/>
-              <w:bottom w:type="dxa" w:w="90"/>
-              <w:right w:type="dxa" w:w="120"/>
-            </w:tcMar>
-          </w:tcPr>
-          <w:p>
-            <w:pPr>
-              <w:jc w:val="center"/>
-            </w:pPr>
-            <w:r>
-              <w:rPr>
-                <w:b w:val="false"/>
-                <w:bCs w:val="false"/>
-                <w:sz w:val="19"/>
-                <w:szCs w:val="19"/>
-              </w:rPr>
-              <w:t xml:space="preserve">10</w:t>
-            </w:r>
-          </w:p>
-        </w:tc>
-        <w:tc>
-          <w:tcPr>
-            <w:tcW w:type="dxa" w:w="1260"/>
-            <w:tcMar>
-              <w:top w:type="dxa" w:w="90"/>
-              <w:left w:type="dxa" w:w="120"/>
-              <w:bottom w:type="dxa" w:w="90"/>
-              <w:right w:type="dxa" w:w="120"/>
-            </w:tcMar>
-          </w:tcPr>
-          <w:p>
-            <w:pPr>
-              <w:jc w:val="center"/>
-            </w:pPr>
-            <w:r>
-              <w:rPr>
-                <w:b w:val="false"/>
-                <w:bCs w:val="false"/>
-                <w:sz w:val="19"/>
-                <w:szCs w:val="19"/>
-                <w:highlight w:val="yellow"/>
-              </w:rPr>
-              <w:t xml:space="preserve">___ / 10</w:t>
-            </w:r>
-          </w:p>
-        </w:tc>
-      </w:tr>
-      <w:tr>
-        <w:trPr>
-          <w:cantSplit/>
-        </w:trPr>
-        <w:tc>
-          <w:tcPr>
-            <w:tcW w:type="dxa" w:w="7200"/>
-            <w:tcMar>
-              <w:top w:type="dxa" w:w="90"/>
-              <w:left w:type="dxa" w:w="120"/>
-              <w:bottom w:type="dxa" w:w="90"/>
-              <w:right w:type="dxa" w:w="120"/>
-            </w:tcMar>
-          </w:tcPr>
-          <w:p>
-            <w:pPr>
-              <w:spacing w:after="60"/>
-            </w:pPr>
-            <w:r>
-              <w:rPr>
-                <w:b/>
-                <w:bCs/>
-                <w:sz w:val="19"/>
-                <w:szCs w:val="19"/>
-              </w:rPr>
-              <w:t xml:space="preserve">Sensitivity (Step 8)</w:t>
+              <w:t xml:space="preserve">The Snowbird boundary and labeled places (1)</w:t>
             </w:r>
           </w:p>
           <w:p>
@@ -5219,7 +4750,7 @@
                 <w:sz w:val="17"/>
                 <w:szCs w:val="17"/>
               </w:rPr>
-              <w:t xml:space="preserve">One table with your baseline and the five Step 8 runs — including run 5 at your own IDW power, with your BYU ID's last two digits — the RMSE of all three methods in every row, and a row with your baseline's three checkpoint RMSEs (4)</w:t>
+              <w:t xml:space="preserve">Title and text box say what changed from Map 1 and why this run was chosen (2)</w:t>
             </w:r>
           </w:p>
           <w:p>
@@ -5236,7 +4767,88 @@
                 <w:sz w:val="17"/>
                 <w:szCs w:val="17"/>
               </w:rPr>
-              <w:t xml:space="preserve">Which method wins and whether the ranking survives, with your numbers (2)</w:t>
+              <w:t xml:space="preserve">Basemap, scale and legibility appropriate to the ski area (2)</w:t>
+            </w:r>
+          </w:p>
+        </w:tc>
+        <w:tc>
+          <w:tcPr>
+            <w:tcW w:type="dxa" w:w="900"/>
+            <w:tcMar>
+              <w:top w:type="dxa" w:w="90"/>
+              <w:left w:type="dxa" w:w="120"/>
+              <w:bottom w:type="dxa" w:w="90"/>
+              <w:right w:type="dxa" w:w="120"/>
+            </w:tcMar>
+          </w:tcPr>
+          <w:p>
+            <w:pPr>
+              <w:jc w:val="center"/>
+            </w:pPr>
+            <w:r>
+              <w:rPr>
+                <w:b w:val="false"/>
+                <w:bCs w:val="false"/>
+                <w:sz w:val="19"/>
+                <w:szCs w:val="19"/>
+              </w:rPr>
+              <w:t xml:space="preserve">10</w:t>
+            </w:r>
+          </w:p>
+        </w:tc>
+        <w:tc>
+          <w:tcPr>
+            <w:tcW w:type="dxa" w:w="1260"/>
+            <w:tcMar>
+              <w:top w:type="dxa" w:w="90"/>
+              <w:left w:type="dxa" w:w="120"/>
+              <w:bottom w:type="dxa" w:w="90"/>
+              <w:right w:type="dxa" w:w="120"/>
+            </w:tcMar>
+          </w:tcPr>
+          <w:p>
+            <w:pPr>
+              <w:jc w:val="center"/>
+            </w:pPr>
+            <w:r>
+              <w:rPr>
+                <w:b w:val="false"/>
+                <w:bCs w:val="false"/>
+                <w:sz w:val="19"/>
+                <w:szCs w:val="19"/>
+                <w:highlight w:val="yellow"/>
+              </w:rPr>
+              <w:t xml:space="preserve">___ / 10</w:t>
+            </w:r>
+          </w:p>
+        </w:tc>
+      </w:tr>
+      <w:tr>
+        <w:trPr>
+          <w:cantSplit/>
+        </w:trPr>
+        <w:tc>
+          <w:tcPr>
+            <w:tcW w:type="dxa" w:w="7200"/>
+            <w:tcMar>
+              <w:top w:type="dxa" w:w="90"/>
+              <w:left w:type="dxa" w:w="120"/>
+              <w:bottom w:type="dxa" w:w="90"/>
+              <w:right w:type="dxa" w:w="120"/>
+            </w:tcMar>
+          </w:tcPr>
+          <w:p>
+            <w:pPr>
+              <w:spacing w:after="60"/>
+            </w:pPr>
+            <w:r>
+              <w:rPr>
+                <w:b/>
+                <w:bCs/>
+                <w:sz w:val="19"/>
+                <w:szCs w:val="19"/>
+              </w:rPr>
+              <w:t xml:space="preserve">Sensitivity (Step 9)</w:t>
             </w:r>
           </w:p>
           <w:p>
@@ -5253,7 +4865,7 @@
                 <w:sz w:val="17"/>
                 <w:szCs w:val="17"/>
               </w:rPr>
-              <w:t xml:space="preserve">Which parameter mattered and which barely did, with your numbers (2)</w:t>
+              <w:t xml:space="preserve">One table with the baseline and at least three more runs, giving the shift, the altitude-class-5 area, and the High + Extreme area of Snowbird under each of the three rules (4)</w:t>
             </w:r>
           </w:p>
           <w:p>
@@ -5270,7 +4882,41 @@
                 <w:sz w:val="17"/>
                 <w:szCs w:val="17"/>
               </w:rPr>
-              <w:t xml:space="preserve">What the checkpoints would and would not have told you (2)</w:t>
+              <w:t xml:space="preserve">How much moving the elevation bands changes the map in each direction, and why (2)</w:t>
+            </w:r>
+          </w:p>
+          <w:p>
+            <w:pPr>
+              <w:pStyle w:val="ListParagraph"/>
+              <w:numPr>
+                <w:ilvl w:val="0"/>
+                <w:numId w:val="3"/>
+              </w:numPr>
+              <w:spacing w:after="40"/>
+            </w:pPr>
+            <w:r>
+              <w:rPr>
+                <w:sz w:val="17"/>
+                <w:szCs w:val="17"/>
+              </w:rPr>
+              <w:t xml:space="preserve">How much the combination rule changes the map, and which rule you would publish and why (2)</w:t>
+            </w:r>
+          </w:p>
+          <w:p>
+            <w:pPr>
+              <w:pStyle w:val="ListParagraph"/>
+              <w:numPr>
+                <w:ilvl w:val="0"/>
+                <w:numId w:val="3"/>
+              </w:numPr>
+              <w:spacing w:after="40"/>
+            </w:pPr>
+            <w:r>
+              <w:rPr>
+                <w:sz w:val="17"/>
+                <w:szCs w:val="17"/>
+              </w:rPr>
+              <w:t xml:space="preserve">Where the rules agree and disagree (Rule_Spread), and what terrain that is (2)</w:t>
             </w:r>
           </w:p>
         </w:tc>

--- a/docs/assignments/lab-10/lab10-report-template.docx
+++ b/docs/assignments/lab-10/lab10-report-template.docx
@@ -170,7 +170,7 @@
           <w:sz w:val="48"/>
           <w:szCs w:val="48"/>
         </w:rPr>
-        <w:t xml:space="preserve">Lab 10: Avalanche Hazard</w:t>
+        <w:t xml:space="preserve">Lab 10: Least Cost Path Power Line Analysis</w:t>
       </w:r>
     </w:p>
     <w:p>
@@ -184,7 +184,7 @@
           <w:sz w:val="32"/>
           <w:szCs w:val="32"/>
         </w:rPr>
-        <w:t xml:space="preserve">Terrain-based avalanche hazard screening from slope, aspect, and elevation</w:t>
+        <w:t xml:space="preserve">A least-cost route for a power line from Spanish Fork Canyon to Bluffdale</w:t>
       </w:r>
     </w:p>
     <w:p>
@@ -361,7 +361,7 @@
           <w:sz w:val="19"/>
           <w:szCs w:val="19"/>
         </w:rPr>
-        <w:t xml:space="preserve">Rubric: the requirements of the project and your approach to solving it, in your own words (2 points). Two or three paragraphs. Say what you set out to show and how you went about it — not a retelling of the step-by-step. If you built the model without the step-by-step instructions, say so here.</w:t>
+        <w:t xml:space="preserve">Rubric: the requirements of the project and your approach to solving it, in your own words (2 points). Two or three paragraphs. Say what you set out to route and how you went about it — not a retelling of the step-by-step. If you built the model without the step-by-step instructions, say so here.</w:t>
       </w:r>
     </w:p>
     <w:p>
@@ -391,7 +391,7 @@
           <w:sz w:val="28"/>
           <w:szCs w:val="28"/>
         </w:rPr>
-        <w:t xml:space="preserve">2.  The DEM and Its Metadata</w:t>
+        <w:t xml:space="preserve">2.  The Data and Their Metadata</w:t>
       </w:r>
     </w:p>
     <w:p>
@@ -406,7 +406,7 @@
           <w:sz w:val="19"/>
           <w:szCs w:val="19"/>
         </w:rPr>
-        <w:t xml:space="preserve">Rubric: the three metadata values for the DEM and what each means for your result (2 points). Confirm them yourself from READ-ME-FIRST.txt, the raster’s properties and the tile’s metadata file — do not copy them from Figure A.</w:t>
+        <w:t xml:space="preserve">Rubric: the three metadata values and what each means for your route (2 points). Read them yourself on the UGRC pages and services linked in the Data section and in READ-ME-FIRST.txt — do not copy them from Figure A.</w:t>
       </w:r>
     </w:p>
     <w:p>
@@ -513,7 +513,7 @@
                 <w:sz w:val="19"/>
                 <w:szCs w:val="19"/>
               </w:rPr>
-              <w:t xml:space="preserve">What it means for your result</w:t>
+              <w:t xml:space="preserve">What it means for your route</w:t>
             </w:r>
           </w:p>
         </w:tc>
@@ -539,7 +539,7 @@
                 <w:sz w:val="19"/>
                 <w:szCs w:val="19"/>
               </w:rPr>
-              <w:t xml:space="preserve">Publication date and source dates</w:t>
+              <w:t xml:space="preserve">Roads: the “Last Update” date</w:t>
             </w:r>
           </w:p>
         </w:tc>
@@ -608,7 +608,7 @@
                 <w:sz w:val="19"/>
                 <w:szCs w:val="19"/>
               </w:rPr>
-              <w:t xml:space="preserve">Vertical datum and units</w:t>
+              <w:t xml:space="preserve">City limits: what the layer is for</w:t>
             </w:r>
           </w:p>
         </w:tc>
@@ -678,7 +678,7 @@
                 <w:sz w:val="19"/>
                 <w:szCs w:val="19"/>
               </w:rPr>
-              <w:t xml:space="preserve">Cell size</w:t>
+              <w:t xml:space="preserve">Power lines: what the metadata does and does not say</w:t>
             </w:r>
           </w:p>
         </w:tc>
@@ -739,7 +739,7 @@
           <w:sz w:val="19"/>
           <w:szCs w:val="19"/>
         </w:rPr>
-        <w:t xml:space="preserve">Table 1. Metadata for the DEM.</w:t>
+        <w:t xml:space="preserve">Table 1. Metadata for the roads, the city limits and the power lines.</w:t>
       </w:r>
     </w:p>
     <w:p>
@@ -770,7 +770,7 @@
           <w:sz w:val="19"/>
           <w:szCs w:val="19"/>
         </w:rPr>
-        <w:t xml:space="preserve">Rubric: a description a reader could repeat from — each tool, its settings, and every input, intermediate and output dataset with its type (2 points). Fill one row per tool, in the order they run.</w:t>
+        <w:t xml:space="preserve">Rubric: a description a reader could repeat from — each tool and its settings, the six Select expressions, the four score tables, the Raster Calculator expression, and every input, intermediate and output dataset with its type (2 points). Fill one row per tool, in the order they run.</w:t>
       </w:r>
     </w:p>
     <w:p>
@@ -953,7 +953,7 @@
                 <w:sz w:val="19"/>
                 <w:szCs w:val="19"/>
               </w:rPr>
-              <w:t xml:space="preserve">Project Raster</w:t>
+              <w:t xml:space="preserve">Select (six: roads, lakes, streams, power lines, source, destination)</w:t>
             </w:r>
           </w:p>
         </w:tc>
@@ -1178,7 +1178,7 @@
                 <w:sz w:val="19"/>
                 <w:szCs w:val="19"/>
               </w:rPr>
-              <w:t xml:space="preserve">Aspect</w:t>
+              <w:t xml:space="preserve">Distance Accumulation (roads, cities, lines)</w:t>
             </w:r>
           </w:p>
         </w:tc>
@@ -1289,7 +1289,7 @@
                 <w:sz w:val="19"/>
                 <w:szCs w:val="19"/>
               </w:rPr>
-              <w:t xml:space="preserve">Reclassify (slope)</w:t>
+              <w:t xml:space="preserve">Reclassify (four scores)</w:t>
             </w:r>
           </w:p>
         </w:tc>
@@ -1403,7 +1403,7 @@
                 <w:sz w:val="19"/>
                 <w:szCs w:val="19"/>
               </w:rPr>
-              <w:t xml:space="preserve">Reclassify (aspect)</w:t>
+              <w:t xml:space="preserve">Polyline to Raster</w:t>
             </w:r>
           </w:p>
         </w:tc>
@@ -1514,7 +1514,7 @@
                 <w:sz w:val="19"/>
                 <w:szCs w:val="19"/>
               </w:rPr>
-              <w:t xml:space="preserve">Raster Calculator (altitude, with Shift)</w:t>
+              <w:t xml:space="preserve">Raster Calculator (cost)</w:t>
             </w:r>
           </w:p>
         </w:tc>
@@ -1628,7 +1628,7 @@
                 <w:sz w:val="19"/>
                 <w:szCs w:val="19"/>
               </w:rPr>
-              <w:t xml:space="preserve">Raster Calculator (all three agree)</w:t>
+              <w:t xml:space="preserve">Distance Accumulation (route)</w:t>
             </w:r>
           </w:p>
         </w:tc>
@@ -1739,7 +1739,7 @@
                 <w:sz w:val="19"/>
                 <w:szCs w:val="19"/>
               </w:rPr>
-              <w:t xml:space="preserve">Raster Calculator (geometric mean)</w:t>
+              <w:t xml:space="preserve">Optimal Path As Line</w:t>
             </w:r>
           </w:p>
         </w:tc>
@@ -1813,341 +1813,6 @@
           <w:tcPr>
             <w:tcW w:type="dxa" w:w="1260"/>
             <w:shd w:fill="F2F2F2" w:color="auto" w:val="clear"/>
-            <w:tcMar>
-              <w:top w:type="dxa" w:w="90"/>
-              <w:left w:type="dxa" w:w="120"/>
-              <w:bottom w:type="dxa" w:w="90"/>
-              <w:right w:type="dxa" w:w="120"/>
-            </w:tcMar>
-          </w:tcPr>
-          <w:p>
-            <w:r>
-              <w:rPr>
-                <w:color w:val="767171"/>
-                <w:sz w:val="19"/>
-                <w:szCs w:val="19"/>
-              </w:rPr>
-              <w:t xml:space="preserve"> </w:t>
-            </w:r>
-          </w:p>
-        </w:tc>
-      </w:tr>
-      <w:tr>
-        <w:trPr>
-          <w:cantSplit/>
-        </w:trPr>
-        <w:tc>
-          <w:tcPr>
-            <w:tcW w:type="dxa" w:w="2300"/>
-            <w:tcMar>
-              <w:top w:type="dxa" w:w="90"/>
-              <w:left w:type="dxa" w:w="120"/>
-              <w:bottom w:type="dxa" w:w="90"/>
-              <w:right w:type="dxa" w:w="120"/>
-            </w:tcMar>
-          </w:tcPr>
-          <w:p>
-            <w:r>
-              <w:rPr>
-                <w:color w:val="000000"/>
-                <w:sz w:val="19"/>
-                <w:szCs w:val="19"/>
-              </w:rPr>
-              <w:t xml:space="preserve">Cell Statistics (maximum)</w:t>
-            </w:r>
-          </w:p>
-        </w:tc>
-        <w:tc>
-          <w:tcPr>
-            <w:tcW w:type="dxa" w:w="2100"/>
-            <w:tcMar>
-              <w:top w:type="dxa" w:w="90"/>
-              <w:left w:type="dxa" w:w="120"/>
-              <w:bottom w:type="dxa" w:w="90"/>
-              <w:right w:type="dxa" w:w="120"/>
-            </w:tcMar>
-          </w:tcPr>
-          <w:p>
-            <w:r>
-              <w:rPr>
-                <w:color w:val="767171"/>
-                <w:sz w:val="19"/>
-                <w:szCs w:val="19"/>
-              </w:rPr>
-              <w:t xml:space="preserve"> </w:t>
-            </w:r>
-          </w:p>
-        </w:tc>
-        <w:tc>
-          <w:tcPr>
-            <w:tcW w:type="dxa" w:w="2000"/>
-            <w:tcMar>
-              <w:top w:type="dxa" w:w="90"/>
-              <w:left w:type="dxa" w:w="120"/>
-              <w:bottom w:type="dxa" w:w="90"/>
-              <w:right w:type="dxa" w:w="120"/>
-            </w:tcMar>
-          </w:tcPr>
-          <w:p>
-            <w:r>
-              <w:rPr>
-                <w:color w:val="767171"/>
-                <w:sz w:val="19"/>
-                <w:szCs w:val="19"/>
-              </w:rPr>
-              <w:t xml:space="preserve"> </w:t>
-            </w:r>
-          </w:p>
-        </w:tc>
-        <w:tc>
-          <w:tcPr>
-            <w:tcW w:type="dxa" w:w="1700"/>
-            <w:tcMar>
-              <w:top w:type="dxa" w:w="90"/>
-              <w:left w:type="dxa" w:w="120"/>
-              <w:bottom w:type="dxa" w:w="90"/>
-              <w:right w:type="dxa" w:w="120"/>
-            </w:tcMar>
-          </w:tcPr>
-          <w:p>
-            <w:r>
-              <w:rPr>
-                <w:color w:val="767171"/>
-                <w:sz w:val="19"/>
-                <w:szCs w:val="19"/>
-              </w:rPr>
-              <w:t xml:space="preserve"> </w:t>
-            </w:r>
-          </w:p>
-        </w:tc>
-        <w:tc>
-          <w:tcPr>
-            <w:tcW w:type="dxa" w:w="1260"/>
-            <w:tcMar>
-              <w:top w:type="dxa" w:w="90"/>
-              <w:left w:type="dxa" w:w="120"/>
-              <w:bottom w:type="dxa" w:w="90"/>
-              <w:right w:type="dxa" w:w="120"/>
-            </w:tcMar>
-          </w:tcPr>
-          <w:p>
-            <w:r>
-              <w:rPr>
-                <w:color w:val="767171"/>
-                <w:sz w:val="19"/>
-                <w:szCs w:val="19"/>
-              </w:rPr>
-              <w:t xml:space="preserve"> </w:t>
-            </w:r>
-          </w:p>
-        </w:tc>
-      </w:tr>
-      <w:tr>
-        <w:trPr>
-          <w:cantSplit/>
-        </w:trPr>
-        <w:tc>
-          <w:tcPr>
-            <w:tcW w:type="dxa" w:w="2300"/>
-            <w:shd w:fill="F2F2F2" w:color="auto" w:val="clear"/>
-            <w:tcMar>
-              <w:top w:type="dxa" w:w="90"/>
-              <w:left w:type="dxa" w:w="120"/>
-              <w:bottom w:type="dxa" w:w="90"/>
-              <w:right w:type="dxa" w:w="120"/>
-            </w:tcMar>
-          </w:tcPr>
-          <w:p>
-            <w:r>
-              <w:rPr>
-                <w:color w:val="000000"/>
-                <w:sz w:val="19"/>
-                <w:szCs w:val="19"/>
-              </w:rPr>
-              <w:t xml:space="preserve">Cell Statistics (minimum)</w:t>
-            </w:r>
-          </w:p>
-        </w:tc>
-        <w:tc>
-          <w:tcPr>
-            <w:tcW w:type="dxa" w:w="2100"/>
-            <w:shd w:fill="F2F2F2" w:color="auto" w:val="clear"/>
-            <w:tcMar>
-              <w:top w:type="dxa" w:w="90"/>
-              <w:left w:type="dxa" w:w="120"/>
-              <w:bottom w:type="dxa" w:w="90"/>
-              <w:right w:type="dxa" w:w="120"/>
-            </w:tcMar>
-          </w:tcPr>
-          <w:p>
-            <w:r>
-              <w:rPr>
-                <w:color w:val="767171"/>
-                <w:sz w:val="19"/>
-                <w:szCs w:val="19"/>
-              </w:rPr>
-              <w:t xml:space="preserve"> </w:t>
-            </w:r>
-          </w:p>
-        </w:tc>
-        <w:tc>
-          <w:tcPr>
-            <w:tcW w:type="dxa" w:w="2000"/>
-            <w:shd w:fill="F2F2F2" w:color="auto" w:val="clear"/>
-            <w:tcMar>
-              <w:top w:type="dxa" w:w="90"/>
-              <w:left w:type="dxa" w:w="120"/>
-              <w:bottom w:type="dxa" w:w="90"/>
-              <w:right w:type="dxa" w:w="120"/>
-            </w:tcMar>
-          </w:tcPr>
-          <w:p>
-            <w:r>
-              <w:rPr>
-                <w:color w:val="767171"/>
-                <w:sz w:val="19"/>
-                <w:szCs w:val="19"/>
-              </w:rPr>
-              <w:t xml:space="preserve"> </w:t>
-            </w:r>
-          </w:p>
-        </w:tc>
-        <w:tc>
-          <w:tcPr>
-            <w:tcW w:type="dxa" w:w="1700"/>
-            <w:shd w:fill="F2F2F2" w:color="auto" w:val="clear"/>
-            <w:tcMar>
-              <w:top w:type="dxa" w:w="90"/>
-              <w:left w:type="dxa" w:w="120"/>
-              <w:bottom w:type="dxa" w:w="90"/>
-              <w:right w:type="dxa" w:w="120"/>
-            </w:tcMar>
-          </w:tcPr>
-          <w:p>
-            <w:r>
-              <w:rPr>
-                <w:color w:val="767171"/>
-                <w:sz w:val="19"/>
-                <w:szCs w:val="19"/>
-              </w:rPr>
-              <w:t xml:space="preserve"> </w:t>
-            </w:r>
-          </w:p>
-        </w:tc>
-        <w:tc>
-          <w:tcPr>
-            <w:tcW w:type="dxa" w:w="1260"/>
-            <w:shd w:fill="F2F2F2" w:color="auto" w:val="clear"/>
-            <w:tcMar>
-              <w:top w:type="dxa" w:w="90"/>
-              <w:left w:type="dxa" w:w="120"/>
-              <w:bottom w:type="dxa" w:w="90"/>
-              <w:right w:type="dxa" w:w="120"/>
-            </w:tcMar>
-          </w:tcPr>
-          <w:p>
-            <w:r>
-              <w:rPr>
-                <w:color w:val="767171"/>
-                <w:sz w:val="19"/>
-                <w:szCs w:val="19"/>
-              </w:rPr>
-              <w:t xml:space="preserve"> </w:t>
-            </w:r>
-          </w:p>
-        </w:tc>
-      </w:tr>
-      <w:tr>
-        <w:trPr>
-          <w:cantSplit/>
-        </w:trPr>
-        <w:tc>
-          <w:tcPr>
-            <w:tcW w:type="dxa" w:w="2300"/>
-            <w:tcMar>
-              <w:top w:type="dxa" w:w="90"/>
-              <w:left w:type="dxa" w:w="120"/>
-              <w:bottom w:type="dxa" w:w="90"/>
-              <w:right w:type="dxa" w:w="120"/>
-            </w:tcMar>
-          </w:tcPr>
-          <w:p>
-            <w:r>
-              <w:rPr>
-                <w:color w:val="000000"/>
-                <w:sz w:val="19"/>
-                <w:szCs w:val="19"/>
-              </w:rPr>
-              <w:t xml:space="preserve">Raster Calculator (rule spread)</w:t>
-            </w:r>
-          </w:p>
-        </w:tc>
-        <w:tc>
-          <w:tcPr>
-            <w:tcW w:type="dxa" w:w="2100"/>
-            <w:tcMar>
-              <w:top w:type="dxa" w:w="90"/>
-              <w:left w:type="dxa" w:w="120"/>
-              <w:bottom w:type="dxa" w:w="90"/>
-              <w:right w:type="dxa" w:w="120"/>
-            </w:tcMar>
-          </w:tcPr>
-          <w:p>
-            <w:r>
-              <w:rPr>
-                <w:color w:val="767171"/>
-                <w:sz w:val="19"/>
-                <w:szCs w:val="19"/>
-              </w:rPr>
-              <w:t xml:space="preserve"> </w:t>
-            </w:r>
-          </w:p>
-        </w:tc>
-        <w:tc>
-          <w:tcPr>
-            <w:tcW w:type="dxa" w:w="2000"/>
-            <w:tcMar>
-              <w:top w:type="dxa" w:w="90"/>
-              <w:left w:type="dxa" w:w="120"/>
-              <w:bottom w:type="dxa" w:w="90"/>
-              <w:right w:type="dxa" w:w="120"/>
-            </w:tcMar>
-          </w:tcPr>
-          <w:p>
-            <w:r>
-              <w:rPr>
-                <w:color w:val="767171"/>
-                <w:sz w:val="19"/>
-                <w:szCs w:val="19"/>
-              </w:rPr>
-              <w:t xml:space="preserve"> </w:t>
-            </w:r>
-          </w:p>
-        </w:tc>
-        <w:tc>
-          <w:tcPr>
-            <w:tcW w:type="dxa" w:w="1700"/>
-            <w:tcMar>
-              <w:top w:type="dxa" w:w="90"/>
-              <w:left w:type="dxa" w:w="120"/>
-              <w:bottom w:type="dxa" w:w="90"/>
-              <w:right w:type="dxa" w:w="120"/>
-            </w:tcMar>
-          </w:tcPr>
-          <w:p>
-            <w:r>
-              <w:rPr>
-                <w:color w:val="767171"/>
-                <w:sz w:val="19"/>
-                <w:szCs w:val="19"/>
-              </w:rPr>
-              <w:t xml:space="preserve"> </w:t>
-            </w:r>
-          </w:p>
-        </w:tc>
-        <w:tc>
-          <w:tcPr>
-            <w:tcW w:type="dxa" w:w="1260"/>
             <w:tcMar>
               <w:top w:type="dxa" w:w="90"/>
               <w:left w:type="dxa" w:w="120"/>
@@ -2206,7 +1871,7 @@
           <w:sz w:val="19"/>
           <w:szCs w:val="19"/>
         </w:rPr>
-        <w:t xml:space="preserve">Rubric: a full-page model figure exported from ModelBuilder, all tools and datasets readable (2 points). Insert the exported PNG file itself. Do not screen-capture it, redraw it, or run it through an AI “enhancer” — that changes what the figure shows. This page is landscape so a wide model stays readable.</w:t>
+        <w:t xml:space="preserve">Rubric: a full-page model figure exported from ModelBuilder, all tools and datasets readable (2 points). Upload your project’s toolbox (Lab10.atbx) with the report as well. Insert the exported PNG file itself. Do not screen-capture it, redraw it, or run it through an AI “enhancer” — that changes what the figure shows. This page is landscape so a wide model stays readable.</w:t>
       </w:r>
     </w:p>
     <w:tbl>
@@ -2292,7 +1957,7 @@
           <w:sz w:val="19"/>
           <w:szCs w:val="19"/>
         </w:rPr>
-        <w:t xml:space="preserve">Rubric: a screen capture of the toolbox interface with the shift parameter exposed (2 points).</w:t>
+        <w:t xml:space="preserve">Rubric: a screen capture of the tool dialog with the two weights and the route exposed as parameters (2 points).</w:t>
       </w:r>
     </w:p>
     <w:tbl>
@@ -2353,7 +2018,7 @@
           <w:sz w:val="19"/>
           <w:szCs w:val="19"/>
         </w:rPr>
-        <w:t xml:space="preserve">Figure 2. The model’s tool dialog, with the Shift parameter exposed.</w:t>
+        <w:t xml:space="preserve">Figure 2. The model’s tool dialog, with the two weights and the route exposed.</w:t>
       </w:r>
     </w:p>
     <w:p>
@@ -2369,7 +2034,7 @@
           <w:sz w:val="28"/>
           <w:szCs w:val="28"/>
         </w:rPr>
-        <w:t xml:space="preserve">4.  Snowbird by Hazard Class</w:t>
+        <w:t xml:space="preserve">4.  Check Values</w:t>
       </w:r>
     </w:p>
     <w:p>
@@ -2384,7 +2049,7 @@
           <w:sz w:val="19"/>
           <w:szCs w:val="19"/>
         </w:rPr>
-        <w:t xml:space="preserve">Rubric: the model runs end to end from its tool dialog and its Step 8 table of Snowbird’s areas at shift 0 matches the check values (part of the 4 points for a working model). Tabulate Area reports square meters; divide by 1,000,000.</w:t>
+        <w:t xml:space="preserve">Rubric: your check values from Steps 1 to 7 (1 point); they also show the model works (part of its 4 points). These come from the default weights, 1 and 1.</w:t>
       </w:r>
     </w:p>
     <w:p>
@@ -2414,12 +2079,8 @@
         </w:tblBorders>
       </w:tblPr>
       <w:tblGrid>
-        <w:gridCol w:w="1560"/>
-        <w:gridCol w:w="1560"/>
-        <w:gridCol w:w="1560"/>
-        <w:gridCol w:w="1560"/>
-        <w:gridCol w:w="1560"/>
-        <w:gridCol w:w="1560"/>
+        <w:gridCol w:w="5360"/>
+        <w:gridCol w:w="4000"/>
       </w:tblGrid>
       <w:tr>
         <w:trPr>
@@ -2428,7 +2089,7 @@
         </w:trPr>
         <w:tc>
           <w:tcPr>
-            <w:tcW w:type="dxa" w:w="1560"/>
+            <w:tcW w:type="dxa" w:w="5360"/>
             <w:shd w:fill="D9E2F3" w:color="auto" w:val="clear"/>
             <w:tcMar>
               <w:top w:type="dxa" w:w="90"/>
@@ -2446,13 +2107,13 @@
                 <w:sz w:val="19"/>
                 <w:szCs w:val="19"/>
               </w:rPr>
-              <w:t xml:space="preserve">Low</w:t>
-            </w:r>
-          </w:p>
-        </w:tc>
-        <w:tc>
-          <w:tcPr>
-            <w:tcW w:type="dxa" w:w="1560"/>
+              <w:t xml:space="preserve">Check</w:t>
+            </w:r>
+          </w:p>
+        </w:tc>
+        <w:tc>
+          <w:tcPr>
+            <w:tcW w:type="dxa" w:w="4000"/>
             <w:shd w:fill="D9E2F3" w:color="auto" w:val="clear"/>
             <w:tcMar>
               <w:top w:type="dxa" w:w="90"/>
@@ -2470,103 +2131,7 @@
                 <w:sz w:val="19"/>
                 <w:szCs w:val="19"/>
               </w:rPr>
-              <w:t xml:space="preserve">Moderate</w:t>
-            </w:r>
-          </w:p>
-        </w:tc>
-        <w:tc>
-          <w:tcPr>
-            <w:tcW w:type="dxa" w:w="1560"/>
-            <w:shd w:fill="D9E2F3" w:color="auto" w:val="clear"/>
-            <w:tcMar>
-              <w:top w:type="dxa" w:w="90"/>
-              <w:left w:type="dxa" w:w="120"/>
-              <w:bottom w:type="dxa" w:w="90"/>
-              <w:right w:type="dxa" w:w="120"/>
-            </w:tcMar>
-          </w:tcPr>
-          <w:p>
-            <w:r>
-              <w:rPr>
-                <w:b/>
-                <w:bCs/>
-                <w:color w:val="1F3864"/>
-                <w:sz w:val="19"/>
-                <w:szCs w:val="19"/>
-              </w:rPr>
-              <w:t xml:space="preserve">Considerable</w:t>
-            </w:r>
-          </w:p>
-        </w:tc>
-        <w:tc>
-          <w:tcPr>
-            <w:tcW w:type="dxa" w:w="1560"/>
-            <w:shd w:fill="D9E2F3" w:color="auto" w:val="clear"/>
-            <w:tcMar>
-              <w:top w:type="dxa" w:w="90"/>
-              <w:left w:type="dxa" w:w="120"/>
-              <w:bottom w:type="dxa" w:w="90"/>
-              <w:right w:type="dxa" w:w="120"/>
-            </w:tcMar>
-          </w:tcPr>
-          <w:p>
-            <w:r>
-              <w:rPr>
-                <w:b/>
-                <w:bCs/>
-                <w:color w:val="1F3864"/>
-                <w:sz w:val="19"/>
-                <w:szCs w:val="19"/>
-              </w:rPr>
-              <w:t xml:space="preserve">High</w:t>
-            </w:r>
-          </w:p>
-        </w:tc>
-        <w:tc>
-          <w:tcPr>
-            <w:tcW w:type="dxa" w:w="1560"/>
-            <w:shd w:fill="D9E2F3" w:color="auto" w:val="clear"/>
-            <w:tcMar>
-              <w:top w:type="dxa" w:w="90"/>
-              <w:left w:type="dxa" w:w="120"/>
-              <w:bottom w:type="dxa" w:w="90"/>
-              <w:right w:type="dxa" w:w="120"/>
-            </w:tcMar>
-          </w:tcPr>
-          <w:p>
-            <w:r>
-              <w:rPr>
-                <w:b/>
-                <w:bCs/>
-                <w:color w:val="1F3864"/>
-                <w:sz w:val="19"/>
-                <w:szCs w:val="19"/>
-              </w:rPr>
-              <w:t xml:space="preserve">Extreme</w:t>
-            </w:r>
-          </w:p>
-        </w:tc>
-        <w:tc>
-          <w:tcPr>
-            <w:tcW w:type="dxa" w:w="1560"/>
-            <w:shd w:fill="D9E2F3" w:color="auto" w:val="clear"/>
-            <w:tcMar>
-              <w:top w:type="dxa" w:w="90"/>
-              <w:left w:type="dxa" w:w="120"/>
-              <w:bottom w:type="dxa" w:w="90"/>
-              <w:right w:type="dxa" w:w="120"/>
-            </w:tcMar>
-          </w:tcPr>
-          <w:p>
-            <w:r>
-              <w:rPr>
-                <w:b/>
-                <w:bCs/>
-                <w:color w:val="1F3864"/>
-                <w:sz w:val="19"/>
-                <w:szCs w:val="19"/>
-              </w:rPr>
-              <w:t xml:space="preserve">Total</w:t>
+              <w:t xml:space="preserve">Your value</w:t>
             </w:r>
           </w:p>
         </w:tc>
@@ -2577,112 +2142,220 @@
         </w:trPr>
         <w:tc>
           <w:tcPr>
-            <w:tcW w:type="dxa" w:w="1560"/>
-            <w:tcMar>
-              <w:top w:type="dxa" w:w="90"/>
-              <w:left w:type="dxa" w:w="120"/>
-              <w:bottom w:type="dxa" w:w="90"/>
-              <w:right w:type="dxa" w:w="120"/>
-            </w:tcMar>
-          </w:tcPr>
-          <w:p>
-            <w:r>
-              <w:rPr>
-                <w:color w:val="767171"/>
-                <w:sz w:val="19"/>
-                <w:szCs w:val="19"/>
-              </w:rPr>
-              <w:t xml:space="preserve"> </w:t>
-            </w:r>
-          </w:p>
-        </w:tc>
-        <w:tc>
-          <w:tcPr>
-            <w:tcW w:type="dxa" w:w="1560"/>
-            <w:tcMar>
-              <w:top w:type="dxa" w:w="90"/>
-              <w:left w:type="dxa" w:w="120"/>
-              <w:bottom w:type="dxa" w:w="90"/>
-              <w:right w:type="dxa" w:w="120"/>
-            </w:tcMar>
-          </w:tcPr>
-          <w:p>
-            <w:r>
-              <w:rPr>
-                <w:color w:val="767171"/>
-                <w:sz w:val="19"/>
-                <w:szCs w:val="19"/>
-              </w:rPr>
-              <w:t xml:space="preserve"> </w:t>
-            </w:r>
-          </w:p>
-        </w:tc>
-        <w:tc>
-          <w:tcPr>
-            <w:tcW w:type="dxa" w:w="1560"/>
-            <w:tcMar>
-              <w:top w:type="dxa" w:w="90"/>
-              <w:left w:type="dxa" w:w="120"/>
-              <w:bottom w:type="dxa" w:w="90"/>
-              <w:right w:type="dxa" w:w="120"/>
-            </w:tcMar>
-          </w:tcPr>
-          <w:p>
-            <w:r>
-              <w:rPr>
-                <w:color w:val="767171"/>
-                <w:sz w:val="19"/>
-                <w:szCs w:val="19"/>
-              </w:rPr>
-              <w:t xml:space="preserve"> </w:t>
-            </w:r>
-          </w:p>
-        </w:tc>
-        <w:tc>
-          <w:tcPr>
-            <w:tcW w:type="dxa" w:w="1560"/>
-            <w:tcMar>
-              <w:top w:type="dxa" w:w="90"/>
-              <w:left w:type="dxa" w:w="120"/>
-              <w:bottom w:type="dxa" w:w="90"/>
-              <w:right w:type="dxa" w:w="120"/>
-            </w:tcMar>
-          </w:tcPr>
-          <w:p>
-            <w:r>
-              <w:rPr>
-                <w:color w:val="767171"/>
-                <w:sz w:val="19"/>
-                <w:szCs w:val="19"/>
-              </w:rPr>
-              <w:t xml:space="preserve"> </w:t>
-            </w:r>
-          </w:p>
-        </w:tc>
-        <w:tc>
-          <w:tcPr>
-            <w:tcW w:type="dxa" w:w="1560"/>
-            <w:tcMar>
-              <w:top w:type="dxa" w:w="90"/>
-              <w:left w:type="dxa" w:w="120"/>
-              <w:bottom w:type="dxa" w:w="90"/>
-              <w:right w:type="dxa" w:w="120"/>
-            </w:tcMar>
-          </w:tcPr>
-          <w:p>
-            <w:r>
-              <w:rPr>
-                <w:color w:val="767171"/>
-                <w:sz w:val="19"/>
-                <w:szCs w:val="19"/>
-              </w:rPr>
-              <w:t xml:space="preserve"> </w:t>
-            </w:r>
-          </w:p>
-        </w:tc>
-        <w:tc>
-          <w:tcPr>
-            <w:tcW w:type="dxa" w:w="1560"/>
+            <w:tcW w:type="dxa" w:w="5360"/>
+            <w:tcMar>
+              <w:top w:type="dxa" w:w="90"/>
+              <w:left w:type="dxa" w:w="120"/>
+              <w:bottom w:type="dxa" w:w="90"/>
+              <w:right w:type="dxa" w:w="120"/>
+            </w:tcMar>
+          </w:tcPr>
+          <w:p>
+            <w:r>
+              <w:rPr>
+                <w:color w:val="000000"/>
+                <w:sz w:val="19"/>
+                <w:szCs w:val="19"/>
+              </w:rPr>
+              <w:t xml:space="preserve">Major_Roads, Major_Lakes, Major_Streams, Existing_Lines (features)</w:t>
+            </w:r>
+          </w:p>
+        </w:tc>
+        <w:tc>
+          <w:tcPr>
+            <w:tcW w:type="dxa" w:w="4000"/>
+            <w:tcMar>
+              <w:top w:type="dxa" w:w="90"/>
+              <w:left w:type="dxa" w:w="120"/>
+              <w:bottom w:type="dxa" w:w="90"/>
+              <w:right w:type="dxa" w:w="120"/>
+            </w:tcMar>
+          </w:tcPr>
+          <w:p>
+            <w:r>
+              <w:rPr>
+                <w:color w:val="767171"/>
+                <w:sz w:val="19"/>
+                <w:szCs w:val="19"/>
+              </w:rPr>
+              <w:t xml:space="preserve"> </w:t>
+            </w:r>
+          </w:p>
+        </w:tc>
+      </w:tr>
+      <w:tr>
+        <w:trPr>
+          <w:cantSplit/>
+        </w:trPr>
+        <w:tc>
+          <w:tcPr>
+            <w:tcW w:type="dxa" w:w="5360"/>
+            <w:shd w:fill="F2F2F2" w:color="auto" w:val="clear"/>
+            <w:tcMar>
+              <w:top w:type="dxa" w:w="90"/>
+              <w:left w:type="dxa" w:w="120"/>
+              <w:bottom w:type="dxa" w:w="90"/>
+              <w:right w:type="dxa" w:w="120"/>
+            </w:tcMar>
+          </w:tcPr>
+          <w:p>
+            <w:r>
+              <w:rPr>
+                <w:color w:val="000000"/>
+                <w:sz w:val="19"/>
+                <w:szCs w:val="19"/>
+              </w:rPr>
+              <w:t xml:space="preserve">Cost_Surface minimum and maximum</w:t>
+            </w:r>
+          </w:p>
+        </w:tc>
+        <w:tc>
+          <w:tcPr>
+            <w:tcW w:type="dxa" w:w="4000"/>
+            <w:shd w:fill="F2F2F2" w:color="auto" w:val="clear"/>
+            <w:tcMar>
+              <w:top w:type="dxa" w:w="90"/>
+              <w:left w:type="dxa" w:w="120"/>
+              <w:bottom w:type="dxa" w:w="90"/>
+              <w:right w:type="dxa" w:w="120"/>
+            </w:tcMar>
+          </w:tcPr>
+          <w:p>
+            <w:r>
+              <w:rPr>
+                <w:color w:val="767171"/>
+                <w:sz w:val="19"/>
+                <w:szCs w:val="19"/>
+              </w:rPr>
+              <w:t xml:space="preserve"> </w:t>
+            </w:r>
+          </w:p>
+        </w:tc>
+      </w:tr>
+      <w:tr>
+        <w:trPr>
+          <w:cantSplit/>
+        </w:trPr>
+        <w:tc>
+          <w:tcPr>
+            <w:tcW w:type="dxa" w:w="5360"/>
+            <w:tcMar>
+              <w:top w:type="dxa" w:w="90"/>
+              <w:left w:type="dxa" w:w="120"/>
+              <w:bottom w:type="dxa" w:w="90"/>
+              <w:right w:type="dxa" w:w="120"/>
+            </w:tcMar>
+          </w:tcPr>
+          <w:p>
+            <w:r>
+              <w:rPr>
+                <w:color w:val="000000"/>
+                <w:sz w:val="19"/>
+                <w:szCs w:val="19"/>
+              </w:rPr>
+              <w:t xml:space="preserve">Route length (km)</w:t>
+            </w:r>
+          </w:p>
+        </w:tc>
+        <w:tc>
+          <w:tcPr>
+            <w:tcW w:type="dxa" w:w="4000"/>
+            <w:tcMar>
+              <w:top w:type="dxa" w:w="90"/>
+              <w:left w:type="dxa" w:w="120"/>
+              <w:bottom w:type="dxa" w:w="90"/>
+              <w:right w:type="dxa" w:w="120"/>
+            </w:tcMar>
+          </w:tcPr>
+          <w:p>
+            <w:r>
+              <w:rPr>
+                <w:color w:val="767171"/>
+                <w:sz w:val="19"/>
+                <w:szCs w:val="19"/>
+              </w:rPr>
+              <w:t xml:space="preserve"> </w:t>
+            </w:r>
+          </w:p>
+        </w:tc>
+      </w:tr>
+      <w:tr>
+        <w:trPr>
+          <w:cantSplit/>
+        </w:trPr>
+        <w:tc>
+          <w:tcPr>
+            <w:tcW w:type="dxa" w:w="5360"/>
+            <w:shd w:fill="F2F2F2" w:color="auto" w:val="clear"/>
+            <w:tcMar>
+              <w:top w:type="dxa" w:w="90"/>
+              <w:left w:type="dxa" w:w="120"/>
+              <w:bottom w:type="dxa" w:w="90"/>
+              <w:right w:type="dxa" w:w="120"/>
+            </w:tcMar>
+          </w:tcPr>
+          <w:p>
+            <w:r>
+              <w:rPr>
+                <w:color w:val="000000"/>
+                <w:sz w:val="19"/>
+                <w:szCs w:val="19"/>
+              </w:rPr>
+              <w:t xml:space="preserve">Accumulated cost at the destination</w:t>
+            </w:r>
+          </w:p>
+        </w:tc>
+        <w:tc>
+          <w:tcPr>
+            <w:tcW w:type="dxa" w:w="4000"/>
+            <w:shd w:fill="F2F2F2" w:color="auto" w:val="clear"/>
+            <w:tcMar>
+              <w:top w:type="dxa" w:w="90"/>
+              <w:left w:type="dxa" w:w="120"/>
+              <w:bottom w:type="dxa" w:w="90"/>
+              <w:right w:type="dxa" w:w="120"/>
+            </w:tcMar>
+          </w:tcPr>
+          <w:p>
+            <w:r>
+              <w:rPr>
+                <w:color w:val="767171"/>
+                <w:sz w:val="19"/>
+                <w:szCs w:val="19"/>
+              </w:rPr>
+              <w:t xml:space="preserve"> </w:t>
+            </w:r>
+          </w:p>
+        </w:tc>
+      </w:tr>
+      <w:tr>
+        <w:trPr>
+          <w:cantSplit/>
+        </w:trPr>
+        <w:tc>
+          <w:tcPr>
+            <w:tcW w:type="dxa" w:w="5360"/>
+            <w:tcMar>
+              <w:top w:type="dxa" w:w="90"/>
+              <w:left w:type="dxa" w:w="120"/>
+              <w:bottom w:type="dxa" w:w="90"/>
+              <w:right w:type="dxa" w:w="120"/>
+            </w:tcMar>
+          </w:tcPr>
+          <w:p>
+            <w:r>
+              <w:rPr>
+                <w:color w:val="000000"/>
+                <w:sz w:val="19"/>
+                <w:szCs w:val="19"/>
+              </w:rPr>
+              <w:t xml:space="preserve">Major streams crossed</w:t>
+            </w:r>
+          </w:p>
+        </w:tc>
+        <w:tc>
+          <w:tcPr>
+            <w:tcW w:type="dxa" w:w="4000"/>
             <w:tcMar>
               <w:top w:type="dxa" w:w="90"/>
               <w:left w:type="dxa" w:w="120"/>
@@ -2716,7 +2389,7 @@
           <w:sz w:val="19"/>
           <w:szCs w:val="19"/>
         </w:rPr>
-        <w:t xml:space="preserve">Table 3. Snowbird’s area in each hazard class at shift 0 (km²), geometric mean.</w:t>
+        <w:t xml:space="preserve">Table 3. Check values at the default weights.</w:t>
       </w:r>
     </w:p>
     <w:p>
@@ -2732,7 +2405,7 @@
           <w:sz w:val="28"/>
           <w:szCs w:val="28"/>
         </w:rPr>
-        <w:t xml:space="preserve">5.  All Three Agree</w:t>
+        <w:t xml:space="preserve">5.  Where the Route Is Unrealistic</w:t>
       </w:r>
     </w:p>
     <w:p>
@@ -2747,21 +2420,159 @@
           <w:sz w:val="19"/>
           <w:szCs w:val="19"/>
         </w:rPr>
-        <w:t xml:space="preserve">Rubric: the “all three agree” result and why it is the wrong answer (2 points). Give its check value — how much of Snowbird it leaves unclassified — and explain, with one cell as an example, what the rule throws away.</w:t>
-      </w:r>
-    </w:p>
-    <w:p>
-      <w:pPr>
-        <w:spacing w:after="260" w:before="0"/>
+        <w:t xml:space="preserve">Rubric: two places on your route, each with coordinates, a cropped figure and the reason, and what data would fix it (3 points). A general paragraph about least cost paths earns nothing here.</w:t>
+      </w:r>
+    </w:p>
+    <w:p>
+      <w:pPr>
+        <w:spacing w:after="160" w:before="60"/>
       </w:pPr>
       <w:r>
         <w:rPr>
           <w:i/>
           <w:iCs/>
           <w:color w:val="767171"/>
-          <w:highlight w:val="yellow"/>
-        </w:rPr>
-        <w:t xml:space="preserve">[Add your content here.]</w:t>
+          <w:sz w:val="19"/>
+          <w:szCs w:val="19"/>
+        </w:rPr>
+        <w:t xml:space="preserve">A crop of your route on imagery, the coordinates labeled.</w:t>
+      </w:r>
+    </w:p>
+    <w:tbl>
+      <w:tblPr>
+        <w:tblW w:type="dxa" w:w="9360"/>
+        <w:tblBorders>
+          <w:top w:val="dashed" w:color="BFBFBF" w:sz="6"/>
+          <w:left w:val="dashed" w:color="BFBFBF" w:sz="6"/>
+          <w:bottom w:val="dashed" w:color="BFBFBF" w:sz="6"/>
+          <w:right w:val="dashed" w:color="BFBFBF" w:sz="6"/>
+          <w:insideH w:val="dashed" w:color="BFBFBF" w:sz="6"/>
+          <w:insideV w:val="dashed" w:color="BFBFBF" w:sz="6"/>
+        </w:tblBorders>
+      </w:tblPr>
+      <w:tblGrid>
+        <w:gridCol w:w="9360"/>
+      </w:tblGrid>
+      <w:tr>
+        <w:trPr>
+          <w:cantSplit/>
+          <w:trHeight w:val="4320" w:hRule="atLeast"/>
+        </w:trPr>
+        <w:tc>
+          <w:tcPr>
+            <w:tcW w:type="dxa" w:w="9360"/>
+            <w:vAlign w:val="center"/>
+          </w:tcPr>
+          <w:p>
+            <w:pPr>
+              <w:keepNext/>
+              <w:jc w:val="center"/>
+            </w:pPr>
+            <w:r>
+              <w:rPr>
+                <w:i/>
+                <w:iCs/>
+                <w:color w:val="767171"/>
+                <w:sz w:val="19"/>
+                <w:szCs w:val="19"/>
+                <w:highlight w:val="yellow"/>
+              </w:rPr>
+              <w:t xml:space="preserve">[ Insert image here — delete this box ]</w:t>
+            </w:r>
+          </w:p>
+        </w:tc>
+      </w:tr>
+    </w:tbl>
+    <w:p>
+      <w:pPr>
+        <w:pStyle w:val="Caption"/>
+        <w:spacing w:after="240" w:before="100"/>
+      </w:pPr>
+      <w:r>
+        <w:rPr>
+          <w:b/>
+          <w:bCs/>
+          <w:color w:val="1F3864"/>
+          <w:sz w:val="19"/>
+          <w:szCs w:val="19"/>
+        </w:rPr>
+        <w:t xml:space="preserve">Figure 3. Place 1, where the route is unrealistic, close up.</w:t>
+      </w:r>
+    </w:p>
+    <w:p>
+      <w:pPr>
+        <w:spacing w:after="160" w:before="60"/>
+      </w:pPr>
+      <w:r>
+        <w:rPr>
+          <w:i/>
+          <w:iCs/>
+          <w:color w:val="767171"/>
+          <w:sz w:val="19"/>
+          <w:szCs w:val="19"/>
+        </w:rPr>
+        <w:t xml:space="preserve">A second place, with a different reason if you can find one.</w:t>
+      </w:r>
+    </w:p>
+    <w:tbl>
+      <w:tblPr>
+        <w:tblW w:type="dxa" w:w="9360"/>
+        <w:tblBorders>
+          <w:top w:val="dashed" w:color="BFBFBF" w:sz="6"/>
+          <w:left w:val="dashed" w:color="BFBFBF" w:sz="6"/>
+          <w:bottom w:val="dashed" w:color="BFBFBF" w:sz="6"/>
+          <w:right w:val="dashed" w:color="BFBFBF" w:sz="6"/>
+          <w:insideH w:val="dashed" w:color="BFBFBF" w:sz="6"/>
+          <w:insideV w:val="dashed" w:color="BFBFBF" w:sz="6"/>
+        </w:tblBorders>
+      </w:tblPr>
+      <w:tblGrid>
+        <w:gridCol w:w="9360"/>
+      </w:tblGrid>
+      <w:tr>
+        <w:trPr>
+          <w:cantSplit/>
+          <w:trHeight w:val="4320" w:hRule="atLeast"/>
+        </w:trPr>
+        <w:tc>
+          <w:tcPr>
+            <w:tcW w:type="dxa" w:w="9360"/>
+            <w:vAlign w:val="center"/>
+          </w:tcPr>
+          <w:p>
+            <w:pPr>
+              <w:keepNext/>
+              <w:jc w:val="center"/>
+            </w:pPr>
+            <w:r>
+              <w:rPr>
+                <w:i/>
+                <w:iCs/>
+                <w:color w:val="767171"/>
+                <w:sz w:val="19"/>
+                <w:szCs w:val="19"/>
+                <w:highlight w:val="yellow"/>
+              </w:rPr>
+              <w:t xml:space="preserve">[ Insert image here — delete this box ]</w:t>
+            </w:r>
+          </w:p>
+        </w:tc>
+      </w:tr>
+    </w:tbl>
+    <w:p>
+      <w:pPr>
+        <w:pStyle w:val="Caption"/>
+        <w:spacing w:after="240" w:before="100"/>
+      </w:pPr>
+      <w:r>
+        <w:rPr>
+          <w:b/>
+          <w:bCs/>
+          <w:color w:val="1F3864"/>
+          <w:sz w:val="19"/>
+          <w:szCs w:val="19"/>
+        </w:rPr>
+        <w:t xml:space="preserve">Figure 4. Place 2, close up.</w:t>
       </w:r>
     </w:p>
     <w:p>
@@ -2782,7 +2593,7 @@
           <w:sz w:val="28"/>
           <w:szCs w:val="28"/>
         </w:rPr>
-        <w:t xml:space="preserve">6.  Elevation Bands and Combination Rules</w:t>
+        <w:t xml:space="preserve">6.  Testing the Weights</w:t>
       </w:r>
     </w:p>
     <w:p>
@@ -2797,7 +2608,7 @@
           <w:sz w:val="19"/>
           <w:szCs w:val="19"/>
         </w:rPr>
-        <w:t xml:space="preserve">Rubric: one table with the baseline and at least three more runs, giving the shift, the altitude-class-5 area, and the High + Extreme area of Snowbird under each of the three rules (4 points). Choose your shifts deliberately and say why.</w:t>
+        <w:t xml:space="preserve">Rubric: one table with the baseline and at least five runs, including your BYU ID’s last two digits and Line_Weight, giving the weights, length, accumulated cost, crossings and the largest distance from the baseline (4 points).</w:t>
       </w:r>
     </w:p>
     <w:p>
@@ -2827,12 +2638,13 @@
         </w:tblBorders>
       </w:tblPr>
       <w:tblGrid>
-        <w:gridCol w:w="1200"/>
-        <w:gridCol w:w="1000"/>
-        <w:gridCol w:w="1500"/>
-        <w:gridCol w:w="1900"/>
-        <w:gridCol w:w="1880"/>
-        <w:gridCol w:w="1880"/>
+        <w:gridCol w:w="1300"/>
+        <w:gridCol w:w="1150"/>
+        <w:gridCol w:w="1150"/>
+        <w:gridCol w:w="1250"/>
+        <w:gridCol w:w="1600"/>
+        <w:gridCol w:w="1150"/>
+        <w:gridCol w:w="1760"/>
       </w:tblGrid>
       <w:tr>
         <w:trPr>
@@ -2841,7 +2653,7 @@
         </w:trPr>
         <w:tc>
           <w:tcPr>
-            <w:tcW w:type="dxa" w:w="1200"/>
+            <w:tcW w:type="dxa" w:w="1300"/>
             <w:shd w:fill="D9E2F3" w:color="auto" w:val="clear"/>
             <w:tcMar>
               <w:top w:type="dxa" w:w="90"/>
@@ -2865,7 +2677,7 @@
         </w:tc>
         <w:tc>
           <w:tcPr>
-            <w:tcW w:type="dxa" w:w="1000"/>
+            <w:tcW w:type="dxa" w:w="1150"/>
             <w:shd w:fill="D9E2F3" w:color="auto" w:val="clear"/>
             <w:tcMar>
               <w:top w:type="dxa" w:w="90"/>
@@ -2883,13 +2695,13 @@
                 <w:sz w:val="19"/>
                 <w:szCs w:val="19"/>
               </w:rPr>
-              <w:t xml:space="preserve">Shift (m)</w:t>
-            </w:r>
-          </w:p>
-        </w:tc>
-        <w:tc>
-          <w:tcPr>
-            <w:tcW w:type="dxa" w:w="1500"/>
+              <w:t xml:space="preserve">Slope_Weight</w:t>
+            </w:r>
+          </w:p>
+        </w:tc>
+        <w:tc>
+          <w:tcPr>
+            <w:tcW w:type="dxa" w:w="1150"/>
             <w:shd w:fill="D9E2F3" w:color="auto" w:val="clear"/>
             <w:tcMar>
               <w:top w:type="dxa" w:w="90"/>
@@ -2907,13 +2719,13 @@
                 <w:sz w:val="19"/>
                 <w:szCs w:val="19"/>
               </w:rPr>
-              <w:t xml:space="preserve">Altitude class 5</w:t>
-            </w:r>
-          </w:p>
-        </w:tc>
-        <w:tc>
-          <w:tcPr>
-            <w:tcW w:type="dxa" w:w="1900"/>
+              <w:t xml:space="preserve">Line_Weight</w:t>
+            </w:r>
+          </w:p>
+        </w:tc>
+        <w:tc>
+          <w:tcPr>
+            <w:tcW w:type="dxa" w:w="1250"/>
             <w:shd w:fill="D9E2F3" w:color="auto" w:val="clear"/>
             <w:tcMar>
               <w:top w:type="dxa" w:w="90"/>
@@ -2931,13 +2743,13 @@
                 <w:sz w:val="19"/>
                 <w:szCs w:val="19"/>
               </w:rPr>
-              <w:t xml:space="preserve">High + Extreme, geometric mean</w:t>
-            </w:r>
-          </w:p>
-        </w:tc>
-        <w:tc>
-          <w:tcPr>
-            <w:tcW w:type="dxa" w:w="1880"/>
+              <w:t xml:space="preserve">Length (km)</w:t>
+            </w:r>
+          </w:p>
+        </w:tc>
+        <w:tc>
+          <w:tcPr>
+            <w:tcW w:type="dxa" w:w="1600"/>
             <w:shd w:fill="D9E2F3" w:color="auto" w:val="clear"/>
             <w:tcMar>
               <w:top w:type="dxa" w:w="90"/>
@@ -2955,13 +2767,13 @@
                 <w:sz w:val="19"/>
                 <w:szCs w:val="19"/>
               </w:rPr>
-              <w:t xml:space="preserve">High + Extreme, worst factor</w:t>
-            </w:r>
-          </w:p>
-        </w:tc>
-        <w:tc>
-          <w:tcPr>
-            <w:tcW w:type="dxa" w:w="1880"/>
+              <w:t xml:space="preserve">Accumulated cost</w:t>
+            </w:r>
+          </w:p>
+        </w:tc>
+        <w:tc>
+          <w:tcPr>
+            <w:tcW w:type="dxa" w:w="1150"/>
             <w:shd w:fill="D9E2F3" w:color="auto" w:val="clear"/>
             <w:tcMar>
               <w:top w:type="dxa" w:w="90"/>
@@ -2979,7 +2791,31 @@
                 <w:sz w:val="19"/>
                 <w:szCs w:val="19"/>
               </w:rPr>
-              <w:t xml:space="preserve">High + Extreme, best factor</w:t>
+              <w:t xml:space="preserve">Crossings</w:t>
+            </w:r>
+          </w:p>
+        </w:tc>
+        <w:tc>
+          <w:tcPr>
+            <w:tcW w:type="dxa" w:w="1760"/>
+            <w:shd w:fill="D9E2F3" w:color="auto" w:val="clear"/>
+            <w:tcMar>
+              <w:top w:type="dxa" w:w="90"/>
+              <w:left w:type="dxa" w:w="120"/>
+              <w:bottom w:type="dxa" w:w="90"/>
+              <w:right w:type="dxa" w:w="120"/>
+            </w:tcMar>
+          </w:tcPr>
+          <w:p>
+            <w:r>
+              <w:rPr>
+                <w:b/>
+                <w:bCs/>
+                <w:color w:val="1F3864"/>
+                <w:sz w:val="19"/>
+                <w:szCs w:val="19"/>
+              </w:rPr>
+              <w:t xml:space="preserve">Farthest from baseline (m)</w:t>
             </w:r>
           </w:p>
         </w:tc>
@@ -2990,7 +2826,7 @@
         </w:trPr>
         <w:tc>
           <w:tcPr>
-            <w:tcW w:type="dxa" w:w="1200"/>
+            <w:tcW w:type="dxa" w:w="1300"/>
             <w:tcMar>
               <w:top w:type="dxa" w:w="90"/>
               <w:left w:type="dxa" w:w="120"/>
@@ -3011,7 +2847,7 @@
         </w:tc>
         <w:tc>
           <w:tcPr>
-            <w:tcW w:type="dxa" w:w="1000"/>
+            <w:tcW w:type="dxa" w:w="1150"/>
             <w:tcMar>
               <w:top w:type="dxa" w:w="90"/>
               <w:left w:type="dxa" w:w="120"/>
@@ -3026,91 +2862,112 @@
                 <w:sz w:val="19"/>
                 <w:szCs w:val="19"/>
               </w:rPr>
+              <w:t xml:space="preserve">1</w:t>
+            </w:r>
+          </w:p>
+        </w:tc>
+        <w:tc>
+          <w:tcPr>
+            <w:tcW w:type="dxa" w:w="1150"/>
+            <w:tcMar>
+              <w:top w:type="dxa" w:w="90"/>
+              <w:left w:type="dxa" w:w="120"/>
+              <w:bottom w:type="dxa" w:w="90"/>
+              <w:right w:type="dxa" w:w="120"/>
+            </w:tcMar>
+          </w:tcPr>
+          <w:p>
+            <w:r>
+              <w:rPr>
+                <w:color w:val="000000"/>
+                <w:sz w:val="19"/>
+                <w:szCs w:val="19"/>
+              </w:rPr>
+              <w:t xml:space="preserve">1</w:t>
+            </w:r>
+          </w:p>
+        </w:tc>
+        <w:tc>
+          <w:tcPr>
+            <w:tcW w:type="dxa" w:w="1250"/>
+            <w:tcMar>
+              <w:top w:type="dxa" w:w="90"/>
+              <w:left w:type="dxa" w:w="120"/>
+              <w:bottom w:type="dxa" w:w="90"/>
+              <w:right w:type="dxa" w:w="120"/>
+            </w:tcMar>
+          </w:tcPr>
+          <w:p>
+            <w:r>
+              <w:rPr>
+                <w:color w:val="767171"/>
+                <w:sz w:val="19"/>
+                <w:szCs w:val="19"/>
+              </w:rPr>
+              <w:t xml:space="preserve"> </w:t>
+            </w:r>
+          </w:p>
+        </w:tc>
+        <w:tc>
+          <w:tcPr>
+            <w:tcW w:type="dxa" w:w="1600"/>
+            <w:tcMar>
+              <w:top w:type="dxa" w:w="90"/>
+              <w:left w:type="dxa" w:w="120"/>
+              <w:bottom w:type="dxa" w:w="90"/>
+              <w:right w:type="dxa" w:w="120"/>
+            </w:tcMar>
+          </w:tcPr>
+          <w:p>
+            <w:r>
+              <w:rPr>
+                <w:color w:val="767171"/>
+                <w:sz w:val="19"/>
+                <w:szCs w:val="19"/>
+              </w:rPr>
+              <w:t xml:space="preserve"> </w:t>
+            </w:r>
+          </w:p>
+        </w:tc>
+        <w:tc>
+          <w:tcPr>
+            <w:tcW w:type="dxa" w:w="1150"/>
+            <w:tcMar>
+              <w:top w:type="dxa" w:w="90"/>
+              <w:left w:type="dxa" w:w="120"/>
+              <w:bottom w:type="dxa" w:w="90"/>
+              <w:right w:type="dxa" w:w="120"/>
+            </w:tcMar>
+          </w:tcPr>
+          <w:p>
+            <w:r>
+              <w:rPr>
+                <w:color w:val="767171"/>
+                <w:sz w:val="19"/>
+                <w:szCs w:val="19"/>
+              </w:rPr>
+              <w:t xml:space="preserve"> </w:t>
+            </w:r>
+          </w:p>
+        </w:tc>
+        <w:tc>
+          <w:tcPr>
+            <w:tcW w:type="dxa" w:w="1760"/>
+            <w:tcMar>
+              <w:top w:type="dxa" w:w="90"/>
+              <w:left w:type="dxa" w:w="120"/>
+              <w:bottom w:type="dxa" w:w="90"/>
+              <w:right w:type="dxa" w:w="120"/>
+            </w:tcMar>
+          </w:tcPr>
+          <w:p>
+            <w:r>
+              <w:rPr>
+                <w:color w:val="000000"/>
+                <w:sz w:val="19"/>
+                <w:szCs w:val="19"/>
+              </w:rPr>
               <w:t xml:space="preserve">0</w:t>
-            </w:r>
-          </w:p>
-        </w:tc>
-        <w:tc>
-          <w:tcPr>
-            <w:tcW w:type="dxa" w:w="1500"/>
-            <w:tcMar>
-              <w:top w:type="dxa" w:w="90"/>
-              <w:left w:type="dxa" w:w="120"/>
-              <w:bottom w:type="dxa" w:w="90"/>
-              <w:right w:type="dxa" w:w="120"/>
-            </w:tcMar>
-          </w:tcPr>
-          <w:p>
-            <w:r>
-              <w:rPr>
-                <w:color w:val="767171"/>
-                <w:sz w:val="19"/>
-                <w:szCs w:val="19"/>
-              </w:rPr>
-              <w:t xml:space="preserve"> </w:t>
-            </w:r>
-          </w:p>
-        </w:tc>
-        <w:tc>
-          <w:tcPr>
-            <w:tcW w:type="dxa" w:w="1900"/>
-            <w:tcMar>
-              <w:top w:type="dxa" w:w="90"/>
-              <w:left w:type="dxa" w:w="120"/>
-              <w:bottom w:type="dxa" w:w="90"/>
-              <w:right w:type="dxa" w:w="120"/>
-            </w:tcMar>
-          </w:tcPr>
-          <w:p>
-            <w:r>
-              <w:rPr>
-                <w:color w:val="767171"/>
-                <w:sz w:val="19"/>
-                <w:szCs w:val="19"/>
-              </w:rPr>
-              <w:t xml:space="preserve"> </w:t>
-            </w:r>
-          </w:p>
-        </w:tc>
-        <w:tc>
-          <w:tcPr>
-            <w:tcW w:type="dxa" w:w="1880"/>
-            <w:tcMar>
-              <w:top w:type="dxa" w:w="90"/>
-              <w:left w:type="dxa" w:w="120"/>
-              <w:bottom w:type="dxa" w:w="90"/>
-              <w:right w:type="dxa" w:w="120"/>
-            </w:tcMar>
-          </w:tcPr>
-          <w:p>
-            <w:r>
-              <w:rPr>
-                <w:color w:val="767171"/>
-                <w:sz w:val="19"/>
-                <w:szCs w:val="19"/>
-              </w:rPr>
-              <w:t xml:space="preserve"> </w:t>
-            </w:r>
-          </w:p>
-        </w:tc>
-        <w:tc>
-          <w:tcPr>
-            <w:tcW w:type="dxa" w:w="1880"/>
-            <w:tcMar>
-              <w:top w:type="dxa" w:w="90"/>
-              <w:left w:type="dxa" w:w="120"/>
-              <w:bottom w:type="dxa" w:w="90"/>
-              <w:right w:type="dxa" w:w="120"/>
-            </w:tcMar>
-          </w:tcPr>
-          <w:p>
-            <w:r>
-              <w:rPr>
-                <w:color w:val="767171"/>
-                <w:sz w:val="19"/>
-                <w:szCs w:val="19"/>
-              </w:rPr>
-              <w:t xml:space="preserve"> </w:t>
             </w:r>
           </w:p>
         </w:tc>
@@ -3121,7 +2978,7 @@
         </w:trPr>
         <w:tc>
           <w:tcPr>
-            <w:tcW w:type="dxa" w:w="1200"/>
+            <w:tcW w:type="dxa" w:w="1300"/>
             <w:shd w:fill="F2F2F2" w:color="auto" w:val="clear"/>
             <w:tcMar>
               <w:top w:type="dxa" w:w="90"/>
@@ -3133,17 +2990,17 @@
           <w:p>
             <w:r>
               <w:rPr>
-                <w:color w:val="767171"/>
-                <w:sz w:val="19"/>
-                <w:szCs w:val="19"/>
-              </w:rPr>
-              <w:t xml:space="preserve"> </w:t>
-            </w:r>
-          </w:p>
-        </w:tc>
-        <w:tc>
-          <w:tcPr>
-            <w:tcW w:type="dxa" w:w="1000"/>
+                <w:color w:val="000000"/>
+                <w:sz w:val="19"/>
+                <w:szCs w:val="19"/>
+              </w:rPr>
+              <w:t xml:space="preserve">L0</w:t>
+            </w:r>
+          </w:p>
+        </w:tc>
+        <w:tc>
+          <w:tcPr>
+            <w:tcW w:type="dxa" w:w="1150"/>
             <w:shd w:fill="F2F2F2" w:color="auto" w:val="clear"/>
             <w:tcMar>
               <w:top w:type="dxa" w:w="90"/>
@@ -3155,17 +3012,17 @@
           <w:p>
             <w:r>
               <w:rPr>
-                <w:color w:val="767171"/>
-                <w:sz w:val="19"/>
-                <w:szCs w:val="19"/>
-              </w:rPr>
-              <w:t xml:space="preserve"> </w:t>
-            </w:r>
-          </w:p>
-        </w:tc>
-        <w:tc>
-          <w:tcPr>
-            <w:tcW w:type="dxa" w:w="1500"/>
+                <w:color w:val="000000"/>
+                <w:sz w:val="19"/>
+                <w:szCs w:val="19"/>
+              </w:rPr>
+              <w:t xml:space="preserve">1</w:t>
+            </w:r>
+          </w:p>
+        </w:tc>
+        <w:tc>
+          <w:tcPr>
+            <w:tcW w:type="dxa" w:w="1150"/>
             <w:shd w:fill="F2F2F2" w:color="auto" w:val="clear"/>
             <w:tcMar>
               <w:top w:type="dxa" w:w="90"/>
@@ -3177,17 +3034,17 @@
           <w:p>
             <w:r>
               <w:rPr>
-                <w:color w:val="767171"/>
-                <w:sz w:val="19"/>
-                <w:szCs w:val="19"/>
-              </w:rPr>
-              <w:t xml:space="preserve"> </w:t>
-            </w:r>
-          </w:p>
-        </w:tc>
-        <w:tc>
-          <w:tcPr>
-            <w:tcW w:type="dxa" w:w="1900"/>
+                <w:color w:val="000000"/>
+                <w:sz w:val="19"/>
+                <w:szCs w:val="19"/>
+              </w:rPr>
+              <w:t xml:space="preserve">0</w:t>
+            </w:r>
+          </w:p>
+        </w:tc>
+        <w:tc>
+          <w:tcPr>
+            <w:tcW w:type="dxa" w:w="1250"/>
             <w:shd w:fill="F2F2F2" w:color="auto" w:val="clear"/>
             <w:tcMar>
               <w:top w:type="dxa" w:w="90"/>
@@ -3209,7 +3066,7 @@
         </w:tc>
         <w:tc>
           <w:tcPr>
-            <w:tcW w:type="dxa" w:w="1880"/>
+            <w:tcW w:type="dxa" w:w="1600"/>
             <w:shd w:fill="F2F2F2" w:color="auto" w:val="clear"/>
             <w:tcMar>
               <w:top w:type="dxa" w:w="90"/>
@@ -3231,7 +3088,29 @@
         </w:tc>
         <w:tc>
           <w:tcPr>
-            <w:tcW w:type="dxa" w:w="1880"/>
+            <w:tcW w:type="dxa" w:w="1150"/>
+            <w:shd w:fill="F2F2F2" w:color="auto" w:val="clear"/>
+            <w:tcMar>
+              <w:top w:type="dxa" w:w="90"/>
+              <w:left w:type="dxa" w:w="120"/>
+              <w:bottom w:type="dxa" w:w="90"/>
+              <w:right w:type="dxa" w:w="120"/>
+            </w:tcMar>
+          </w:tcPr>
+          <w:p>
+            <w:r>
+              <w:rPr>
+                <w:color w:val="767171"/>
+                <w:sz w:val="19"/>
+                <w:szCs w:val="19"/>
+              </w:rPr>
+              <w:t xml:space="preserve"> </w:t>
+            </w:r>
+          </w:p>
+        </w:tc>
+        <w:tc>
+          <w:tcPr>
+            <w:tcW w:type="dxa" w:w="1760"/>
             <w:shd w:fill="F2F2F2" w:color="auto" w:val="clear"/>
             <w:tcMar>
               <w:top w:type="dxa" w:w="90"/>
@@ -3258,112 +3137,133 @@
         </w:trPr>
         <w:tc>
           <w:tcPr>
-            <w:tcW w:type="dxa" w:w="1200"/>
-            <w:tcMar>
-              <w:top w:type="dxa" w:w="90"/>
-              <w:left w:type="dxa" w:w="120"/>
-              <w:bottom w:type="dxa" w:w="90"/>
-              <w:right w:type="dxa" w:w="120"/>
-            </w:tcMar>
-          </w:tcPr>
-          <w:p>
-            <w:r>
-              <w:rPr>
-                <w:color w:val="767171"/>
-                <w:sz w:val="19"/>
-                <w:szCs w:val="19"/>
-              </w:rPr>
-              <w:t xml:space="preserve"> </w:t>
-            </w:r>
-          </w:p>
-        </w:tc>
-        <w:tc>
-          <w:tcPr>
-            <w:tcW w:type="dxa" w:w="1000"/>
-            <w:tcMar>
-              <w:top w:type="dxa" w:w="90"/>
-              <w:left w:type="dxa" w:w="120"/>
-              <w:bottom w:type="dxa" w:w="90"/>
-              <w:right w:type="dxa" w:w="120"/>
-            </w:tcMar>
-          </w:tcPr>
-          <w:p>
-            <w:r>
-              <w:rPr>
-                <w:color w:val="767171"/>
-                <w:sz w:val="19"/>
-                <w:szCs w:val="19"/>
-              </w:rPr>
-              <w:t xml:space="preserve"> </w:t>
-            </w:r>
-          </w:p>
-        </w:tc>
-        <w:tc>
-          <w:tcPr>
-            <w:tcW w:type="dxa" w:w="1500"/>
-            <w:tcMar>
-              <w:top w:type="dxa" w:w="90"/>
-              <w:left w:type="dxa" w:w="120"/>
-              <w:bottom w:type="dxa" w:w="90"/>
-              <w:right w:type="dxa" w:w="120"/>
-            </w:tcMar>
-          </w:tcPr>
-          <w:p>
-            <w:r>
-              <w:rPr>
-                <w:color w:val="767171"/>
-                <w:sz w:val="19"/>
-                <w:szCs w:val="19"/>
-              </w:rPr>
-              <w:t xml:space="preserve"> </w:t>
-            </w:r>
-          </w:p>
-        </w:tc>
-        <w:tc>
-          <w:tcPr>
-            <w:tcW w:type="dxa" w:w="1900"/>
-            <w:tcMar>
-              <w:top w:type="dxa" w:w="90"/>
-              <w:left w:type="dxa" w:w="120"/>
-              <w:bottom w:type="dxa" w:w="90"/>
-              <w:right w:type="dxa" w:w="120"/>
-            </w:tcMar>
-          </w:tcPr>
-          <w:p>
-            <w:r>
-              <w:rPr>
-                <w:color w:val="767171"/>
-                <w:sz w:val="19"/>
-                <w:szCs w:val="19"/>
-              </w:rPr>
-              <w:t xml:space="preserve"> </w:t>
-            </w:r>
-          </w:p>
-        </w:tc>
-        <w:tc>
-          <w:tcPr>
-            <w:tcW w:type="dxa" w:w="1880"/>
-            <w:tcMar>
-              <w:top w:type="dxa" w:w="90"/>
-              <w:left w:type="dxa" w:w="120"/>
-              <w:bottom w:type="dxa" w:w="90"/>
-              <w:right w:type="dxa" w:w="120"/>
-            </w:tcMar>
-          </w:tcPr>
-          <w:p>
-            <w:r>
-              <w:rPr>
-                <w:color w:val="767171"/>
-                <w:sz w:val="19"/>
-                <w:szCs w:val="19"/>
-              </w:rPr>
-              <w:t xml:space="preserve"> </w:t>
-            </w:r>
-          </w:p>
-        </w:tc>
-        <w:tc>
-          <w:tcPr>
-            <w:tcW w:type="dxa" w:w="1880"/>
+            <w:tcW w:type="dxa" w:w="1300"/>
+            <w:tcMar>
+              <w:top w:type="dxa" w:w="90"/>
+              <w:left w:type="dxa" w:w="120"/>
+              <w:bottom w:type="dxa" w:w="90"/>
+              <w:right w:type="dxa" w:w="120"/>
+            </w:tcMar>
+          </w:tcPr>
+          <w:p>
+            <w:r>
+              <w:rPr>
+                <w:color w:val="000000"/>
+                <w:sz w:val="19"/>
+                <w:szCs w:val="19"/>
+              </w:rPr>
+              <w:t xml:space="preserve">L2</w:t>
+            </w:r>
+          </w:p>
+        </w:tc>
+        <w:tc>
+          <w:tcPr>
+            <w:tcW w:type="dxa" w:w="1150"/>
+            <w:tcMar>
+              <w:top w:type="dxa" w:w="90"/>
+              <w:left w:type="dxa" w:w="120"/>
+              <w:bottom w:type="dxa" w:w="90"/>
+              <w:right w:type="dxa" w:w="120"/>
+            </w:tcMar>
+          </w:tcPr>
+          <w:p>
+            <w:r>
+              <w:rPr>
+                <w:color w:val="000000"/>
+                <w:sz w:val="19"/>
+                <w:szCs w:val="19"/>
+              </w:rPr>
+              <w:t xml:space="preserve">1</w:t>
+            </w:r>
+          </w:p>
+        </w:tc>
+        <w:tc>
+          <w:tcPr>
+            <w:tcW w:type="dxa" w:w="1150"/>
+            <w:tcMar>
+              <w:top w:type="dxa" w:w="90"/>
+              <w:left w:type="dxa" w:w="120"/>
+              <w:bottom w:type="dxa" w:w="90"/>
+              <w:right w:type="dxa" w:w="120"/>
+            </w:tcMar>
+          </w:tcPr>
+          <w:p>
+            <w:r>
+              <w:rPr>
+                <w:color w:val="000000"/>
+                <w:sz w:val="19"/>
+                <w:szCs w:val="19"/>
+              </w:rPr>
+              <w:t xml:space="preserve">2</w:t>
+            </w:r>
+          </w:p>
+        </w:tc>
+        <w:tc>
+          <w:tcPr>
+            <w:tcW w:type="dxa" w:w="1250"/>
+            <w:tcMar>
+              <w:top w:type="dxa" w:w="90"/>
+              <w:left w:type="dxa" w:w="120"/>
+              <w:bottom w:type="dxa" w:w="90"/>
+              <w:right w:type="dxa" w:w="120"/>
+            </w:tcMar>
+          </w:tcPr>
+          <w:p>
+            <w:r>
+              <w:rPr>
+                <w:color w:val="767171"/>
+                <w:sz w:val="19"/>
+                <w:szCs w:val="19"/>
+              </w:rPr>
+              <w:t xml:space="preserve"> </w:t>
+            </w:r>
+          </w:p>
+        </w:tc>
+        <w:tc>
+          <w:tcPr>
+            <w:tcW w:type="dxa" w:w="1600"/>
+            <w:tcMar>
+              <w:top w:type="dxa" w:w="90"/>
+              <w:left w:type="dxa" w:w="120"/>
+              <w:bottom w:type="dxa" w:w="90"/>
+              <w:right w:type="dxa" w:w="120"/>
+            </w:tcMar>
+          </w:tcPr>
+          <w:p>
+            <w:r>
+              <w:rPr>
+                <w:color w:val="767171"/>
+                <w:sz w:val="19"/>
+                <w:szCs w:val="19"/>
+              </w:rPr>
+              <w:t xml:space="preserve"> </w:t>
+            </w:r>
+          </w:p>
+        </w:tc>
+        <w:tc>
+          <w:tcPr>
+            <w:tcW w:type="dxa" w:w="1150"/>
+            <w:tcMar>
+              <w:top w:type="dxa" w:w="90"/>
+              <w:left w:type="dxa" w:w="120"/>
+              <w:bottom w:type="dxa" w:w="90"/>
+              <w:right w:type="dxa" w:w="120"/>
+            </w:tcMar>
+          </w:tcPr>
+          <w:p>
+            <w:r>
+              <w:rPr>
+                <w:color w:val="767171"/>
+                <w:sz w:val="19"/>
+                <w:szCs w:val="19"/>
+              </w:rPr>
+              <w:t xml:space="preserve"> </w:t>
+            </w:r>
+          </w:p>
+        </w:tc>
+        <w:tc>
+          <w:tcPr>
+            <w:tcW w:type="dxa" w:w="1760"/>
             <w:tcMar>
               <w:top w:type="dxa" w:w="90"/>
               <w:left w:type="dxa" w:w="120"/>
@@ -3389,7 +3289,7 @@
         </w:trPr>
         <w:tc>
           <w:tcPr>
-            <w:tcW w:type="dxa" w:w="1200"/>
+            <w:tcW w:type="dxa" w:w="1300"/>
             <w:shd w:fill="F2F2F2" w:color="auto" w:val="clear"/>
             <w:tcMar>
               <w:top w:type="dxa" w:w="90"/>
@@ -3401,17 +3301,17 @@
           <w:p>
             <w:r>
               <w:rPr>
-                <w:color w:val="767171"/>
-                <w:sz w:val="19"/>
-                <w:szCs w:val="19"/>
-              </w:rPr>
-              <w:t xml:space="preserve"> </w:t>
-            </w:r>
-          </w:p>
-        </w:tc>
-        <w:tc>
-          <w:tcPr>
-            <w:tcW w:type="dxa" w:w="1000"/>
+                <w:color w:val="000000"/>
+                <w:sz w:val="19"/>
+                <w:szCs w:val="19"/>
+              </w:rPr>
+              <w:t xml:space="preserve">S5</w:t>
+            </w:r>
+          </w:p>
+        </w:tc>
+        <w:tc>
+          <w:tcPr>
+            <w:tcW w:type="dxa" w:w="1150"/>
             <w:shd w:fill="F2F2F2" w:color="auto" w:val="clear"/>
             <w:tcMar>
               <w:top w:type="dxa" w:w="90"/>
@@ -3423,17 +3323,17 @@
           <w:p>
             <w:r>
               <w:rPr>
-                <w:color w:val="767171"/>
-                <w:sz w:val="19"/>
-                <w:szCs w:val="19"/>
-              </w:rPr>
-              <w:t xml:space="preserve"> </w:t>
-            </w:r>
-          </w:p>
-        </w:tc>
-        <w:tc>
-          <w:tcPr>
-            <w:tcW w:type="dxa" w:w="1500"/>
+                <w:color w:val="000000"/>
+                <w:sz w:val="19"/>
+                <w:szCs w:val="19"/>
+              </w:rPr>
+              <w:t xml:space="preserve">5</w:t>
+            </w:r>
+          </w:p>
+        </w:tc>
+        <w:tc>
+          <w:tcPr>
+            <w:tcW w:type="dxa" w:w="1150"/>
             <w:shd w:fill="F2F2F2" w:color="auto" w:val="clear"/>
             <w:tcMar>
               <w:top w:type="dxa" w:w="90"/>
@@ -3445,17 +3345,17 @@
           <w:p>
             <w:r>
               <w:rPr>
-                <w:color w:val="767171"/>
-                <w:sz w:val="19"/>
-                <w:szCs w:val="19"/>
-              </w:rPr>
-              <w:t xml:space="preserve"> </w:t>
-            </w:r>
-          </w:p>
-        </w:tc>
-        <w:tc>
-          <w:tcPr>
-            <w:tcW w:type="dxa" w:w="1900"/>
+                <w:color w:val="000000"/>
+                <w:sz w:val="19"/>
+                <w:szCs w:val="19"/>
+              </w:rPr>
+              <w:t xml:space="preserve">1</w:t>
+            </w:r>
+          </w:p>
+        </w:tc>
+        <w:tc>
+          <w:tcPr>
+            <w:tcW w:type="dxa" w:w="1250"/>
             <w:shd w:fill="F2F2F2" w:color="auto" w:val="clear"/>
             <w:tcMar>
               <w:top w:type="dxa" w:w="90"/>
@@ -3477,7 +3377,7 @@
         </w:tc>
         <w:tc>
           <w:tcPr>
-            <w:tcW w:type="dxa" w:w="1880"/>
+            <w:tcW w:type="dxa" w:w="1600"/>
             <w:shd w:fill="F2F2F2" w:color="auto" w:val="clear"/>
             <w:tcMar>
               <w:top w:type="dxa" w:w="90"/>
@@ -3499,7 +3399,340 @@
         </w:tc>
         <w:tc>
           <w:tcPr>
-            <w:tcW w:type="dxa" w:w="1880"/>
+            <w:tcW w:type="dxa" w:w="1150"/>
+            <w:shd w:fill="F2F2F2" w:color="auto" w:val="clear"/>
+            <w:tcMar>
+              <w:top w:type="dxa" w:w="90"/>
+              <w:left w:type="dxa" w:w="120"/>
+              <w:bottom w:type="dxa" w:w="90"/>
+              <w:right w:type="dxa" w:w="120"/>
+            </w:tcMar>
+          </w:tcPr>
+          <w:p>
+            <w:r>
+              <w:rPr>
+                <w:color w:val="767171"/>
+                <w:sz w:val="19"/>
+                <w:szCs w:val="19"/>
+              </w:rPr>
+              <w:t xml:space="preserve"> </w:t>
+            </w:r>
+          </w:p>
+        </w:tc>
+        <w:tc>
+          <w:tcPr>
+            <w:tcW w:type="dxa" w:w="1760"/>
+            <w:shd w:fill="F2F2F2" w:color="auto" w:val="clear"/>
+            <w:tcMar>
+              <w:top w:type="dxa" w:w="90"/>
+              <w:left w:type="dxa" w:w="120"/>
+              <w:bottom w:type="dxa" w:w="90"/>
+              <w:right w:type="dxa" w:w="120"/>
+            </w:tcMar>
+          </w:tcPr>
+          <w:p>
+            <w:r>
+              <w:rPr>
+                <w:color w:val="767171"/>
+                <w:sz w:val="19"/>
+                <w:szCs w:val="19"/>
+              </w:rPr>
+              <w:t xml:space="preserve"> </w:t>
+            </w:r>
+          </w:p>
+        </w:tc>
+      </w:tr>
+      <w:tr>
+        <w:trPr>
+          <w:cantSplit/>
+        </w:trPr>
+        <w:tc>
+          <w:tcPr>
+            <w:tcW w:type="dxa" w:w="1300"/>
+            <w:tcMar>
+              <w:top w:type="dxa" w:w="90"/>
+              <w:left w:type="dxa" w:w="120"/>
+              <w:bottom w:type="dxa" w:w="90"/>
+              <w:right w:type="dxa" w:w="120"/>
+            </w:tcMar>
+          </w:tcPr>
+          <w:p>
+            <w:r>
+              <w:rPr>
+                <w:color w:val="000000"/>
+                <w:sz w:val="19"/>
+                <w:szCs w:val="19"/>
+              </w:rPr>
+              <w:t xml:space="preserve">Mine</w:t>
+            </w:r>
+          </w:p>
+        </w:tc>
+        <w:tc>
+          <w:tcPr>
+            <w:tcW w:type="dxa" w:w="1150"/>
+            <w:tcMar>
+              <w:top w:type="dxa" w:w="90"/>
+              <w:left w:type="dxa" w:w="120"/>
+              <w:bottom w:type="dxa" w:w="90"/>
+              <w:right w:type="dxa" w:w="120"/>
+            </w:tcMar>
+          </w:tcPr>
+          <w:p>
+            <w:r>
+              <w:rPr>
+                <w:color w:val="000000"/>
+                <w:sz w:val="19"/>
+                <w:szCs w:val="19"/>
+              </w:rPr>
+              <w:t xml:space="preserve">1</w:t>
+            </w:r>
+          </w:p>
+        </w:tc>
+        <w:tc>
+          <w:tcPr>
+            <w:tcW w:type="dxa" w:w="1150"/>
+            <w:tcMar>
+              <w:top w:type="dxa" w:w="90"/>
+              <w:left w:type="dxa" w:w="120"/>
+              <w:bottom w:type="dxa" w:w="90"/>
+              <w:right w:type="dxa" w:w="120"/>
+            </w:tcMar>
+          </w:tcPr>
+          <w:p>
+            <w:r>
+              <w:rPr>
+                <w:color w:val="767171"/>
+                <w:sz w:val="19"/>
+                <w:szCs w:val="19"/>
+              </w:rPr>
+              <w:t xml:space="preserve"> </w:t>
+            </w:r>
+          </w:p>
+        </w:tc>
+        <w:tc>
+          <w:tcPr>
+            <w:tcW w:type="dxa" w:w="1250"/>
+            <w:tcMar>
+              <w:top w:type="dxa" w:w="90"/>
+              <w:left w:type="dxa" w:w="120"/>
+              <w:bottom w:type="dxa" w:w="90"/>
+              <w:right w:type="dxa" w:w="120"/>
+            </w:tcMar>
+          </w:tcPr>
+          <w:p>
+            <w:r>
+              <w:rPr>
+                <w:color w:val="767171"/>
+                <w:sz w:val="19"/>
+                <w:szCs w:val="19"/>
+              </w:rPr>
+              <w:t xml:space="preserve"> </w:t>
+            </w:r>
+          </w:p>
+        </w:tc>
+        <w:tc>
+          <w:tcPr>
+            <w:tcW w:type="dxa" w:w="1600"/>
+            <w:tcMar>
+              <w:top w:type="dxa" w:w="90"/>
+              <w:left w:type="dxa" w:w="120"/>
+              <w:bottom w:type="dxa" w:w="90"/>
+              <w:right w:type="dxa" w:w="120"/>
+            </w:tcMar>
+          </w:tcPr>
+          <w:p>
+            <w:r>
+              <w:rPr>
+                <w:color w:val="767171"/>
+                <w:sz w:val="19"/>
+                <w:szCs w:val="19"/>
+              </w:rPr>
+              <w:t xml:space="preserve"> </w:t>
+            </w:r>
+          </w:p>
+        </w:tc>
+        <w:tc>
+          <w:tcPr>
+            <w:tcW w:type="dxa" w:w="1150"/>
+            <w:tcMar>
+              <w:top w:type="dxa" w:w="90"/>
+              <w:left w:type="dxa" w:w="120"/>
+              <w:bottom w:type="dxa" w:w="90"/>
+              <w:right w:type="dxa" w:w="120"/>
+            </w:tcMar>
+          </w:tcPr>
+          <w:p>
+            <w:r>
+              <w:rPr>
+                <w:color w:val="767171"/>
+                <w:sz w:val="19"/>
+                <w:szCs w:val="19"/>
+              </w:rPr>
+              <w:t xml:space="preserve"> </w:t>
+            </w:r>
+          </w:p>
+        </w:tc>
+        <w:tc>
+          <w:tcPr>
+            <w:tcW w:type="dxa" w:w="1760"/>
+            <w:tcMar>
+              <w:top w:type="dxa" w:w="90"/>
+              <w:left w:type="dxa" w:w="120"/>
+              <w:bottom w:type="dxa" w:w="90"/>
+              <w:right w:type="dxa" w:w="120"/>
+            </w:tcMar>
+          </w:tcPr>
+          <w:p>
+            <w:r>
+              <w:rPr>
+                <w:color w:val="767171"/>
+                <w:sz w:val="19"/>
+                <w:szCs w:val="19"/>
+              </w:rPr>
+              <w:t xml:space="preserve"> </w:t>
+            </w:r>
+          </w:p>
+        </w:tc>
+      </w:tr>
+      <w:tr>
+        <w:trPr>
+          <w:cantSplit/>
+        </w:trPr>
+        <w:tc>
+          <w:tcPr>
+            <w:tcW w:type="dxa" w:w="1300"/>
+            <w:shd w:fill="F2F2F2" w:color="auto" w:val="clear"/>
+            <w:tcMar>
+              <w:top w:type="dxa" w:w="90"/>
+              <w:left w:type="dxa" w:w="120"/>
+              <w:bottom w:type="dxa" w:w="90"/>
+              <w:right w:type="dxa" w:w="120"/>
+            </w:tcMar>
+          </w:tcPr>
+          <w:p>
+            <w:r>
+              <w:rPr>
+                <w:color w:val="000000"/>
+                <w:sz w:val="19"/>
+                <w:szCs w:val="19"/>
+              </w:rPr>
+              <w:t xml:space="preserve">My choice</w:t>
+            </w:r>
+          </w:p>
+        </w:tc>
+        <w:tc>
+          <w:tcPr>
+            <w:tcW w:type="dxa" w:w="1150"/>
+            <w:shd w:fill="F2F2F2" w:color="auto" w:val="clear"/>
+            <w:tcMar>
+              <w:top w:type="dxa" w:w="90"/>
+              <w:left w:type="dxa" w:w="120"/>
+              <w:bottom w:type="dxa" w:w="90"/>
+              <w:right w:type="dxa" w:w="120"/>
+            </w:tcMar>
+          </w:tcPr>
+          <w:p>
+            <w:r>
+              <w:rPr>
+                <w:color w:val="767171"/>
+                <w:sz w:val="19"/>
+                <w:szCs w:val="19"/>
+              </w:rPr>
+              <w:t xml:space="preserve"> </w:t>
+            </w:r>
+          </w:p>
+        </w:tc>
+        <w:tc>
+          <w:tcPr>
+            <w:tcW w:type="dxa" w:w="1150"/>
+            <w:shd w:fill="F2F2F2" w:color="auto" w:val="clear"/>
+            <w:tcMar>
+              <w:top w:type="dxa" w:w="90"/>
+              <w:left w:type="dxa" w:w="120"/>
+              <w:bottom w:type="dxa" w:w="90"/>
+              <w:right w:type="dxa" w:w="120"/>
+            </w:tcMar>
+          </w:tcPr>
+          <w:p>
+            <w:r>
+              <w:rPr>
+                <w:color w:val="767171"/>
+                <w:sz w:val="19"/>
+                <w:szCs w:val="19"/>
+              </w:rPr>
+              <w:t xml:space="preserve"> </w:t>
+            </w:r>
+          </w:p>
+        </w:tc>
+        <w:tc>
+          <w:tcPr>
+            <w:tcW w:type="dxa" w:w="1250"/>
+            <w:shd w:fill="F2F2F2" w:color="auto" w:val="clear"/>
+            <w:tcMar>
+              <w:top w:type="dxa" w:w="90"/>
+              <w:left w:type="dxa" w:w="120"/>
+              <w:bottom w:type="dxa" w:w="90"/>
+              <w:right w:type="dxa" w:w="120"/>
+            </w:tcMar>
+          </w:tcPr>
+          <w:p>
+            <w:r>
+              <w:rPr>
+                <w:color w:val="767171"/>
+                <w:sz w:val="19"/>
+                <w:szCs w:val="19"/>
+              </w:rPr>
+              <w:t xml:space="preserve"> </w:t>
+            </w:r>
+          </w:p>
+        </w:tc>
+        <w:tc>
+          <w:tcPr>
+            <w:tcW w:type="dxa" w:w="1600"/>
+            <w:shd w:fill="F2F2F2" w:color="auto" w:val="clear"/>
+            <w:tcMar>
+              <w:top w:type="dxa" w:w="90"/>
+              <w:left w:type="dxa" w:w="120"/>
+              <w:bottom w:type="dxa" w:w="90"/>
+              <w:right w:type="dxa" w:w="120"/>
+            </w:tcMar>
+          </w:tcPr>
+          <w:p>
+            <w:r>
+              <w:rPr>
+                <w:color w:val="767171"/>
+                <w:sz w:val="19"/>
+                <w:szCs w:val="19"/>
+              </w:rPr>
+              <w:t xml:space="preserve"> </w:t>
+            </w:r>
+          </w:p>
+        </w:tc>
+        <w:tc>
+          <w:tcPr>
+            <w:tcW w:type="dxa" w:w="1150"/>
+            <w:shd w:fill="F2F2F2" w:color="auto" w:val="clear"/>
+            <w:tcMar>
+              <w:top w:type="dxa" w:w="90"/>
+              <w:left w:type="dxa" w:w="120"/>
+              <w:bottom w:type="dxa" w:w="90"/>
+              <w:right w:type="dxa" w:w="120"/>
+            </w:tcMar>
+          </w:tcPr>
+          <w:p>
+            <w:r>
+              <w:rPr>
+                <w:color w:val="767171"/>
+                <w:sz w:val="19"/>
+                <w:szCs w:val="19"/>
+              </w:rPr>
+              <w:t xml:space="preserve"> </w:t>
+            </w:r>
+          </w:p>
+        </w:tc>
+        <w:tc>
+          <w:tcPr>
+            <w:tcW w:type="dxa" w:w="1760"/>
             <w:shd w:fill="F2F2F2" w:color="auto" w:val="clear"/>
             <w:tcMar>
               <w:top w:type="dxa" w:w="90"/>
@@ -3534,7 +3767,7 @@
           <w:sz w:val="19"/>
           <w:szCs w:val="19"/>
         </w:rPr>
-        <w:t xml:space="preserve">Table 4. Sensitivity — the baseline and at least three more runs (km² of Snowbird).</w:t>
+        <w:t xml:space="preserve">Table 4. Sensitivity. My BYU ID ends in __, so Line_Weight = 0.005 × __ = ______.</w:t>
       </w:r>
     </w:p>
     <w:p>
@@ -3550,7 +3783,7 @@
           <w:sz w:val="22"/>
           <w:szCs w:val="22"/>
         </w:rPr>
-        <w:t xml:space="preserve">How much does moving the elevation bands change the map, in each direction? Use the altitude-class column to say why. (2 points)</w:t>
+        <w:t xml:space="preserve">Which weight moved the route, and which barely did — and why? Look at where the baseline runs. (2 points)</w:t>
       </w:r>
     </w:p>
     <w:p>
@@ -3580,7 +3813,7 @@
           <w:sz w:val="22"/>
           <w:szCs w:val="22"/>
         </w:rPr>
-        <w:t xml:space="preserve">How much does the combination rule change the map? For the same run, compare the three rules. Which would you publish, and to whom? (2 points)</w:t>
+        <w:t xml:space="preserve">How much longer than the 52.79 km straight line is your route, and what is it buying with the extra kilometers? (2 points)</w:t>
       </w:r>
     </w:p>
     <w:p>
@@ -3610,7 +3843,7 @@
           <w:sz w:val="22"/>
           <w:szCs w:val="22"/>
         </w:rPr>
-        <w:t xml:space="preserve">Where do the three rules agree, and where do they disagree most? Map Rule_Spread at shift 0 beside the imagery and say what terrain sits at 0 and at 4. (2 points)</w:t>
+        <w:t xml:space="preserve">What does the cost surface leave out — right-of-way, landowners, public opinion, line capacity — and what would you add? (2 points)</w:t>
       </w:r>
     </w:p>
     <w:p>
@@ -3625,6 +3858,11 @@
           <w:highlight w:val="yellow"/>
         </w:rPr>
         <w:t xml:space="preserve">[Your answer here.]</w:t>
+      </w:r>
+    </w:p>
+    <w:p>
+      <w:r>
+        <w:br w:type="page"/>
       </w:r>
     </w:p>
     <w:p>
@@ -3640,7 +3878,7 @@
           <w:sz w:val="28"/>
           <w:szCs w:val="28"/>
         </w:rPr>
-        <w:t xml:space="preserve">7.  Where the Map Is Wrong</w:t>
+        <w:t xml:space="preserve">7.  Maps</w:t>
       </w:r>
     </w:p>
     <w:p>
@@ -3655,42 +3893,7 @@
           <w:sz w:val="19"/>
           <w:szCs w:val="19"/>
         </w:rPr>
-        <w:t xml:space="preserve">Rubric: where the map is wrong and why, and what data would fix it (2 points). What the terrain-only model leaves out (snowpack, weather, wind loading, triggering, slope shape, ground cover, terrain traps), what a bare-earth 10 m DEM cannot show, and what Table 1 assumes — name each and the data that would fix it.</w:t>
-      </w:r>
-    </w:p>
-    <w:p>
-      <w:pPr>
-        <w:spacing w:after="260" w:before="0"/>
-      </w:pPr>
-      <w:r>
-        <w:rPr>
-          <w:i/>
-          <w:iCs/>
-          <w:color w:val="767171"/>
-          <w:highlight w:val="yellow"/>
-        </w:rPr>
-        <w:t xml:space="preserve">[Add your content here.]</w:t>
-      </w:r>
-    </w:p>
-    <w:p>
-      <w:r>
-        <w:br w:type="page"/>
-      </w:r>
-    </w:p>
-    <w:p>
-      <w:pPr>
-        <w:pStyle w:val="Heading1"/>
-        <w:spacing w:after="80" w:before="280"/>
-      </w:pPr>
-      <w:r>
-        <w:rPr>
-          <w:b/>
-          <w:bCs/>
-          <w:color w:val="1F3864"/>
-          <w:sz w:val="28"/>
-          <w:szCs w:val="28"/>
-        </w:rPr>
-        <w:t xml:space="preserve">8.  Maps</w:t>
+        <w:t xml:space="preserve">Both maps are full-page, 8.5 × 11. Put each on its own page. Use the same color for the baseline route on both, so a reader can compare them.</w:t>
       </w:r>
     </w:p>
     <w:p>
@@ -3705,22 +3908,7 @@
           <w:sz w:val="19"/>
           <w:szCs w:val="19"/>
         </w:rPr>
-        <w:t xml:space="preserve">Both maps are full-page, 8.5 × 11. Put each on its own page. Use the danger-scale colors on both, so a reader can compare them.</w:t>
-      </w:r>
-    </w:p>
-    <w:p>
-      <w:pPr>
-        <w:spacing w:after="160" w:before="60"/>
-      </w:pPr>
-      <w:r>
-        <w:rPr>
-          <w:i/>
-          <w:iCs/>
-          <w:color w:val="767171"/>
-          <w:sz w:val="19"/>
-          <w:szCs w:val="19"/>
-        </w:rPr>
-        <w:t xml:space="preserve">Must carry: title stating the rule and the elevation bands; neat line, north arrow and scale bar; a text box with author, date, map projection, and the DEM’s source and date; the hazard classes in the danger-scale colors, labeled Low to Extreme in a legend; the Snowbird boundary and labeled places; an inset locating Little Cottonwood Canyon; basemap, scale and legibility appropriate to the ski area.</w:t>
+        <w:t xml:space="preserve">Must carry: title, neat line, north arrow and scale bar; a text box with author, date, map projection, and the sources and dates of the data; the route and the two substations with a legend; existing lines, major roads, cities and major lakes; an inset of the cost surface with its legend; an imagery basemap.</w:t>
       </w:r>
     </w:p>
     <w:tbl>
@@ -3781,7 +3969,7 @@
           <w:sz w:val="19"/>
           <w:szCs w:val="19"/>
         </w:rPr>
-        <w:t xml:space="preserve">Map 1. Baseline — the geometric mean at shift 0.</w:t>
+        <w:t xml:space="preserve">Map 1. Baseline — the least-cost route at weights 1 and 1, with the cost surface as an inset.</w:t>
       </w:r>
     </w:p>
     <w:p>
@@ -3801,7 +3989,7 @@
           <w:sz w:val="19"/>
           <w:szCs w:val="19"/>
         </w:rPr>
-        <w:t xml:space="preserve">Everything Map 1 needs except the inset, plus: the title and text box say what changed from Map 1 and why this run was chosen.</w:t>
+        <w:t xml:space="preserve">Must carry: the baseline, your personal route and one other run, each in the legend; the endpoints and the existing lines; title, neat line, north arrow and scale bar; a text box with author, date, projection and sources; the title and text box say what changed from Map 1 and why this run was chosen.</w:t>
       </w:r>
     </w:p>
     <w:tbl>
@@ -3862,7 +4050,7 @@
           <w:sz w:val="19"/>
           <w:szCs w:val="19"/>
         </w:rPr>
-        <w:t xml:space="preserve">Map 2. Scenario — a different shift or rule from Step 9.</w:t>
+        <w:t xml:space="preserve">Map 2. My route and one other run beside the baseline.</w:t>
       </w:r>
     </w:p>
     <w:p>
@@ -3883,7 +4071,7 @@
           <w:sz w:val="28"/>
           <w:szCs w:val="28"/>
         </w:rPr>
-        <w:t xml:space="preserve">9.  References</w:t>
+        <w:t xml:space="preserve">8.  References</w:t>
       </w:r>
     </w:p>
     <w:p>
@@ -3898,7 +4086,7 @@
           <w:sz w:val="19"/>
           <w:szCs w:val="19"/>
         </w:rPr>
-        <w:t xml:space="preserve">Rubric: sources credited (part of the point for organized writing). Credit the DEM, the ski-area layer, the advisory behind Table 1, the basemap and anything else you relied on.</w:t>
+        <w:t xml:space="preserve">Rubric: sources credited (part of the point for organized writing). Credit the elevation, the UGRC layers, the basemap and anything else you relied on.</w:t>
       </w:r>
     </w:p>
     <w:p>
@@ -3928,7 +4116,7 @@
           <w:sz w:val="28"/>
           <w:szCs w:val="28"/>
         </w:rPr>
-        <w:t xml:space="preserve">10.  AI Use Statement</w:t>
+        <w:t xml:space="preserve">9.  AI Use Statement</w:t>
       </w:r>
     </w:p>
     <w:p>
@@ -3943,7 +4131,7 @@
           <w:sz w:val="19"/>
           <w:szCs w:val="19"/>
         </w:rPr>
-        <w:t xml:space="preserve">Course policy: one line saying what you used AI for. If you used none, say that. Expressions, class breaks, coordinate systems and areas come from your own work, never from a model. You do the work in ArcGIS Pro yourself: AI may not run it for you, put facts in your report you did not find, or redraw or “enhance” your figures (see the course AI policy).</w:t>
+        <w:t xml:space="preserve">Course policy: one line saying what you used AI for. If you used none, say that. Expressions, score tables, coordinate systems and lengths come from your own work, never from a model. You do the work in ArcGIS Pro yourself: AI may not run it for you, put facts in your report you did not find, or redraw or “enhance” your figures (see the course AI policy).</w:t>
       </w:r>
     </w:p>
     <w:p>
@@ -3978,7 +4166,7 @@
           <w:sz w:val="28"/>
           <w:szCs w:val="28"/>
         </w:rPr>
-        <w:t xml:space="preserve">11.  Self-Graded Rubric</w:t>
+        <w:t xml:space="preserve">10.  Self-Graded Rubric</w:t>
       </w:r>
     </w:p>
     <w:p>
@@ -4167,7 +4355,7 @@
                 <w:sz w:val="17"/>
                 <w:szCs w:val="17"/>
               </w:rPr>
-              <w:t xml:space="preserve">The three metadata values for the DEM and what each means for your result (2)</w:t>
+              <w:t xml:space="preserve">The three metadata values — the Roads "Last Update" date, what the municipal boundaries are for, what the power-line metadata does and does not say — and what each means for your route (2)</w:t>
             </w:r>
           </w:p>
           <w:p>
@@ -4184,7 +4372,7 @@
                 <w:sz w:val="17"/>
                 <w:szCs w:val="17"/>
               </w:rPr>
-              <w:t xml:space="preserve">The "all three agree" result and why it is the wrong answer (2)</w:t>
+              <w:t xml:space="preserve">Your check values from Steps 1 to 7: the selection counts, the cost range, and the route's length, accumulated cost and crossings (1)</w:t>
             </w:r>
           </w:p>
           <w:p>
@@ -4201,7 +4389,7 @@
                 <w:sz w:val="17"/>
                 <w:szCs w:val="17"/>
               </w:rPr>
-              <w:t xml:space="preserve">Where the map is wrong and why, and what data would fix it (2)</w:t>
+              <w:t xml:space="preserve">Where the route is unrealistic: two places on your route, each with coordinates, a cropped figure and the reason, and what data would fix it (3)</w:t>
             </w:r>
           </w:p>
           <w:p>
@@ -4316,7 +4504,7 @@
                 <w:sz w:val="17"/>
                 <w:szCs w:val="17"/>
               </w:rPr>
-              <w:t xml:space="preserve">The model runs end to end from its tool dialog and its Step 8 table of Snowbird's areas at shift 0 matches the check values (4)</w:t>
+              <w:t xml:space="preserve">The model runs from its tool dialog and, at the defaults, matches the check values: a 56.09 km route, 744,018 at the destination, 4 crossings (4)</w:t>
             </w:r>
           </w:p>
           <w:p>
@@ -4350,7 +4538,7 @@
                 <w:sz w:val="17"/>
                 <w:szCs w:val="17"/>
               </w:rPr>
-              <w:t xml:space="preserve">A screen capture of the toolbox interface with the shift parameter exposed (2)</w:t>
+              <w:t xml:space="preserve">A screen capture of the tool dialog with the two weights and the route exposed as parameters, and Lab10.atbx uploaded (2)</w:t>
             </w:r>
           </w:p>
           <w:p>
@@ -4367,7 +4555,7 @@
                 <w:sz w:val="17"/>
                 <w:szCs w:val="17"/>
               </w:rPr>
-              <w:t xml:space="preserve">A description of the model a reader could repeat from (2)</w:t>
+              <w:t xml:space="preserve">A description of the model a reader could repeat from, with the Select expressions, the score tables and the cost expression (2)</w:t>
             </w:r>
           </w:p>
         </w:tc>
@@ -4448,7 +4636,7 @@
                 <w:sz w:val="19"/>
                 <w:szCs w:val="19"/>
               </w:rPr>
-              <w:t xml:space="preserve">Map 1 — your baseline (full page, 8.5 × 11)</w:t>
+              <w:t xml:space="preserve">Map 1 — your baseline route</w:t>
             </w:r>
           </w:p>
           <w:p>
@@ -4465,7 +4653,7 @@
                 <w:sz w:val="17"/>
                 <w:szCs w:val="17"/>
               </w:rPr>
-              <w:t xml:space="preserve">Title stating the rule and the elevation bands (1)</w:t>
+              <w:t xml:space="preserve">Title, neat line, north arrow and scale bar (1)</w:t>
             </w:r>
           </w:p>
           <w:p>
@@ -4482,7 +4670,7 @@
                 <w:sz w:val="17"/>
                 <w:szCs w:val="17"/>
               </w:rPr>
-              <w:t xml:space="preserve">Neat line, north arrow and scale bar (1)</w:t>
+              <w:t xml:space="preserve">Text box with author, date, map projection, and the sources and dates of the data (1)</w:t>
             </w:r>
           </w:p>
           <w:p>
@@ -4499,7 +4687,7 @@
                 <w:sz w:val="17"/>
                 <w:szCs w:val="17"/>
               </w:rPr>
-              <w:t xml:space="preserve">Text box with author, date, map projection, and the DEM's source and date (1)</w:t>
+              <w:t xml:space="preserve">The route and the two substations clearly symbolized, with a legend (2)</w:t>
             </w:r>
           </w:p>
           <w:p>
@@ -4516,7 +4704,7 @@
                 <w:sz w:val="17"/>
                 <w:szCs w:val="17"/>
               </w:rPr>
-              <w:t xml:space="preserve">The hazard classes in the danger-scale colors, labeled Low to Extreme in a legend (2)</w:t>
+              <w:t xml:space="preserve">Existing lines, major roads, cities and major lakes symbolized and readable (2)</w:t>
             </w:r>
           </w:p>
           <w:p>
@@ -4533,7 +4721,7 @@
                 <w:sz w:val="17"/>
                 <w:szCs w:val="17"/>
               </w:rPr>
-              <w:t xml:space="preserve">The Snowbird boundary and labeled places (1)</w:t>
+              <w:t xml:space="preserve">An inset of the cost surface, the "virtual terrain", with its legend (2)</w:t>
             </w:r>
           </w:p>
           <w:p>
@@ -4550,7 +4738,88 @@
                 <w:sz w:val="17"/>
                 <w:szCs w:val="17"/>
               </w:rPr>
-              <w:t xml:space="preserve">An inset locating Little Cottonwood Canyon (2)</w:t>
+              <w:t xml:space="preserve">Imagery basemap, scale and legibility appropriate to the route (2)</w:t>
+            </w:r>
+          </w:p>
+        </w:tc>
+        <w:tc>
+          <w:tcPr>
+            <w:tcW w:type="dxa" w:w="900"/>
+            <w:tcMar>
+              <w:top w:type="dxa" w:w="90"/>
+              <w:left w:type="dxa" w:w="120"/>
+              <w:bottom w:type="dxa" w:w="90"/>
+              <w:right w:type="dxa" w:w="120"/>
+            </w:tcMar>
+          </w:tcPr>
+          <w:p>
+            <w:pPr>
+              <w:jc w:val="center"/>
+            </w:pPr>
+            <w:r>
+              <w:rPr>
+                <w:b w:val="false"/>
+                <w:bCs w:val="false"/>
+                <w:sz w:val="19"/>
+                <w:szCs w:val="19"/>
+              </w:rPr>
+              <w:t xml:space="preserve">10</w:t>
+            </w:r>
+          </w:p>
+        </w:tc>
+        <w:tc>
+          <w:tcPr>
+            <w:tcW w:type="dxa" w:w="1260"/>
+            <w:tcMar>
+              <w:top w:type="dxa" w:w="90"/>
+              <w:left w:type="dxa" w:w="120"/>
+              <w:bottom w:type="dxa" w:w="90"/>
+              <w:right w:type="dxa" w:w="120"/>
+            </w:tcMar>
+          </w:tcPr>
+          <w:p>
+            <w:pPr>
+              <w:jc w:val="center"/>
+            </w:pPr>
+            <w:r>
+              <w:rPr>
+                <w:b w:val="false"/>
+                <w:bCs w:val="false"/>
+                <w:sz w:val="19"/>
+                <w:szCs w:val="19"/>
+                <w:highlight w:val="yellow"/>
+              </w:rPr>
+              <w:t xml:space="preserve">___ / 10</w:t>
+            </w:r>
+          </w:p>
+        </w:tc>
+      </w:tr>
+      <w:tr>
+        <w:trPr>
+          <w:cantSplit/>
+        </w:trPr>
+        <w:tc>
+          <w:tcPr>
+            <w:tcW w:type="dxa" w:w="7200"/>
+            <w:tcMar>
+              <w:top w:type="dxa" w:w="90"/>
+              <w:left w:type="dxa" w:w="120"/>
+              <w:bottom w:type="dxa" w:w="90"/>
+              <w:right w:type="dxa" w:w="120"/>
+            </w:tcMar>
+          </w:tcPr>
+          <w:p>
+            <w:pPr>
+              <w:spacing w:after="60"/>
+            </w:pPr>
+            <w:r>
+              <w:rPr>
+                <w:b/>
+                <w:bCs/>
+                <w:sz w:val="19"/>
+                <w:szCs w:val="19"/>
+              </w:rPr>
+              <w:t xml:space="preserve">Map 2 — your route and one other run</w:t>
             </w:r>
           </w:p>
           <w:p>
@@ -4567,88 +4836,7 @@
                 <w:sz w:val="17"/>
                 <w:szCs w:val="17"/>
               </w:rPr>
-              <w:t xml:space="preserve">Basemap, scale and legibility appropriate to the ski area (2)</w:t>
-            </w:r>
-          </w:p>
-        </w:tc>
-        <w:tc>
-          <w:tcPr>
-            <w:tcW w:type="dxa" w:w="900"/>
-            <w:tcMar>
-              <w:top w:type="dxa" w:w="90"/>
-              <w:left w:type="dxa" w:w="120"/>
-              <w:bottom w:type="dxa" w:w="90"/>
-              <w:right w:type="dxa" w:w="120"/>
-            </w:tcMar>
-          </w:tcPr>
-          <w:p>
-            <w:pPr>
-              <w:jc w:val="center"/>
-            </w:pPr>
-            <w:r>
-              <w:rPr>
-                <w:b w:val="false"/>
-                <w:bCs w:val="false"/>
-                <w:sz w:val="19"/>
-                <w:szCs w:val="19"/>
-              </w:rPr>
-              <w:t xml:space="preserve">10</w:t>
-            </w:r>
-          </w:p>
-        </w:tc>
-        <w:tc>
-          <w:tcPr>
-            <w:tcW w:type="dxa" w:w="1260"/>
-            <w:tcMar>
-              <w:top w:type="dxa" w:w="90"/>
-              <w:left w:type="dxa" w:w="120"/>
-              <w:bottom w:type="dxa" w:w="90"/>
-              <w:right w:type="dxa" w:w="120"/>
-            </w:tcMar>
-          </w:tcPr>
-          <w:p>
-            <w:pPr>
-              <w:jc w:val="center"/>
-            </w:pPr>
-            <w:r>
-              <w:rPr>
-                <w:b w:val="false"/>
-                <w:bCs w:val="false"/>
-                <w:sz w:val="19"/>
-                <w:szCs w:val="19"/>
-                <w:highlight w:val="yellow"/>
-              </w:rPr>
-              <w:t xml:space="preserve">___ / 10</w:t>
-            </w:r>
-          </w:p>
-        </w:tc>
-      </w:tr>
-      <w:tr>
-        <w:trPr>
-          <w:cantSplit/>
-        </w:trPr>
-        <w:tc>
-          <w:tcPr>
-            <w:tcW w:type="dxa" w:w="7200"/>
-            <w:tcMar>
-              <w:top w:type="dxa" w:w="90"/>
-              <w:left w:type="dxa" w:w="120"/>
-              <w:bottom w:type="dxa" w:w="90"/>
-              <w:right w:type="dxa" w:w="120"/>
-            </w:tcMar>
-          </w:tcPr>
-          <w:p>
-            <w:pPr>
-              <w:spacing w:after="60"/>
-            </w:pPr>
-            <w:r>
-              <w:rPr>
-                <w:b/>
-                <w:bCs/>
-                <w:sz w:val="19"/>
-                <w:szCs w:val="19"/>
-              </w:rPr>
-              <w:t xml:space="preserve">Map 2 — one Step 9 scenario (full page, 8.5 × 11)</w:t>
+              <w:t xml:space="preserve">Title, neat line, north arrow and scale bar (1)</w:t>
             </w:r>
           </w:p>
           <w:p>
@@ -4665,7 +4853,7 @@
                 <w:sz w:val="17"/>
                 <w:szCs w:val="17"/>
               </w:rPr>
-              <w:t xml:space="preserve">Title stating the rule and the elevation bands (1)</w:t>
+              <w:t xml:space="preserve">Text box with author, date, map projection, and the sources and dates (1)</w:t>
             </w:r>
           </w:p>
           <w:p>
@@ -4682,7 +4870,7 @@
                 <w:sz w:val="17"/>
                 <w:szCs w:val="17"/>
               </w:rPr>
-              <w:t xml:space="preserve">Neat line, north arrow and scale bar (1)</w:t>
+              <w:t xml:space="preserve">The baseline, your personal route and one other run, each distinguishable in the legend (2)</w:t>
             </w:r>
           </w:p>
           <w:p>
@@ -4699,7 +4887,7 @@
                 <w:sz w:val="17"/>
                 <w:szCs w:val="17"/>
               </w:rPr>
-              <w:t xml:space="preserve">Text box with author, date, map projection, and the DEM's source and date (1)</w:t>
+              <w:t xml:space="preserve">The endpoints and the existing lines shown, so a reader can see what the routes follow (2)</w:t>
             </w:r>
           </w:p>
           <w:p>
@@ -4716,7 +4904,7 @@
                 <w:sz w:val="17"/>
                 <w:szCs w:val="17"/>
               </w:rPr>
-              <w:t xml:space="preserve">The hazard classes in the danger-scale colors, labeled Low to Extreme in a legend (2)</w:t>
+              <w:t xml:space="preserve">Title and text box say what changed from Map 1 and why this run was chosen (2)</w:t>
             </w:r>
           </w:p>
           <w:p>
@@ -4733,7 +4921,88 @@
                 <w:sz w:val="17"/>
                 <w:szCs w:val="17"/>
               </w:rPr>
-              <w:t xml:space="preserve">The Snowbird boundary and labeled places (1)</w:t>
+              <w:t xml:space="preserve">Imagery basemap, scale and legibility (2)</w:t>
+            </w:r>
+          </w:p>
+        </w:tc>
+        <w:tc>
+          <w:tcPr>
+            <w:tcW w:type="dxa" w:w="900"/>
+            <w:tcMar>
+              <w:top w:type="dxa" w:w="90"/>
+              <w:left w:type="dxa" w:w="120"/>
+              <w:bottom w:type="dxa" w:w="90"/>
+              <w:right w:type="dxa" w:w="120"/>
+            </w:tcMar>
+          </w:tcPr>
+          <w:p>
+            <w:pPr>
+              <w:jc w:val="center"/>
+            </w:pPr>
+            <w:r>
+              <w:rPr>
+                <w:b w:val="false"/>
+                <w:bCs w:val="false"/>
+                <w:sz w:val="19"/>
+                <w:szCs w:val="19"/>
+              </w:rPr>
+              <w:t xml:space="preserve">10</w:t>
+            </w:r>
+          </w:p>
+        </w:tc>
+        <w:tc>
+          <w:tcPr>
+            <w:tcW w:type="dxa" w:w="1260"/>
+            <w:tcMar>
+              <w:top w:type="dxa" w:w="90"/>
+              <w:left w:type="dxa" w:w="120"/>
+              <w:bottom w:type="dxa" w:w="90"/>
+              <w:right w:type="dxa" w:w="120"/>
+            </w:tcMar>
+          </w:tcPr>
+          <w:p>
+            <w:pPr>
+              <w:jc w:val="center"/>
+            </w:pPr>
+            <w:r>
+              <w:rPr>
+                <w:b w:val="false"/>
+                <w:bCs w:val="false"/>
+                <w:sz w:val="19"/>
+                <w:szCs w:val="19"/>
+                <w:highlight w:val="yellow"/>
+              </w:rPr>
+              <w:t xml:space="preserve">___ / 10</w:t>
+            </w:r>
+          </w:p>
+        </w:tc>
+      </w:tr>
+      <w:tr>
+        <w:trPr>
+          <w:cantSplit/>
+        </w:trPr>
+        <w:tc>
+          <w:tcPr>
+            <w:tcW w:type="dxa" w:w="7200"/>
+            <w:tcMar>
+              <w:top w:type="dxa" w:w="90"/>
+              <w:left w:type="dxa" w:w="120"/>
+              <w:bottom w:type="dxa" w:w="90"/>
+              <w:right w:type="dxa" w:w="120"/>
+            </w:tcMar>
+          </w:tcPr>
+          <w:p>
+            <w:pPr>
+              <w:spacing w:after="60"/>
+            </w:pPr>
+            <w:r>
+              <w:rPr>
+                <w:b/>
+                <w:bCs/>
+                <w:sz w:val="19"/>
+                <w:szCs w:val="19"/>
+              </w:rPr>
+              <w:t xml:space="preserve">Sensitivity (Step 9)</w:t>
             </w:r>
           </w:p>
           <w:p>
@@ -4750,7 +5019,7 @@
                 <w:sz w:val="17"/>
                 <w:szCs w:val="17"/>
               </w:rPr>
-              <w:t xml:space="preserve">Title and text box say what changed from Map 1 and why this run was chosen (2)</w:t>
+              <w:t xml:space="preserve">One table with the baseline and at least five runs — including your BYU ID's last two digits and Line_Weight — giving the weights, length, accumulated cost, crossings and the largest distance from the baseline (4)</w:t>
             </w:r>
           </w:p>
           <w:p>
@@ -4767,88 +5036,7 @@
                 <w:sz w:val="17"/>
                 <w:szCs w:val="17"/>
               </w:rPr>
-              <w:t xml:space="preserve">Basemap, scale and legibility appropriate to the ski area (2)</w:t>
-            </w:r>
-          </w:p>
-        </w:tc>
-        <w:tc>
-          <w:tcPr>
-            <w:tcW w:type="dxa" w:w="900"/>
-            <w:tcMar>
-              <w:top w:type="dxa" w:w="90"/>
-              <w:left w:type="dxa" w:w="120"/>
-              <w:bottom w:type="dxa" w:w="90"/>
-              <w:right w:type="dxa" w:w="120"/>
-            </w:tcMar>
-          </w:tcPr>
-          <w:p>
-            <w:pPr>
-              <w:jc w:val="center"/>
-            </w:pPr>
-            <w:r>
-              <w:rPr>
-                <w:b w:val="false"/>
-                <w:bCs w:val="false"/>
-                <w:sz w:val="19"/>
-                <w:szCs w:val="19"/>
-              </w:rPr>
-              <w:t xml:space="preserve">10</w:t>
-            </w:r>
-          </w:p>
-        </w:tc>
-        <w:tc>
-          <w:tcPr>
-            <w:tcW w:type="dxa" w:w="1260"/>
-            <w:tcMar>
-              <w:top w:type="dxa" w:w="90"/>
-              <w:left w:type="dxa" w:w="120"/>
-              <w:bottom w:type="dxa" w:w="90"/>
-              <w:right w:type="dxa" w:w="120"/>
-            </w:tcMar>
-          </w:tcPr>
-          <w:p>
-            <w:pPr>
-              <w:jc w:val="center"/>
-            </w:pPr>
-            <w:r>
-              <w:rPr>
-                <w:b w:val="false"/>
-                <w:bCs w:val="false"/>
-                <w:sz w:val="19"/>
-                <w:szCs w:val="19"/>
-                <w:highlight w:val="yellow"/>
-              </w:rPr>
-              <w:t xml:space="preserve">___ / 10</w:t>
-            </w:r>
-          </w:p>
-        </w:tc>
-      </w:tr>
-      <w:tr>
-        <w:trPr>
-          <w:cantSplit/>
-        </w:trPr>
-        <w:tc>
-          <w:tcPr>
-            <w:tcW w:type="dxa" w:w="7200"/>
-            <w:tcMar>
-              <w:top w:type="dxa" w:w="90"/>
-              <w:left w:type="dxa" w:w="120"/>
-              <w:bottom w:type="dxa" w:w="90"/>
-              <w:right w:type="dxa" w:w="120"/>
-            </w:tcMar>
-          </w:tcPr>
-          <w:p>
-            <w:pPr>
-              <w:spacing w:after="60"/>
-            </w:pPr>
-            <w:r>
-              <w:rPr>
-                <w:b/>
-                <w:bCs/>
-                <w:sz w:val="19"/>
-                <w:szCs w:val="19"/>
-              </w:rPr>
-              <w:t xml:space="preserve">Sensitivity (Step 9)</w:t>
+              <w:t xml:space="preserve">Which weight moved the route and which barely did, and why (2)</w:t>
             </w:r>
           </w:p>
           <w:p>
@@ -4865,7 +5053,7 @@
                 <w:sz w:val="17"/>
                 <w:szCs w:val="17"/>
               </w:rPr>
-              <w:t xml:space="preserve">One table with the baseline and at least three more runs, giving the shift, the altitude-class-5 area, and the High + Extreme area of Snowbird under each of the three rules (4)</w:t>
+              <w:t xml:space="preserve">How much longer than the straight line your route is, and what the extra kilometers buy (2)</w:t>
             </w:r>
           </w:p>
           <w:p>
@@ -4882,41 +5070,7 @@
                 <w:sz w:val="17"/>
                 <w:szCs w:val="17"/>
               </w:rPr>
-              <w:t xml:space="preserve">How much moving the elevation bands changes the map in each direction, and why (2)</w:t>
-            </w:r>
-          </w:p>
-          <w:p>
-            <w:pPr>
-              <w:pStyle w:val="ListParagraph"/>
-              <w:numPr>
-                <w:ilvl w:val="0"/>
-                <w:numId w:val="3"/>
-              </w:numPr>
-              <w:spacing w:after="40"/>
-            </w:pPr>
-            <w:r>
-              <w:rPr>
-                <w:sz w:val="17"/>
-                <w:szCs w:val="17"/>
-              </w:rPr>
-              <w:t xml:space="preserve">How much the combination rule changes the map, and which rule you would publish and why (2)</w:t>
-            </w:r>
-          </w:p>
-          <w:p>
-            <w:pPr>
-              <w:pStyle w:val="ListParagraph"/>
-              <w:numPr>
-                <w:ilvl w:val="0"/>
-                <w:numId w:val="3"/>
-              </w:numPr>
-              <w:spacing w:after="40"/>
-            </w:pPr>
-            <w:r>
-              <w:rPr>
-                <w:sz w:val="17"/>
-                <w:szCs w:val="17"/>
-              </w:rPr>
-              <w:t xml:space="preserve">Where the rules agree and disagree (Rule_Spread), and what terrain that is (2)</w:t>
+              <w:t xml:space="preserve">What the cost surface leaves out, and what you would add (2)</w:t>
             </w:r>
           </w:p>
         </w:tc>
